--- a/downloads/student/ai-6-week-13.docx
+++ b/downloads/student/ai-6-week-13.docx
@@ -802,6 +802,16 @@
     <w:p>
       <w:r>
         <w:t>This graph checks sequence, not the correctness of the fetched parcel data.</w:t>
+      </w:r>
+    </w:p>
+    <w:p>
+      <w:r>
+        <w:t>Read the labelled picture: Trace A and B through the state diagram. Name B’s forbidden transition and explain whether adding checking→querying permits that shortcut.</w:t>
+      </w:r>
+    </w:p>
+    <w:p>
+      <w:r>
+        <w:t>Change one thing: Add checking→querying as a permitted retry. Predict the result before checking the explanation. What remains the same?</w:t>
       </w:r>
     </w:p>
     <w:p>
@@ -1920,6 +1930,187 @@
         <w:t>Attempt the independent case before hints. Record whether you worked alone, used a hint or followed a model. After feedback, fix the first unsupported step and explain why it changed. A later check uses a changed case, not a copied answer.</w:t>
       </w:r>
     </w:p>
+    <w:p>
+      <w:pPr>
+        <w:pStyle w:val="Heading1"/>
+      </w:pPr>
+      <w:r>
+        <w:t>15. Your lesson route</w:t>
+      </w:r>
+    </w:p>
+    <w:p>
+      <w:r>
+        <w:t>Start with this question: A parcel lookup state machine. An agent may follow idle→querying→checking→complete; complete is terminal.</w:t>
+      </w:r>
+    </w:p>
+    <w:tbl>
+      <w:tblPr>
+        <w:tblStyle w:val="LightShading-Accent1"/>
+        <w:tblW w:type="auto" w:w="0"/>
+        <w:tblLook w:firstColumn="1" w:firstRow="1" w:lastColumn="0" w:lastRow="0" w:noHBand="0" w:noVBand="1" w:val="04A0"/>
+      </w:tblPr>
+      <w:tblGrid>
+        <w:gridCol w:w="5112"/>
+        <w:gridCol w:w="5112"/>
+      </w:tblGrid>
+      <w:tr>
+        <w:trPr>
+          <w:tblHeader/>
+        </w:trPr>
+        <w:tc>
+          <w:tcPr>
+            <w:tcW w:type="dxa" w:w="5112"/>
+          </w:tcPr>
+          <w:p>
+            <w:r>
+              <w:t>By the end, I can</w:t>
+            </w:r>
+          </w:p>
+        </w:tc>
+        <w:tc>
+          <w:tcPr>
+            <w:tcW w:type="dxa" w:w="5112"/>
+          </w:tcPr>
+          <w:p>
+            <w:r>
+              <w:t>How I will show it</w:t>
+            </w:r>
+          </w:p>
+        </w:tc>
+      </w:tr>
+      <w:tr>
+        <w:tc>
+          <w:tcPr>
+            <w:tcW w:type="dxa" w:w="5112"/>
+          </w:tcPr>
+          <w:p>
+            <w:r>
+              <w:t>Explain the mechanism and terminology of state machines for bounded agents</w:t>
+            </w:r>
+          </w:p>
+        </w:tc>
+        <w:tc>
+          <w:tcPr>
+            <w:tcW w:type="dxa" w:w="5112"/>
+          </w:tcPr>
+          <w:p>
+            <w:r>
+              <w:t>Explain the deciding step, show a trace or test, and state one limit.</w:t>
+            </w:r>
+          </w:p>
+        </w:tc>
+      </w:tr>
+      <w:tr>
+        <w:tc>
+          <w:tcPr>
+            <w:tcW w:type="dxa" w:w="5112"/>
+          </w:tcPr>
+          <w:p>
+            <w:r>
+              <w:t>Apply the stated procedure to a new case with a traceable result</w:t>
+            </w:r>
+          </w:p>
+        </w:tc>
+        <w:tc>
+          <w:tcPr>
+            <w:tcW w:type="dxa" w:w="5112"/>
+          </w:tcPr>
+          <w:p>
+            <w:r>
+              <w:t>Explain the deciding step, show a trace or test, and state one limit.</w:t>
+            </w:r>
+          </w:p>
+        </w:tc>
+      </w:tr>
+      <w:tr>
+        <w:tc>
+          <w:tcPr>
+            <w:tcW w:type="dxa" w:w="5112"/>
+          </w:tcPr>
+          <w:p>
+            <w:r>
+              <w:t>Identify an assumption or limitation and design a revealing follow-up</w:t>
+            </w:r>
+          </w:p>
+        </w:tc>
+        <w:tc>
+          <w:tcPr>
+            <w:tcW w:type="dxa" w:w="5112"/>
+          </w:tcPr>
+          <w:p>
+            <w:r>
+              <w:t>Explain the deciding step, show a trace or test, and state one limit.</w:t>
+            </w:r>
+          </w:p>
+        </w:tc>
+      </w:tr>
+    </w:tbl>
+    <w:p>
+      <w:r>
+        <w:t>Remember → watch and explain → try with help → investigate → try independently → keep project evidence. Your teacher may spread this lesson across several classes.</w:t>
+      </w:r>
+    </w:p>
+    <w:p>
+      <w:r>
+        <w:t>Keep your first prediction. Compare it with what the evidence shows and explain any change.</w:t>
+      </w:r>
+    </w:p>
+    <w:p>
+      <w:pPr>
+        <w:pStyle w:val="Heading1"/>
+      </w:pPr>
+      <w:r>
+        <w:t>16. Finish and return</w:t>
+      </w:r>
+    </w:p>
+    <w:p>
+      <w:r>
+        <w:t>Close your notes. Explain this goal in your own words: Explain the mechanism and terminology of state machines for bounded agents</w:t>
+      </w:r>
+    </w:p>
+    <w:p>
+      <w:pPr>
+        <w:pStyle w:val="Heading3"/>
+      </w:pPr>
+      <w:r>
+        <w:t>My deciding step, evidence and one remaining question</w:t>
+      </w:r>
+    </w:p>
+    <w:p>
+      <w:r>
+        <w:t>________________________________________________________________</w:t>
+      </w:r>
+    </w:p>
+    <w:p>
+      <w:r>
+        <w:t>________________________________________________________________</w:t>
+      </w:r>
+    </w:p>
+    <w:p>
+      <w:r>
+        <w:t>________________________________________________________________</w:t>
+      </w:r>
+    </w:p>
+    <w:p>
+      <w:r>
+        <w:t>________________________________________________________________</w:t>
+      </w:r>
+    </w:p>
+    <w:p>
+      <w:r>
+        <w:t>________________________________________________________________</w:t>
+      </w:r>
+    </w:p>
+    <w:p>
+      <w:r>
+        <w:t>If you are unsure, return to the worked picture and explain one arrow. If you are ready, change an input or assumption and justify your prediction.</w:t>
+      </w:r>
+    </w:p>
+    <w:p>
+      <w:r>
+        <w:t>Save your workbook evidence. At the next review, try a different case before opening your old answer.</w:t>
+      </w:r>
+    </w:p>
     <w:sectPr>
       <w:pgSz w:w="12240" w:h="15840"/>
       <w:pgMar w:top="936" w:right="1008" w:bottom="936" w:left="1008" w:header="720" w:footer="720" w:gutter="0"/>

--- a/downloads/student/ai-6-week-13.docx
+++ b/downloads/student/ai-6-week-13.docx
@@ -2111,6 +2111,215 @@
         <w:t>Save your workbook evidence. At the next review, try a different case before opening your old answer.</w:t>
       </w:r>
     </w:p>
+    <w:p>
+      <w:pPr>
+        <w:pStyle w:val="Heading1"/>
+      </w:pPr>
+      <w:r>
+        <w:t>17. Supported practice, repair and portfolio</w:t>
+      </w:r>
+    </w:p>
+    <w:p>
+      <w:r>
+        <w:t>Use this supported practice once, in the browser or on paper. Keep the reserved independent assessment for a separate first attempt before teacher feedback.</w:t>
+      </w:r>
+    </w:p>
+    <w:p>
+      <w:r>
+        <w:t>A parcel lookup state machine. An agent may follow idle→querying→checking→complete; complete is terminal.</w:t>
+      </w:r>
+    </w:p>
+    <w:p>
+      <w:pPr>
+        <w:pStyle w:val="Heading3"/>
+      </w:pPr>
+      <w:r>
+        <w:t>Practice 1: explain the deciding evidence</w:t>
+      </w:r>
+    </w:p>
+    <w:p>
+      <w:r>
+        <w:t>Which labelled step matches this detail? Querying→complete skips checking and is invalid.</w:t>
+      </w:r>
+    </w:p>
+    <w:p>
+      <w:r>
+        <w:t>1. Follow A</w:t>
+      </w:r>
+    </w:p>
+    <w:p>
+      <w:r>
+        <w:t>2. Read arrows</w:t>
+      </w:r>
+    </w:p>
+    <w:p>
+      <w:r>
+        <w:t>3. Inspect B</w:t>
+      </w:r>
+    </w:p>
+    <w:p>
+      <w:pPr>
+        <w:pStyle w:val="Heading3"/>
+      </w:pPr>
+      <w:r>
+        <w:t>My selected conclusion, deciding fact and explanation</w:t>
+      </w:r>
+    </w:p>
+    <w:p>
+      <w:r>
+        <w:t>________________________________________________________________</w:t>
+      </w:r>
+    </w:p>
+    <w:p>
+      <w:r>
+        <w:t>________________________________________________________________</w:t>
+      </w:r>
+    </w:p>
+    <w:p>
+      <w:r>
+        <w:t>________________________________________________________________</w:t>
+      </w:r>
+    </w:p>
+    <w:p>
+      <w:r>
+        <w:t>________________________________________________________________</w:t>
+      </w:r>
+    </w:p>
+    <w:p>
+      <w:r>
+        <w:t>________________________________________________________________</w:t>
+      </w:r>
+    </w:p>
+    <w:p>
+      <w:r>
+        <w:t>Hint if needed: Read the steps in the pictorial case. Match the supplied detail to the stage that performs or records it.</w:t>
+      </w:r>
+    </w:p>
+    <w:p>
+      <w:r>
+        <w:t>After your attempt, compare with the supported explanation: Inspect B Querying→complete skips checking and is invalid. A state machine bounds action order. A plausible final state does not establish that the path was valid.</w:t>
+      </w:r>
+    </w:p>
+    <w:p>
+      <w:pPr>
+        <w:pStyle w:val="Heading3"/>
+      </w:pPr>
+      <w:r>
+        <w:t>Practice 2: explain the deciding evidence</w:t>
+      </w:r>
+    </w:p>
+    <w:p>
+      <w:r>
+        <w:t>Changed-case practice: Add checking→querying as a permitted retry. Which conclusion is supported by the supplied facts?</w:t>
+      </w:r>
+    </w:p>
+    <w:p>
+      <w:r>
+        <w:t>1. That retry becomes valid; querying→complete stays forbidden.</w:t>
+      </w:r>
+    </w:p>
+    <w:p>
+      <w:r>
+        <w:t>2. This one example guarantees correct results for every future input.</w:t>
+      </w:r>
+    </w:p>
+    <w:p>
+      <w:r>
+        <w:t>3. We can decide the result without examining the changed input or the procedure.</w:t>
+      </w:r>
+    </w:p>
+    <w:p>
+      <w:pPr>
+        <w:pStyle w:val="Heading3"/>
+      </w:pPr>
+      <w:r>
+        <w:t>My selected conclusion, deciding fact and explanation</w:t>
+      </w:r>
+    </w:p>
+    <w:p>
+      <w:r>
+        <w:t>________________________________________________________________</w:t>
+      </w:r>
+    </w:p>
+    <w:p>
+      <w:r>
+        <w:t>________________________________________________________________</w:t>
+      </w:r>
+    </w:p>
+    <w:p>
+      <w:r>
+        <w:t>________________________________________________________________</w:t>
+      </w:r>
+    </w:p>
+    <w:p>
+      <w:r>
+        <w:t>________________________________________________________________</w:t>
+      </w:r>
+    </w:p>
+    <w:p>
+      <w:r>
+        <w:t>________________________________________________________________</w:t>
+      </w:r>
+    </w:p>
+    <w:p>
+      <w:r>
+        <w:t>Hint if needed: Use the changed condition and the deciding step in the pictorial trace. The answer must say what follows from those facts.</w:t>
+      </w:r>
+    </w:p>
+    <w:p>
+      <w:r>
+        <w:t>After your attempt, compare with the supported explanation: That retry becomes valid; querying→complete stays forbidden. Adding one arrow does not authorise unrelated shortcuts.</w:t>
+      </w:r>
+    </w:p>
+    <w:p>
+      <w:pPr>
+        <w:pStyle w:val="Heading3"/>
+      </w:pPr>
+      <w:r>
+        <w:t>Repair a missing building block</w:t>
+      </w:r>
+    </w:p>
+    <w:p>
+      <w:r>
+        <w:t>Review Logs traces and privacy (ai-6/12). Goal: Explain the mechanism and terminology of logs traces and privacy. Short practice: Identify the purpose of R17, C8 and 240 ms in the trace. Which field is deliberately omitted, and why would logging the whole question violate this design?. Return to this week and explain what you changed.</w:t>
+      </w:r>
+    </w:p>
+    <w:p>
+      <w:r>
+        <w:t>Review Evaluation pipelines (ai-6/10). Goal: Explain the mechanism and terminology of evaluation pipelines. Short practice: Calculate A’s and B’s correct rates on all four cases. Identify their shared failure and explain why removing that case after scoring changes the honesty of the comparison.. Return to this week and explain what you changed.</w:t>
+      </w:r>
+    </w:p>
+    <w:p>
+      <w:r>
+        <w:t>Review Testing pure components (ai-6/7). Goal: Explain the mechanism and terminology of testing pure components. Short practice: Predict the formatter outputs for 7 and 12, including spacing. Why does input 0 need rejection under this contract rather than an ordinary formatted response?. Return to this week and explain what you changed.</w:t>
+      </w:r>
+    </w:p>
+    <w:p>
+      <w:pPr>
+        <w:pStyle w:val="Heading3"/>
+      </w:pPr>
+      <w:r>
+        <w:t>Predict, run and debug</w:t>
+      </w:r>
+    </w:p>
+    <w:p>
+      <w:r>
+        <w:t>The browser lab lets you edit the supported Python examples already included in this lesson. Predict first, run, inspect the actual output or error, change one input, then run again. Keep code, predictions, actual results and a reasoned revision together. On paper, label your result as a trace rather than an execution.</w:t>
+      </w:r>
+    </w:p>
+    <w:p>
+      <w:pPr>
+        <w:pStyle w:val="Heading3"/>
+      </w:pPr>
+      <w:r>
+        <w:t>Keep your completed work</w:t>
+      </w:r>
+    </w:p>
+    <w:p>
+      <w:r>
+        <w:t>Use Download completed work in the hosted lesson to export your answers, reflections, practice feedback and code-run evidence. Open the HTML copy to read or print it. Drafts stay in this browser when storage is available; clear drafts on a shared device.</w:t>
+      </w:r>
+    </w:p>
     <w:sectPr>
       <w:pgSz w:w="12240" w:h="15840"/>
       <w:pgMar w:top="936" w:right="1008" w:bottom="936" w:left="1008" w:header="720" w:footer="720" w:gutter="0"/>

--- a/downloads/student/ai-6-week-13.docx
+++ b/downloads/student/ai-6-week-13.docx
@@ -42,6 +42,11 @@
       </w:r>
     </w:p>
     <w:p>
+      <w:r>
+        <w:t>Start with the target: Explain the mechanism and terminology of state machines for bounded agents. Try the recall before opening notes.</w:t>
+      </w:r>
+    </w:p>
+    <w:p>
       <w:pPr>
         <w:pStyle w:val="Heading3"/>
       </w:pPr>
@@ -50,17 +55,71 @@
       </w:r>
     </w:p>
     <w:p>
-      <w:r>
-        <w:t>I can explain the mechanism and terminology of state machines for bounded agents.</w:t>
-      </w:r>
-    </w:p>
-    <w:p>
-      <w:r>
-        <w:t>I can apply the stated procedure to a new case with a traceable result.</w:t>
-      </w:r>
-    </w:p>
-    <w:p>
-      <w:r>
+      <w:pPr>
+        <w:spacing w:line="336" w:lineRule="auto" w:after="180"/>
+      </w:pPr>
+      <w:r>
+        <w:rPr>
+          <w:b w:val="0"/>
+        </w:rPr>
+        <w:t xml:space="preserve">I can explain the </w:t>
+      </w:r>
+      <w:r>
+        <w:rPr>
+          <w:b/>
+        </w:rPr>
+        <w:t>mechanism</w:t>
+      </w:r>
+      <w:r>
+        <w:rPr>
+          <w:b w:val="0"/>
+        </w:rPr>
+        <w:t xml:space="preserve"> and terminology of </w:t>
+      </w:r>
+      <w:r>
+        <w:rPr>
+          <w:b/>
+        </w:rPr>
+        <w:t>state</w:t>
+      </w:r>
+      <w:r>
+        <w:rPr>
+          <w:b w:val="0"/>
+        </w:rPr>
+        <w:t xml:space="preserve"> machines for bounded agents.</w:t>
+      </w:r>
+    </w:p>
+    <w:p>
+      <w:pPr>
+        <w:spacing w:line="336" w:lineRule="auto" w:after="180"/>
+      </w:pPr>
+      <w:r>
+        <w:rPr>
+          <w:b w:val="0"/>
+        </w:rPr>
+        <w:t xml:space="preserve">I can apply the </w:t>
+      </w:r>
+      <w:r>
+        <w:rPr>
+          <w:b/>
+        </w:rPr>
+        <w:t>state</w:t>
+      </w:r>
+      <w:r>
+        <w:rPr>
+          <w:b w:val="0"/>
+        </w:rPr>
+        <w:t>d procedure to a new case with a traceable result.</w:t>
+      </w:r>
+    </w:p>
+    <w:p>
+      <w:pPr>
+        <w:spacing w:line="336" w:lineRule="auto" w:after="180"/>
+      </w:pPr>
+      <w:r>
+        <w:rPr>
+          <w:b w:val="0"/>
+        </w:rPr>
         <w:t>I can identify an assumption or limitation and design a revealing follow-up.</w:t>
       </w:r>
     </w:p>
@@ -73,47 +132,149 @@
       </w:r>
     </w:p>
     <w:p>
-      <w:r>
+      <w:pPr>
+        <w:spacing w:line="336" w:lineRule="auto" w:after="180"/>
+      </w:pPr>
+      <w:r>
+        <w:rPr>
+          <w:b w:val="0"/>
+        </w:rPr>
         <w:t>Close your notes first. A rough first answer helps us choose the right starting point; it is not a score for your ability.</w:t>
       </w:r>
     </w:p>
     <w:p>
-      <w:r>
+      <w:pPr>
+        <w:spacing w:line="336" w:lineRule="auto" w:after="180"/>
+      </w:pPr>
+      <w:r>
+        <w:rPr>
+          <w:b w:val="0"/>
+        </w:rPr>
         <w:t>Without opening the old lesson, explain one key idea from Logs traces and privacy. Give an example and a mistake that the idea helps you avoid.</w:t>
       </w:r>
     </w:p>
     <w:p>
-      <w:r>
+      <w:pPr>
+        <w:spacing w:line="336" w:lineRule="auto" w:after="180"/>
+      </w:pPr>
+      <w:r>
+        <w:rPr>
+          <w:b w:val="0"/>
+        </w:rPr>
         <w:t>Without opening the old lesson, explain one key idea from Evaluation pipelines. Give an example and a mistake that the idea helps you avoid.</w:t>
       </w:r>
     </w:p>
     <w:p>
-      <w:r>
+      <w:pPr>
+        <w:spacing w:line="336" w:lineRule="auto" w:after="180"/>
+      </w:pPr>
+      <w:r>
+        <w:rPr>
+          <w:b w:val="0"/>
+        </w:rPr>
         <w:t>Without opening the old lesson, explain one key idea from Testing pure components. Give an example and a mistake that the idea helps you avoid.</w:t>
       </w:r>
     </w:p>
     <w:p>
-      <w:r>
-        <w:t>After trying, check the relevant lesson or ask your teacher. Change the part of your explanation that the evidence shows was wrong.</w:t>
-      </w:r>
-    </w:p>
-    <w:p>
-      <w:r>
+      <w:pPr>
+        <w:spacing w:line="336" w:lineRule="auto" w:after="180"/>
+      </w:pPr>
+      <w:r>
+        <w:rPr>
+          <w:b w:val="0"/>
+        </w:rPr>
+        <w:t xml:space="preserve">After trying, check the relevant lesson or ask your teacher. Change the part of your explanation that the </w:t>
+      </w:r>
+      <w:r>
+        <w:rPr>
+          <w:b/>
+        </w:rPr>
+        <w:t>evidence</w:t>
+      </w:r>
+      <w:r>
+        <w:rPr>
+          <w:b w:val="0"/>
+        </w:rPr>
+        <w:t xml:space="preserve"> shows was wrong.</w:t>
+      </w:r>
+    </w:p>
+    <w:p>
+      <w:pPr>
+        <w:spacing w:line="336" w:lineRule="auto" w:after="180"/>
+      </w:pPr>
+      <w:r>
+        <w:rPr>
+          <w:b w:val="0"/>
+        </w:rPr>
         <w:t>This week you will practise:</w:t>
       </w:r>
     </w:p>
     <w:p>
-      <w:r>
-        <w:t>Explain the mechanism and terminology of state machines for bounded agents</w:t>
-      </w:r>
-    </w:p>
-    <w:p>
-      <w:r>
-        <w:t>Apply the stated procedure to a new case with a traceable result</w:t>
-      </w:r>
-    </w:p>
-    <w:p>
-      <w:r>
+      <w:pPr>
+        <w:spacing w:line="336" w:lineRule="auto" w:after="180"/>
+      </w:pPr>
+      <w:r>
+        <w:rPr>
+          <w:b w:val="0"/>
+        </w:rPr>
+        <w:t xml:space="preserve">Explain the </w:t>
+      </w:r>
+      <w:r>
+        <w:rPr>
+          <w:b/>
+        </w:rPr>
+        <w:t>mechanism</w:t>
+      </w:r>
+      <w:r>
+        <w:rPr>
+          <w:b w:val="0"/>
+        </w:rPr>
+        <w:t xml:space="preserve"> and terminology of </w:t>
+      </w:r>
+      <w:r>
+        <w:rPr>
+          <w:b/>
+        </w:rPr>
+        <w:t>state</w:t>
+      </w:r>
+      <w:r>
+        <w:rPr>
+          <w:b w:val="0"/>
+        </w:rPr>
+        <w:t xml:space="preserve"> machines for bounded agents</w:t>
+      </w:r>
+    </w:p>
+    <w:p>
+      <w:pPr>
+        <w:spacing w:line="336" w:lineRule="auto" w:after="180"/>
+      </w:pPr>
+      <w:r>
+        <w:rPr>
+          <w:b w:val="0"/>
+        </w:rPr>
+        <w:t xml:space="preserve">Apply the </w:t>
+      </w:r>
+      <w:r>
+        <w:rPr>
+          <w:b/>
+        </w:rPr>
+        <w:t>state</w:t>
+      </w:r>
+      <w:r>
+        <w:rPr>
+          <w:b w:val="0"/>
+        </w:rPr>
+        <w:t>d procedure to a new case with a traceable result</w:t>
+      </w:r>
+    </w:p>
+    <w:p>
+      <w:pPr>
+        <w:spacing w:line="336" w:lineRule="auto" w:after="180"/>
+      </w:pPr>
+      <w:r>
+        <w:rPr>
+          <w:b w:val="0"/>
+        </w:rPr>
         <w:t>Identify an assumption or limitation and design a revealing follow-up</w:t>
       </w:r>
     </w:p>
@@ -126,8 +287,38 @@
       </w:r>
     </w:p>
     <w:p>
-      <w:r>
-        <w:t>Recall Logs traces and privacy. Explain why a recorded result needs its input conditions and evidence source before it can support a claim.</w:t>
+      <w:pPr>
+        <w:spacing w:line="336" w:lineRule="auto" w:after="180"/>
+      </w:pPr>
+      <w:r>
+        <w:rPr>
+          <w:b w:val="0"/>
+        </w:rPr>
+        <w:t xml:space="preserve">Recall Logs traces and privacy. Explain why a recorded result needs its </w:t>
+      </w:r>
+      <w:r>
+        <w:rPr>
+          <w:b/>
+        </w:rPr>
+        <w:t>input</w:t>
+      </w:r>
+      <w:r>
+        <w:rPr>
+          <w:b w:val="0"/>
+        </w:rPr>
+        <w:t xml:space="preserve"> conditions and </w:t>
+      </w:r>
+      <w:r>
+        <w:rPr>
+          <w:b/>
+        </w:rPr>
+        <w:t>evidence</w:t>
+      </w:r>
+      <w:r>
+        <w:rPr>
+          <w:b w:val="0"/>
+        </w:rPr>
+        <w:t xml:space="preserve"> source before it can support a claim.</w:t>
       </w:r>
     </w:p>
     <w:p>
@@ -162,8 +353,26 @@
       </w:r>
     </w:p>
     <w:p>
-      <w:r>
-        <w:t>Explain state machines for bounded agents using the deciding step in this fictional service.</w:t>
+      <w:pPr>
+        <w:spacing w:line="336" w:lineRule="auto" w:after="180"/>
+      </w:pPr>
+      <w:r>
+        <w:rPr>
+          <w:b w:val="0"/>
+        </w:rPr>
+        <w:t xml:space="preserve">Explain </w:t>
+      </w:r>
+      <w:r>
+        <w:rPr>
+          <w:b/>
+        </w:rPr>
+        <w:t>state</w:t>
+      </w:r>
+      <w:r>
+        <w:rPr>
+          <w:b w:val="0"/>
+        </w:rPr>
+        <w:t xml:space="preserve"> machines for bounded agents using the deciding step in this fictional service.</w:t>
       </w:r>
     </w:p>
     <w:p>
@@ -176,12 +385,76 @@
     </w:p>
     <w:p>
       <w:r>
-        <w:t>A bounded agent uses explicit states and finite action limits. A state machine makes invalid transitions visible.</w:t>
-      </w:r>
-    </w:p>
-    <w:p>
-      <w:r>
-        <w:t>Begin by writing the question the procedure is intended to answer. Identify the information already supplied, the information it will produce and the information still missing. These are constructed classroom examples; they do not require live accounts, private records or an external service. Do not treat a plausible explanation as a measured outcome.</w:t>
+        <w:t>Investigate the supplied State machines for bounded agents case. Separate observations, given facts and assumptions before choosing an explanation.</w:t>
+      </w:r>
+    </w:p>
+    <w:p>
+      <w:pPr>
+        <w:spacing w:line="336" w:lineRule="auto" w:after="180"/>
+      </w:pPr>
+      <w:r>
+        <w:rPr>
+          <w:b w:val="0"/>
+        </w:rPr>
+        <w:t xml:space="preserve">A bounded agent uses explicit </w:t>
+      </w:r>
+      <w:r>
+        <w:rPr>
+          <w:b/>
+        </w:rPr>
+        <w:t>state</w:t>
+      </w:r>
+      <w:r>
+        <w:rPr>
+          <w:b w:val="0"/>
+        </w:rPr>
+        <w:t xml:space="preserve">s and finite action limits. A </w:t>
+      </w:r>
+      <w:r>
+        <w:rPr>
+          <w:b/>
+        </w:rPr>
+        <w:t>state</w:t>
+      </w:r>
+      <w:r>
+        <w:rPr>
+          <w:b w:val="0"/>
+        </w:rPr>
+        <w:t xml:space="preserve"> machine makes invalid </w:t>
+      </w:r>
+      <w:r>
+        <w:rPr>
+          <w:b/>
+        </w:rPr>
+        <w:t>transition</w:t>
+      </w:r>
+      <w:r>
+        <w:rPr>
+          <w:b w:val="0"/>
+        </w:rPr>
+        <w:t>s visible.</w:t>
+      </w:r>
+    </w:p>
+    <w:p>
+      <w:pPr>
+        <w:spacing w:line="336" w:lineRule="auto" w:after="180"/>
+      </w:pPr>
+      <w:r>
+        <w:rPr>
+          <w:b w:val="0"/>
+        </w:rPr>
+        <w:t>Begin by writing the question the procedure is intended to answer. Identify the information already supplied, the information it will produce and the information still missing.</w:t>
+      </w:r>
+    </w:p>
+    <w:p>
+      <w:pPr>
+        <w:spacing w:line="336" w:lineRule="auto" w:after="180"/>
+      </w:pPr>
+      <w:r>
+        <w:rPr>
+          <w:b w:val="0"/>
+        </w:rPr>
+        <w:t>These are constructed classroom examples; they do not require live accounts, private records or an external service. Do not treat a plausible explanation as a measured outcome.</w:t>
       </w:r>
     </w:p>
     <w:p>
@@ -217,7 +490,36 @@
     </w:p>
     <w:p>
       <w:r>
-        <w:t>States are ready, looking_up, review, done. ready may start lookup; lookup may finish done or request review; review may finish done after authorised evidence. done is terminal. Maximum two lookup attempts.</w:t>
+        <w:t>Follow the mechanism for State machines for bounded agents. Connect each labelled input, deciding step and result.</w:t>
+      </w:r>
+    </w:p>
+    <w:p>
+      <w:pPr>
+        <w:spacing w:line="336" w:lineRule="auto" w:after="180"/>
+      </w:pPr>
+      <w:r>
+        <w:rPr>
+          <w:b/>
+        </w:rPr>
+        <w:t>State</w:t>
+      </w:r>
+      <w:r>
+        <w:rPr>
+          <w:b w:val="0"/>
+        </w:rPr>
+        <w:t xml:space="preserve">s are ready, looking_up, review, done. ready may start lookup; lookup may finish done or request review; review may finish done after authorised </w:t>
+      </w:r>
+      <w:r>
+        <w:rPr>
+          <w:b/>
+        </w:rPr>
+        <w:t>evidence</w:t>
+      </w:r>
+      <w:r>
+        <w:rPr>
+          <w:b w:val="0"/>
+        </w:rPr>
+        <w:t>. done is terminal. Maximum two lookup attempts.</w:t>
       </w:r>
     </w:p>
     <w:p>
@@ -313,8 +615,61 @@
       </w:r>
     </w:p>
     <w:p>
-      <w:r>
-        <w:t>Before applying the procedure, write its units, denominator or decision boundary where relevant. A partner should be able to repeat each step using the same inputs. If a required input is absent or violates the stated contract, record that condition explicitly instead of quietly replacing it with a convenient value.</w:t>
+      <w:pPr>
+        <w:spacing w:line="336" w:lineRule="auto" w:after="180"/>
+      </w:pPr>
+      <w:r>
+        <w:rPr>
+          <w:b w:val="0"/>
+        </w:rPr>
+        <w:t xml:space="preserve">Before applying the procedure, write its units, denominator or decision boundary where relevant. A partner should be able to repeat each step using the same </w:t>
+      </w:r>
+      <w:r>
+        <w:rPr>
+          <w:b/>
+        </w:rPr>
+        <w:t>input</w:t>
+      </w:r>
+      <w:r>
+        <w:rPr>
+          <w:b w:val="0"/>
+        </w:rPr>
+        <w:t>s.</w:t>
+      </w:r>
+    </w:p>
+    <w:p>
+      <w:pPr>
+        <w:spacing w:line="336" w:lineRule="auto" w:after="180"/>
+      </w:pPr>
+      <w:r>
+        <w:rPr>
+          <w:b w:val="0"/>
+        </w:rPr>
+        <w:t xml:space="preserve">If a required </w:t>
+      </w:r>
+      <w:r>
+        <w:rPr>
+          <w:b/>
+        </w:rPr>
+        <w:t>input</w:t>
+      </w:r>
+      <w:r>
+        <w:rPr>
+          <w:b w:val="0"/>
+        </w:rPr>
+        <w:t xml:space="preserve"> is absent or violates the </w:t>
+      </w:r>
+      <w:r>
+        <w:rPr>
+          <w:b/>
+        </w:rPr>
+        <w:t>state</w:t>
+      </w:r>
+      <w:r>
+        <w:rPr>
+          <w:b w:val="0"/>
+        </w:rPr>
+        <w:t>d contract, record that condition explicitly instead of quietly replacing it with a convenient value.</w:t>
       </w:r>
     </w:p>
     <w:p>
@@ -326,8 +681,26 @@
       </w:r>
     </w:p>
     <w:p>
-      <w:r>
-        <w:t>Point to the input, the deciding step and the result in this week’s visual. Explain the same step in ordinary words. A picture helps when you can say what each part represents.</w:t>
+      <w:pPr>
+        <w:spacing w:line="336" w:lineRule="auto" w:after="180"/>
+      </w:pPr>
+      <w:r>
+        <w:rPr>
+          <w:b w:val="0"/>
+        </w:rPr>
+        <w:t xml:space="preserve">Point to the </w:t>
+      </w:r>
+      <w:r>
+        <w:rPr>
+          <w:b/>
+        </w:rPr>
+        <w:t>input</w:t>
+      </w:r>
+      <w:r>
+        <w:rPr>
+          <w:b w:val="0"/>
+        </w:rPr>
+        <w:t>, the deciding step and the result in this week’s visual. Explain the same step in ordinary words. A picture helps when you can say what each part represents.</w:t>
       </w:r>
     </w:p>
     <w:p>
@@ -339,6 +712,11 @@
       </w:r>
     </w:p>
     <w:p>
+      <w:r>
+        <w:t>Compare the supplied cases for State machines for bounded agents. Identify the detail that changes the conclusion.</w:t>
+      </w:r>
+    </w:p>
+    <w:p>
       <w:pPr>
         <w:pStyle w:val="Heading3"/>
       </w:pPr>
@@ -347,7 +725,13 @@
       </w:r>
     </w:p>
     <w:p>
-      <w:r>
+      <w:pPr>
+        <w:spacing w:line="336" w:lineRule="auto" w:after="180"/>
+      </w:pPr>
+      <w:r>
+        <w:rPr>
+          <w:b w:val="0"/>
+        </w:rPr>
         <w:t>Trace ready -&gt; looking_up -&gt; review -&gt; looking_up -&gt; done. Show the intermediate steps and give the conclusion with its scope.</w:t>
       </w:r>
     </w:p>
@@ -393,17 +777,68 @@
       </w:r>
     </w:p>
     <w:p>
-      <w:r>
+      <w:pPr>
+        <w:pStyle w:val="Heading3"/>
+      </w:pPr>
+      <w:r>
+        <w:t>Change one thing</w:t>
+      </w:r>
+    </w:p>
+    <w:p>
+      <w:pPr>
+        <w:spacing w:line="336" w:lineRule="auto" w:after="180"/>
+        <w:shd w:fill="F5F1FB"/>
+      </w:pPr>
+      <w:r>
+        <w:rPr>
+          <w:b w:val="0"/>
+        </w:rPr>
         <w:t>Change: Add checking→querying as a permitted retry.</w:t>
       </w:r>
     </w:p>
     <w:p>
-      <w:r>
-        <w:t>Prediction: That retry becomes valid; querying→complete stays forbidden.</w:t>
-      </w:r>
-    </w:p>
-    <w:p>
-      <w:r>
+      <w:pPr>
+        <w:pStyle w:val="Heading3"/>
+      </w:pPr>
+      <w:r>
+        <w:t>Predicted result</w:t>
+      </w:r>
+    </w:p>
+    <w:p>
+      <w:pPr>
+        <w:spacing w:line="336" w:lineRule="auto" w:after="180"/>
+        <w:shd w:fill="F1F6FC"/>
+      </w:pPr>
+      <w:r>
+        <w:rPr>
+          <w:b/>
+        </w:rPr>
+        <w:t>Prediction</w:t>
+      </w:r>
+      <w:r>
+        <w:rPr>
+          <w:b w:val="0"/>
+        </w:rPr>
+        <w:t>: That retry becomes valid; querying→complete stays forbidden.</w:t>
+      </w:r>
+    </w:p>
+    <w:p>
+      <w:pPr>
+        <w:pStyle w:val="Heading3"/>
+      </w:pPr>
+      <w:r>
+        <w:t>Why the result follows</w:t>
+      </w:r>
+    </w:p>
+    <w:p>
+      <w:pPr>
+        <w:spacing w:line="336" w:lineRule="auto" w:after="180"/>
+        <w:shd w:fill="F1F6FC"/>
+      </w:pPr>
+      <w:r>
+        <w:rPr>
+          <w:b w:val="0"/>
+        </w:rPr>
         <w:t>Reason: Adding one arrow does not authorise unrelated shortcuts.</w:t>
       </w:r>
     </w:p>
@@ -413,6 +848,11 @@
       </w:pPr>
       <w:r>
         <w:t>05. Words that unlock the idea</w:t>
+      </w:r>
+    </w:p>
+    <w:p>
+      <w:r>
+        <w:t>Use the vocabulary of State machines for bounded agents to explain a concrete decision, rather than only memorising definitions.</w:t>
       </w:r>
     </w:p>
     <w:tbl>
@@ -550,22 +990,201 @@
     </w:p>
     <w:p>
       <w:r>
+        <w:t>Follow the worked trace for State machines for bounded agents, predict a step, then compare with its explanation.</w:t>
+      </w:r>
+    </w:p>
+    <w:p>
+      <w:pPr>
+        <w:spacing w:line="336" w:lineRule="auto" w:after="180"/>
+      </w:pPr>
+      <w:r>
+        <w:rPr>
+          <w:b w:val="0"/>
+        </w:rPr>
         <w:t>Trace ready -&gt; looking_up -&gt; review -&gt; looking_up -&gt; done.</w:t>
       </w:r>
     </w:p>
     <w:p>
-      <w:r>
-        <w:t>review -&gt; looking_up is not allowed by this declared transition table, even if total attempts is two. Reject the transition or explicitly redesign and retest the table.</w:t>
-      </w:r>
-    </w:p>
-    <w:p>
-      <w:r>
-        <w:t>Compare the intermediate evidence with the final statement. Explain why each number or decision follows from the stated inputs. The conclusion belongs to this scenario and procedure; changing the inputs, evaluation population or authority can change what it establishes. Retain the raw record so a later revision can be compared honestly.</w:t>
-      </w:r>
-    </w:p>
-    <w:p>
-      <w:r>
-        <w:t>Optional local lab: predict the printed result before running this standalone Python 3 example. Change one relevant boundary input, record the outcome and state the contract or statistical assumptions. The program uses fictional values and the Python standard library; it performs no external operations.</w:t>
+      <w:pPr>
+        <w:spacing w:line="336" w:lineRule="auto" w:after="180"/>
+      </w:pPr>
+      <w:r>
+        <w:rPr>
+          <w:b w:val="0"/>
+        </w:rPr>
+        <w:t xml:space="preserve">review -&gt; looking_up is not allowed by this declared </w:t>
+      </w:r>
+      <w:r>
+        <w:rPr>
+          <w:b/>
+        </w:rPr>
+        <w:t>transition</w:t>
+      </w:r>
+      <w:r>
+        <w:rPr>
+          <w:b w:val="0"/>
+        </w:rPr>
+        <w:t xml:space="preserve"> table, even if total attempts is two. Reject the </w:t>
+      </w:r>
+      <w:r>
+        <w:rPr>
+          <w:b/>
+        </w:rPr>
+        <w:t>transition</w:t>
+      </w:r>
+      <w:r>
+        <w:rPr>
+          <w:b w:val="0"/>
+        </w:rPr>
+        <w:t xml:space="preserve"> or explicitly redesign and retest the table.</w:t>
+      </w:r>
+    </w:p>
+    <w:p>
+      <w:pPr>
+        <w:pStyle w:val="Heading3"/>
+      </w:pPr>
+      <w:r>
+        <w:t>Worked explanation · State machines for bounded agents</w:t>
+      </w:r>
+    </w:p>
+    <w:p>
+      <w:pPr>
+        <w:spacing w:line="336" w:lineRule="auto" w:after="180"/>
+        <w:shd w:fill="F1F6FC"/>
+      </w:pPr>
+      <w:r>
+        <w:rPr>
+          <w:b w:val="0"/>
+        </w:rPr>
+        <w:t xml:space="preserve">Compare the intermediate </w:t>
+      </w:r>
+      <w:r>
+        <w:rPr>
+          <w:b/>
+        </w:rPr>
+        <w:t>evidence</w:t>
+      </w:r>
+      <w:r>
+        <w:rPr>
+          <w:b w:val="0"/>
+        </w:rPr>
+        <w:t xml:space="preserve"> with the final </w:t>
+      </w:r>
+      <w:r>
+        <w:rPr>
+          <w:b/>
+        </w:rPr>
+        <w:t>state</w:t>
+      </w:r>
+      <w:r>
+        <w:rPr>
+          <w:b w:val="0"/>
+        </w:rPr>
+        <w:t xml:space="preserve">ment. Explain why each number or decision follows from the </w:t>
+      </w:r>
+      <w:r>
+        <w:rPr>
+          <w:b/>
+        </w:rPr>
+        <w:t>state</w:t>
+      </w:r>
+      <w:r>
+        <w:rPr>
+          <w:b w:val="0"/>
+        </w:rPr>
+        <w:t xml:space="preserve">d </w:t>
+      </w:r>
+      <w:r>
+        <w:rPr>
+          <w:b/>
+        </w:rPr>
+        <w:t>input</w:t>
+      </w:r>
+      <w:r>
+        <w:rPr>
+          <w:b w:val="0"/>
+        </w:rPr>
+        <w:t>s.</w:t>
+      </w:r>
+    </w:p>
+    <w:p>
+      <w:pPr>
+        <w:spacing w:line="336" w:lineRule="auto" w:after="180"/>
+        <w:shd w:fill="F1F6FC"/>
+      </w:pPr>
+      <w:r>
+        <w:rPr>
+          <w:b w:val="0"/>
+        </w:rPr>
+        <w:t xml:space="preserve">The conclusion belongs to this scenario and procedure; changing the </w:t>
+      </w:r>
+      <w:r>
+        <w:rPr>
+          <w:b/>
+        </w:rPr>
+        <w:t>input</w:t>
+      </w:r>
+      <w:r>
+        <w:rPr>
+          <w:b w:val="0"/>
+        </w:rPr>
+        <w:t>s, evaluation population or authority can change what it establishes. Retain the raw record so a later revision can be compared honestly.</w:t>
+      </w:r>
+    </w:p>
+    <w:p>
+      <w:pPr>
+        <w:pStyle w:val="Heading3"/>
+      </w:pPr>
+      <w:r>
+        <w:t>Worked explanation · State machines for bounded agents</w:t>
+      </w:r>
+    </w:p>
+    <w:p>
+      <w:pPr>
+        <w:spacing w:line="336" w:lineRule="auto" w:after="180"/>
+        <w:shd w:fill="F1F6FC"/>
+      </w:pPr>
+      <w:r>
+        <w:rPr>
+          <w:b w:val="0"/>
+        </w:rPr>
+        <w:t xml:space="preserve">Optional local lab: predict the printed result before running this standalone Python 3 example. Change one relevant boundary </w:t>
+      </w:r>
+      <w:r>
+        <w:rPr>
+          <w:b/>
+        </w:rPr>
+        <w:t>input</w:t>
+      </w:r>
+      <w:r>
+        <w:rPr>
+          <w:b w:val="0"/>
+        </w:rPr>
+        <w:t xml:space="preserve">, record the outcome and </w:t>
+      </w:r>
+      <w:r>
+        <w:rPr>
+          <w:b/>
+        </w:rPr>
+        <w:t>state</w:t>
+      </w:r>
+      <w:r>
+        <w:rPr>
+          <w:b w:val="0"/>
+        </w:rPr>
+        <w:t xml:space="preserve"> the contract or statistical assumptions.</w:t>
+      </w:r>
+    </w:p>
+    <w:p>
+      <w:pPr>
+        <w:spacing w:line="336" w:lineRule="auto" w:after="180"/>
+        <w:shd w:fill="F1F6FC"/>
+      </w:pPr>
+      <w:r>
+        <w:rPr>
+          <w:b w:val="0"/>
+        </w:rPr>
+        <w:t>The program uses fictional values and the Python standard library; it performs no external operations.</w:t>
       </w:r>
     </w:p>
     <w:p>
@@ -597,7 +1216,13 @@
       </w:r>
     </w:p>
     <w:p>
-      <w:r>
+      <w:pPr>
+        <w:spacing w:line="336" w:lineRule="auto" w:after="180"/>
+      </w:pPr>
+      <w:r>
+        <w:rPr>
+          <w:b w:val="0"/>
+        </w:rPr>
         <w:t>Cover the result before checking it. Say what is given, choose the procedure, and follow one step at a time. Then uncover the result and explain your first mismatch. Ask why a step is allowed, not only what number it produces.</w:t>
       </w:r>
     </w:p>
@@ -610,8 +1235,26 @@
       </w:r>
     </w:p>
     <w:p>
-      <w:r>
-        <w:t>A parcel lookup state machine. An agent may follow idle→querying→checking→complete; complete is terminal.</w:t>
+      <w:pPr>
+        <w:spacing w:line="336" w:lineRule="auto" w:after="180"/>
+      </w:pPr>
+      <w:r>
+        <w:rPr>
+          <w:b w:val="0"/>
+        </w:rPr>
+        <w:t xml:space="preserve">A parcel lookup </w:t>
+      </w:r>
+      <w:r>
+        <w:rPr>
+          <w:b/>
+        </w:rPr>
+        <w:t>state</w:t>
+      </w:r>
+      <w:r>
+        <w:rPr>
+          <w:b w:val="0"/>
+        </w:rPr>
+        <w:t xml:space="preserve"> machine. An agent may follow idle→querying→checking→complete; complete is terminal.</w:t>
       </w:r>
     </w:p>
     <w:p>
@@ -623,8 +1266,47 @@
       </w:r>
     </w:p>
     <w:p>
-      <w:r>
-        <w:t>A follows all four states. B follows idle→querying→complete. No other transitions are declared.</w:t>
+      <w:pPr>
+        <w:pStyle w:val="Heading3"/>
+      </w:pPr>
+      <w:r>
+        <w:t>Supplied facts</w:t>
+      </w:r>
+    </w:p>
+    <w:p>
+      <w:pPr>
+        <w:spacing w:line="336" w:lineRule="auto" w:after="180"/>
+        <w:shd w:fill="F1F6FC"/>
+      </w:pPr>
+      <w:r>
+        <w:rPr>
+          <w:b w:val="0"/>
+        </w:rPr>
+        <w:t xml:space="preserve">A follows all four </w:t>
+      </w:r>
+      <w:r>
+        <w:rPr>
+          <w:b/>
+        </w:rPr>
+        <w:t>state</w:t>
+      </w:r>
+      <w:r>
+        <w:rPr>
+          <w:b w:val="0"/>
+        </w:rPr>
+        <w:t xml:space="preserve">s. B follows idle→querying→complete. No other </w:t>
+      </w:r>
+      <w:r>
+        <w:rPr>
+          <w:b/>
+        </w:rPr>
+        <w:t>transition</w:t>
+      </w:r>
+      <w:r>
+        <w:rPr>
+          <w:b w:val="0"/>
+        </w:rPr>
+        <w:t>s are declared.</w:t>
       </w:r>
     </w:p>
     <w:p>
@@ -787,30 +1469,138 @@
       </w:r>
     </w:p>
     <w:p>
-      <w:r>
-        <w:t>A state machine bounds action order. A plausible final state does not establish that the path was valid.</w:t>
-      </w:r>
-    </w:p>
-    <w:p>
       <w:pPr>
         <w:pStyle w:val="Heading3"/>
       </w:pPr>
       <w:r>
+        <w:t>Why the result follows</w:t>
+      </w:r>
+    </w:p>
+    <w:p>
+      <w:pPr>
+        <w:spacing w:line="336" w:lineRule="auto" w:after="180"/>
+        <w:shd w:fill="F1F6FC"/>
+      </w:pPr>
+      <w:r>
+        <w:rPr>
+          <w:b w:val="0"/>
+        </w:rPr>
+        <w:t xml:space="preserve">A </w:t>
+      </w:r>
+      <w:r>
+        <w:rPr>
+          <w:b/>
+        </w:rPr>
+        <w:t>state</w:t>
+      </w:r>
+      <w:r>
+        <w:rPr>
+          <w:b w:val="0"/>
+        </w:rPr>
+        <w:t xml:space="preserve"> machine bounds action order. A plausible final </w:t>
+      </w:r>
+      <w:r>
+        <w:rPr>
+          <w:b/>
+        </w:rPr>
+        <w:t>state</w:t>
+      </w:r>
+      <w:r>
+        <w:rPr>
+          <w:b w:val="0"/>
+        </w:rPr>
+        <w:t xml:space="preserve"> does not establish that the path was valid.</w:t>
+      </w:r>
+    </w:p>
+    <w:p>
+      <w:pPr>
+        <w:pStyle w:val="Heading3"/>
+      </w:pPr>
+      <w:r>
         <w:t>What this example does not establish</w:t>
       </w:r>
     </w:p>
     <w:p>
-      <w:r>
+      <w:pPr>
+        <w:pStyle w:val="Heading3"/>
+      </w:pPr>
+      <w:r>
+        <w:t>Keep the stated limit</w:t>
+      </w:r>
+    </w:p>
+    <w:p>
+      <w:pPr>
+        <w:spacing w:line="336" w:lineRule="auto" w:after="180"/>
+        <w:shd w:fill="FFF5E6"/>
+      </w:pPr>
+      <w:r>
+        <w:rPr>
+          <w:b w:val="0"/>
+        </w:rPr>
         <w:t>This graph checks sequence, not the correctness of the fetched parcel data.</w:t>
       </w:r>
     </w:p>
     <w:p>
-      <w:r>
-        <w:t>Read the labelled picture: Trace A and B through the state diagram. Name B’s forbidden transition and explain whether adding checking→querying permits that shortcut.</w:t>
-      </w:r>
-    </w:p>
-    <w:p>
-      <w:r>
+      <w:pPr>
+        <w:pStyle w:val="Heading3"/>
+      </w:pPr>
+      <w:r>
+        <w:t>Keep the stated limit</w:t>
+      </w:r>
+    </w:p>
+    <w:p>
+      <w:pPr>
+        <w:spacing w:line="336" w:lineRule="auto" w:after="180"/>
+        <w:shd w:fill="FFF5E6"/>
+      </w:pPr>
+      <w:r>
+        <w:rPr>
+          <w:b w:val="0"/>
+        </w:rPr>
+        <w:t xml:space="preserve">Read the labelled picture: Trace A and B through the </w:t>
+      </w:r>
+      <w:r>
+        <w:rPr>
+          <w:b/>
+        </w:rPr>
+        <w:t>state</w:t>
+      </w:r>
+      <w:r>
+        <w:rPr>
+          <w:b w:val="0"/>
+        </w:rPr>
+        <w:t xml:space="preserve"> diagram. Name B’s forbidden </w:t>
+      </w:r>
+      <w:r>
+        <w:rPr>
+          <w:b/>
+        </w:rPr>
+        <w:t>transition</w:t>
+      </w:r>
+      <w:r>
+        <w:rPr>
+          <w:b w:val="0"/>
+        </w:rPr>
+        <w:t xml:space="preserve"> and explain whether adding checking→querying permits that shortcut.</w:t>
+      </w:r>
+    </w:p>
+    <w:p>
+      <w:pPr>
+        <w:pStyle w:val="Heading3"/>
+      </w:pPr>
+      <w:r>
+        <w:t>Keep the stated limit</w:t>
+      </w:r>
+    </w:p>
+    <w:p>
+      <w:pPr>
+        <w:spacing w:line="336" w:lineRule="auto" w:after="180"/>
+        <w:shd w:fill="FFF5E6"/>
+      </w:pPr>
+      <w:r>
+        <w:rPr>
+          <w:b w:val="0"/>
+        </w:rPr>
         <w:t>Change one thing: Add checking→querying as a permitted retry. Predict the result before checking the explanation. What remains the same?</w:t>
       </w:r>
     </w:p>
@@ -824,12 +1614,30 @@
     </w:p>
     <w:p>
       <w:r>
-        <w:t>An action budget and a transition policy are separate checks; satisfying one does not guarantee the other.</w:t>
-      </w:r>
-    </w:p>
-    <w:p>
-      <w:r>
-        <w:t>A useful check asks what would make the reasoning fail. Distinguish a failure to execute the declared procedure from a weakness in the procedure itself. The first may require a correction; the second requires an explicitly revised method and new evidence. Preserve unsuccessful cases so an improved result cannot hide the original problem.</w:t>
+        <w:t>Find the unsupported step in the State machines for bounded agents claim and explain a repair using the supplied evidence.</w:t>
+      </w:r>
+    </w:p>
+    <w:p>
+      <w:pPr>
+        <w:spacing w:line="336" w:lineRule="auto" w:after="180"/>
+      </w:pPr>
+      <w:r>
+        <w:rPr>
+          <w:b w:val="0"/>
+        </w:rPr>
+        <w:t xml:space="preserve">An action budget and a </w:t>
+      </w:r>
+      <w:r>
+        <w:rPr>
+          <w:b/>
+        </w:rPr>
+        <w:t>transition</w:t>
+      </w:r>
+      <w:r>
+        <w:rPr>
+          <w:b w:val="0"/>
+        </w:rPr>
+        <w:t xml:space="preserve"> policy are separate checks; satisfying one does not guarantee the other.</w:t>
       </w:r>
     </w:p>
     <w:p>
@@ -837,6 +1645,50 @@
         <w:pStyle w:val="Heading3"/>
       </w:pPr>
       <w:r>
+        <w:t>Check the claim against the facts</w:t>
+      </w:r>
+    </w:p>
+    <w:p>
+      <w:pPr>
+        <w:spacing w:line="336" w:lineRule="auto" w:after="180"/>
+        <w:shd w:fill="FFF5E6"/>
+      </w:pPr>
+      <w:r>
+        <w:rPr>
+          <w:b w:val="0"/>
+        </w:rPr>
+        <w:t>A useful check asks what would make the reasoning fail. Distinguish a failure to execute the declared procedure from a weakness in the procedure itself.</w:t>
+      </w:r>
+    </w:p>
+    <w:p>
+      <w:pPr>
+        <w:spacing w:line="336" w:lineRule="auto" w:after="180"/>
+        <w:shd w:fill="FFF5E6"/>
+      </w:pPr>
+      <w:r>
+        <w:rPr>
+          <w:b w:val="0"/>
+        </w:rPr>
+        <w:t xml:space="preserve">The first may require a correction; the second requires an explicitly revised method and new </w:t>
+      </w:r>
+      <w:r>
+        <w:rPr>
+          <w:b/>
+        </w:rPr>
+        <w:t>evidence</w:t>
+      </w:r>
+      <w:r>
+        <w:rPr>
+          <w:b w:val="0"/>
+        </w:rPr>
+        <w:t>. Preserve unsuccessful cases so an improved result cannot hide the original problem.</w:t>
+      </w:r>
+    </w:p>
+    <w:p>
+      <w:pPr>
+        <w:pStyle w:val="Heading3"/>
+      </w:pPr>
+      <w:r>
         <w:t>Guided: restate the worked result, then name the assumption or limitation that prevents a broader conclusion.</w:t>
       </w:r>
     </w:p>
@@ -874,8 +1726,37 @@
       </w:r>
     </w:p>
     <w:p>
-      <w:r>
-        <w:t>A report omits this qualification: An action budget and a transition policy are separate checks; satisfying one does not guarantee the other. Explain how omitting it could change a reader's interpretation, and write an accurate replacement.</w:t>
+      <w:pPr>
+        <w:spacing w:line="336" w:lineRule="auto" w:after="180"/>
+      </w:pPr>
+      <w:r>
+        <w:rPr>
+          <w:b w:val="0"/>
+        </w:rPr>
+        <w:t xml:space="preserve">A report omits this qualification: An action budget and a </w:t>
+      </w:r>
+      <w:r>
+        <w:rPr>
+          <w:b/>
+        </w:rPr>
+        <w:t>transition</w:t>
+      </w:r>
+      <w:r>
+        <w:rPr>
+          <w:b w:val="0"/>
+        </w:rPr>
+        <w:t xml:space="preserve"> policy are separate checks; satisfying one does not guarantee the other.</w:t>
+      </w:r>
+    </w:p>
+    <w:p>
+      <w:pPr>
+        <w:spacing w:line="336" w:lineRule="auto" w:after="180"/>
+      </w:pPr>
+      <w:r>
+        <w:rPr>
+          <w:b w:val="0"/>
+        </w:rPr>
+        <w:t>Explain how omitting it could change a reader's interpretation, and write an accurate replacement.</w:t>
       </w:r>
     </w:p>
     <w:p>
@@ -926,7 +1807,54 @@
     </w:p>
     <w:p>
       <w:r>
-        <w:t>Explain the weekly mechanism in your own words. Use the worked scenario to name its input, decision rule and output.</w:t>
+        <w:t>Practise State machines for bounded agents with support, then explain the deciding step in your own words.</w:t>
+      </w:r>
+    </w:p>
+    <w:p>
+      <w:pPr>
+        <w:spacing w:line="336" w:lineRule="auto" w:after="180"/>
+      </w:pPr>
+      <w:r>
+        <w:rPr>
+          <w:b w:val="0"/>
+        </w:rPr>
+        <w:t xml:space="preserve">Explain the weekly </w:t>
+      </w:r>
+      <w:r>
+        <w:rPr>
+          <w:b/>
+        </w:rPr>
+        <w:t>mechanism</w:t>
+      </w:r>
+      <w:r>
+        <w:rPr>
+          <w:b w:val="0"/>
+        </w:rPr>
+        <w:t xml:space="preserve"> in your own words. Use the worked scenario to name its </w:t>
+      </w:r>
+      <w:r>
+        <w:rPr>
+          <w:b/>
+        </w:rPr>
+        <w:t>input</w:t>
+      </w:r>
+      <w:r>
+        <w:rPr>
+          <w:b w:val="0"/>
+        </w:rPr>
+        <w:t xml:space="preserve">, decision rule and </w:t>
+      </w:r>
+      <w:r>
+        <w:rPr>
+          <w:b/>
+        </w:rPr>
+        <w:t>output</w:t>
+      </w:r>
+      <w:r>
+        <w:rPr>
+          <w:b w:val="0"/>
+        </w:rPr>
+        <w:t>.</w:t>
       </w:r>
     </w:p>
     <w:p>
@@ -999,8 +1927,38 @@
       </w:r>
     </w:p>
     <w:p>
-      <w:r>
-        <w:t>Use workbook W2 for the connected example “State machines for bounded agents”. First fill the input and rule boxes. Try the middle steps before asking for a hint. After a hint, try the next step yourself.</w:t>
+      <w:pPr>
+        <w:spacing w:line="336" w:lineRule="auto" w:after="180"/>
+      </w:pPr>
+      <w:r>
+        <w:rPr>
+          <w:b w:val="0"/>
+        </w:rPr>
+        <w:t>Use workbook W2 for the connected example “</w:t>
+      </w:r>
+      <w:r>
+        <w:rPr>
+          <w:b/>
+        </w:rPr>
+        <w:t>State</w:t>
+      </w:r>
+      <w:r>
+        <w:rPr>
+          <w:b w:val="0"/>
+        </w:rPr>
+        <w:t xml:space="preserve"> machines for bounded agents”. First fill the </w:t>
+      </w:r>
+      <w:r>
+        <w:rPr>
+          <w:b/>
+        </w:rPr>
+        <w:t>input</w:t>
+      </w:r>
+      <w:r>
+        <w:rPr>
+          <w:b w:val="0"/>
+        </w:rPr>
+        <w:t xml:space="preserve"> and rule boxes. Try the middle steps before asking for a hint. After a hint, try the next step yourself.</w:t>
       </w:r>
     </w:p>
     <w:tbl>
@@ -1083,7 +2041,13 @@
       </w:tr>
     </w:tbl>
     <w:p>
-      <w:r>
+      <w:pPr>
+        <w:spacing w:line="336" w:lineRule="auto" w:after="180"/>
+      </w:pPr>
+      <w:r>
+        <w:rPr>
+          <w:b w:val="0"/>
+        </w:rPr>
         <w:t>Explain your trace to a partner. Your partner points to one step to check. Swap roles on the next case. Each person writes their own explanation.</w:t>
       </w:r>
     </w:p>
@@ -1096,12 +2060,47 @@
       </w:r>
     </w:p>
     <w:p>
-      <w:r>
-        <w:t>Use the worked case for State machines for bounded agents. Proposed explanation: “The worked result establishes every future case”. Decide whether this explanation is supported. Point to the step or supplied fact that decides; explain your repair if needed.</w:t>
-      </w:r>
-    </w:p>
-    <w:p>
-      <w:r>
+      <w:pPr>
+        <w:spacing w:line="336" w:lineRule="auto" w:after="180"/>
+      </w:pPr>
+      <w:r>
+        <w:rPr>
+          <w:b w:val="0"/>
+        </w:rPr>
+        <w:t xml:space="preserve">Use the worked case for </w:t>
+      </w:r>
+      <w:r>
+        <w:rPr>
+          <w:b/>
+        </w:rPr>
+        <w:t>State</w:t>
+      </w:r>
+      <w:r>
+        <w:rPr>
+          <w:b w:val="0"/>
+        </w:rPr>
+        <w:t xml:space="preserve"> machines for bounded agents. Proposed explanation: “The worked result establishes every future case”. Decide whether this explanation is supported.</w:t>
+      </w:r>
+    </w:p>
+    <w:p>
+      <w:pPr>
+        <w:spacing w:line="336" w:lineRule="auto" w:after="180"/>
+      </w:pPr>
+      <w:r>
+        <w:rPr>
+          <w:b w:val="0"/>
+        </w:rPr>
+        <w:t>Point to the step or supplied fact that decides; explain your repair if needed.</w:t>
+      </w:r>
+    </w:p>
+    <w:p>
+      <w:pPr>
+        <w:spacing w:line="336" w:lineRule="auto" w:after="180"/>
+      </w:pPr>
+      <w:r>
+        <w:rPr>
+          <w:b w:val="0"/>
+        </w:rPr>
         <w:t>Answer on your own before discussion. If you are unsure, say which step you need help with.</w:t>
       </w:r>
     </w:p>
@@ -1114,8 +2113,38 @@
       </w:r>
     </w:p>
     <w:p>
-      <w:r>
-        <w:t>Trace A and B through the state diagram. Name B’s forbidden transition and explain whether adding checking→querying permits that shortcut.</w:t>
+      <w:pPr>
+        <w:spacing w:line="336" w:lineRule="auto" w:after="180"/>
+      </w:pPr>
+      <w:r>
+        <w:rPr>
+          <w:b w:val="0"/>
+        </w:rPr>
+        <w:t xml:space="preserve">Trace A and B through the </w:t>
+      </w:r>
+      <w:r>
+        <w:rPr>
+          <w:b/>
+        </w:rPr>
+        <w:t>state</w:t>
+      </w:r>
+      <w:r>
+        <w:rPr>
+          <w:b w:val="0"/>
+        </w:rPr>
+        <w:t xml:space="preserve"> diagram. Name B’s forbidden </w:t>
+      </w:r>
+      <w:r>
+        <w:rPr>
+          <w:b/>
+        </w:rPr>
+        <w:t>transition</w:t>
+      </w:r>
+      <w:r>
+        <w:rPr>
+          <w:b w:val="0"/>
+        </w:rPr>
+        <w:t xml:space="preserve"> and explain whether adding checking→querying permits that shortcut.</w:t>
       </w:r>
     </w:p>
     <w:p>
@@ -1147,7 +2176,13 @@
       </w:r>
     </w:p>
     <w:p>
-      <w:r>
+      <w:pPr>
+        <w:spacing w:line="336" w:lineRule="auto" w:after="180"/>
+      </w:pPr>
+      <w:r>
+        <w:rPr>
+          <w:b w:val="0"/>
+        </w:rPr>
         <w:t>This is supported practice. Keep the separately named independent case for an attempt before feedback.</w:t>
       </w:r>
     </w:p>
@@ -1160,6 +2195,11 @@
       </w:r>
     </w:p>
     <w:p>
+      <w:r>
+        <w:t>Investigate State machines for bounded agents. Record the prediction, actual observation or labelled paper trace, explanation and next test separately.</w:t>
+      </w:r>
+    </w:p>
+    <w:p>
       <w:pPr>
         <w:pStyle w:val="Heading3"/>
       </w:pPr>
@@ -1168,7 +2208,13 @@
       </w:r>
     </w:p>
     <w:p>
-      <w:r>
+      <w:pPr>
+        <w:spacing w:line="336" w:lineRule="auto" w:after="180"/>
+      </w:pPr>
+      <w:r>
+        <w:rPr>
+          <w:b w:val="0"/>
+        </w:rPr>
         <w:t>Trace ready -&gt; looking_up -&gt; review -&gt; looking_up -&gt; done. Show the intermediate steps and give the conclusion with its scope.</w:t>
       </w:r>
     </w:p>
@@ -1329,7 +2375,13 @@
       </w:tr>
     </w:tbl>
     <w:p>
-      <w:r>
+      <w:pPr>
+        <w:spacing w:line="336" w:lineRule="auto" w:after="180"/>
+      </w:pPr>
+      <w:r>
+        <w:rPr>
+          <w:b w:val="0"/>
+        </w:rPr>
         <w:t>On paper, trace the supplied procedure. If code is provided, predict before running it in a local practice file. Never write an expected answer as though it were an observed run.</w:t>
       </w:r>
     </w:p>
@@ -1342,7 +2394,13 @@
       </w:r>
     </w:p>
     <w:p>
-      <w:r>
+      <w:pPr>
+        <w:spacing w:line="336" w:lineRule="auto" w:after="180"/>
+      </w:pPr>
+      <w:r>
+        <w:rPr>
+          <w:b w:val="0"/>
+        </w:rPr>
         <w:t>Before trying: what do I expect, and why? While trying: which step could first go wrong? Afterwards: what did I actually observe, and what should change? Keep “not run” if you only traced the procedure.</w:t>
       </w:r>
     </w:p>
@@ -1355,6 +2413,11 @@
       </w:r>
     </w:p>
     <w:p>
+      <w:r>
+        <w:t>Move from recall to tracing, diagnosis and transfer in State machines for bounded agents. Explain why each step is justified.</w:t>
+      </w:r>
+    </w:p>
+    <w:p>
       <w:pPr>
         <w:pStyle w:val="Heading3"/>
       </w:pPr>
@@ -1363,18 +2426,106 @@
       </w:r>
     </w:p>
     <w:p>
-      <w:r>
-        <w:t>Explain the weekly mechanism in your own words. Use the worked scenario to name its input, decision rule and output.</w:t>
-      </w:r>
-    </w:p>
-    <w:p>
-      <w:r>
-        <w:t>A report omits this qualification: An action budget and a transition policy are separate checks; satisfying one does not guarantee the other. Explain how omitting it could change a reader's interpretation, and write an accurate replacement.</w:t>
-      </w:r>
-    </w:p>
-    <w:p>
-      <w:r>
-        <w:t>For the worked scenario, propose one additional case that could reveal a failure, describe its expected outcome before running it, and explain what would need to remain fixed for a fair comparison. Do not reuse W4 as a new final test after receiving feedback.</w:t>
+      <w:pPr>
+        <w:spacing w:line="336" w:lineRule="auto" w:after="180"/>
+      </w:pPr>
+      <w:r>
+        <w:rPr>
+          <w:b w:val="0"/>
+        </w:rPr>
+        <w:t xml:space="preserve">Explain the weekly </w:t>
+      </w:r>
+      <w:r>
+        <w:rPr>
+          <w:b/>
+        </w:rPr>
+        <w:t>mechanism</w:t>
+      </w:r>
+      <w:r>
+        <w:rPr>
+          <w:b w:val="0"/>
+        </w:rPr>
+        <w:t xml:space="preserve"> in your own words. Use the worked scenario to name its </w:t>
+      </w:r>
+      <w:r>
+        <w:rPr>
+          <w:b/>
+        </w:rPr>
+        <w:t>input</w:t>
+      </w:r>
+      <w:r>
+        <w:rPr>
+          <w:b w:val="0"/>
+        </w:rPr>
+        <w:t xml:space="preserve">, decision rule and </w:t>
+      </w:r>
+      <w:r>
+        <w:rPr>
+          <w:b/>
+        </w:rPr>
+        <w:t>output</w:t>
+      </w:r>
+      <w:r>
+        <w:rPr>
+          <w:b w:val="0"/>
+        </w:rPr>
+        <w:t>.</w:t>
+      </w:r>
+    </w:p>
+    <w:p>
+      <w:pPr>
+        <w:spacing w:line="336" w:lineRule="auto" w:after="180"/>
+      </w:pPr>
+      <w:r>
+        <w:rPr>
+          <w:b w:val="0"/>
+        </w:rPr>
+        <w:t xml:space="preserve">A report omits this qualification: An action budget and a </w:t>
+      </w:r>
+      <w:r>
+        <w:rPr>
+          <w:b/>
+        </w:rPr>
+        <w:t>transition</w:t>
+      </w:r>
+      <w:r>
+        <w:rPr>
+          <w:b w:val="0"/>
+        </w:rPr>
+        <w:t xml:space="preserve"> policy are separate checks; satisfying one does not guarantee the other.</w:t>
+      </w:r>
+    </w:p>
+    <w:p>
+      <w:pPr>
+        <w:spacing w:line="336" w:lineRule="auto" w:after="180"/>
+      </w:pPr>
+      <w:r>
+        <w:rPr>
+          <w:b w:val="0"/>
+        </w:rPr>
+        <w:t>Explain how omitting it could change a reader's interpretation, and write an accurate replacement.</w:t>
+      </w:r>
+    </w:p>
+    <w:p>
+      <w:pPr>
+        <w:spacing w:line="336" w:lineRule="auto" w:after="180"/>
+      </w:pPr>
+      <w:r>
+        <w:rPr>
+          <w:b w:val="0"/>
+        </w:rPr>
+        <w:t>For the worked scenario, propose one additional case that could reveal a failure, describe its expected outcome before running it, and explain what would need to remain fixed for a fair comparison.</w:t>
+      </w:r>
+    </w:p>
+    <w:p>
+      <w:pPr>
+        <w:spacing w:line="336" w:lineRule="auto" w:after="180"/>
+      </w:pPr>
+      <w:r>
+        <w:rPr>
+          <w:b w:val="0"/>
+        </w:rPr>
+        <w:t>Do not reuse W4 as a new final test after receiving feedback.</w:t>
       </w:r>
     </w:p>
     <w:p>
@@ -1420,7 +2571,101 @@
     </w:p>
     <w:p>
       <w:r>
-        <w:t>Add a labelled state machines for bounded agents evidence sheet to Grounded Learning Service. Show how you can explain the mechanism and terminology of state machines for bounded agents. Use the supplied fictional case and keep its inputs, intermediate steps, calculation or prediction, and limitation. Connect this record to last week’s record; a matching answer without a trace is insufficient.</w:t>
+        <w:t>Apply this week’s idea to Grounded Learning Service. Keep an annotated decision and the evidence supporting it.</w:t>
+      </w:r>
+    </w:p>
+    <w:p>
+      <w:pPr>
+        <w:spacing w:line="336" w:lineRule="auto" w:after="180"/>
+      </w:pPr>
+      <w:r>
+        <w:rPr>
+          <w:b w:val="0"/>
+        </w:rPr>
+        <w:t xml:space="preserve">Add a labelled </w:t>
+      </w:r>
+      <w:r>
+        <w:rPr>
+          <w:b/>
+        </w:rPr>
+        <w:t>state</w:t>
+      </w:r>
+      <w:r>
+        <w:rPr>
+          <w:b w:val="0"/>
+        </w:rPr>
+        <w:t xml:space="preserve"> machines for bounded agents </w:t>
+      </w:r>
+      <w:r>
+        <w:rPr>
+          <w:b/>
+        </w:rPr>
+        <w:t>evidence</w:t>
+      </w:r>
+      <w:r>
+        <w:rPr>
+          <w:b w:val="0"/>
+        </w:rPr>
+        <w:t xml:space="preserve"> sheet to Grounded Learning Service. Show how you can explain the </w:t>
+      </w:r>
+      <w:r>
+        <w:rPr>
+          <w:b/>
+        </w:rPr>
+        <w:t>mechanism</w:t>
+      </w:r>
+      <w:r>
+        <w:rPr>
+          <w:b w:val="0"/>
+        </w:rPr>
+        <w:t xml:space="preserve"> and terminology of </w:t>
+      </w:r>
+      <w:r>
+        <w:rPr>
+          <w:b/>
+        </w:rPr>
+        <w:t>state</w:t>
+      </w:r>
+      <w:r>
+        <w:rPr>
+          <w:b w:val="0"/>
+        </w:rPr>
+        <w:t xml:space="preserve"> machines for bounded agents.</w:t>
+      </w:r>
+    </w:p>
+    <w:p>
+      <w:pPr>
+        <w:spacing w:line="336" w:lineRule="auto" w:after="180"/>
+      </w:pPr>
+      <w:r>
+        <w:rPr>
+          <w:b w:val="0"/>
+        </w:rPr>
+        <w:t xml:space="preserve">Use the supplied fictional case and keep its </w:t>
+      </w:r>
+      <w:r>
+        <w:rPr>
+          <w:b/>
+        </w:rPr>
+        <w:t>input</w:t>
+      </w:r>
+      <w:r>
+        <w:rPr>
+          <w:b w:val="0"/>
+        </w:rPr>
+        <w:t xml:space="preserve">s, intermediate steps, calculation or </w:t>
+      </w:r>
+      <w:r>
+        <w:rPr>
+          <w:b/>
+        </w:rPr>
+        <w:t>prediction</w:t>
+      </w:r>
+      <w:r>
+        <w:rPr>
+          <w:b w:val="0"/>
+        </w:rPr>
+        <w:t>, and limitation. Connect this record to last week’s record; a matching answer without a trace is insufficient.</w:t>
       </w:r>
     </w:p>
     <w:tbl>
@@ -1548,8 +2793,26 @@
       </w:r>
     </w:p>
     <w:p>
-      <w:r>
-        <w:t>For the Grounded Learning Service, retain an annotated trace and the changed-case result. Name the contract or evidence that makes the deciding step valid, so another team can review it.</w:t>
+      <w:pPr>
+        <w:spacing w:line="336" w:lineRule="auto" w:after="180"/>
+      </w:pPr>
+      <w:r>
+        <w:rPr>
+          <w:b w:val="0"/>
+        </w:rPr>
+        <w:t xml:space="preserve">For the Grounded Learning Service, retain an annotated trace and the changed-case result. Name the contract or </w:t>
+      </w:r>
+      <w:r>
+        <w:rPr>
+          <w:b/>
+        </w:rPr>
+        <w:t>evidence</w:t>
+      </w:r>
+      <w:r>
+        <w:rPr>
+          <w:b w:val="0"/>
+        </w:rPr>
+        <w:t xml:space="preserve"> that makes the deciding step valid, so another team can review it.</w:t>
       </w:r>
     </w:p>
     <w:p>
@@ -1562,7 +2825,29 @@
     </w:p>
     <w:p>
       <w:r>
-        <w:t>Complete the supported workbook tasks before attempting W4 independently. Record any hints or help used. After feedback, use the teacher's fresh retry rather than copying the earlier answer. For a project, select a relevant new case, predict the outcome from the declared rule and preserve the result alongside any revision.</w:t>
+        <w:t>Use a genuinely new case for independent evidence. Previously discussed examples remain practice; use the separately named independent case before feedback.</w:t>
+      </w:r>
+    </w:p>
+    <w:p>
+      <w:pPr>
+        <w:spacing w:line="336" w:lineRule="auto" w:after="180"/>
+      </w:pPr>
+      <w:r>
+        <w:rPr>
+          <w:b w:val="0"/>
+        </w:rPr>
+        <w:t>Complete the supported workbook tasks before attempting W4 independently. Record any hints or help used. After feedback, use the teacher's fresh retry rather than copying the earlier answer.</w:t>
+      </w:r>
+    </w:p>
+    <w:p>
+      <w:pPr>
+        <w:spacing w:line="336" w:lineRule="auto" w:after="180"/>
+      </w:pPr>
+      <w:r>
+        <w:rPr>
+          <w:b w:val="0"/>
+        </w:rPr>
+        <w:t>For a project, select a relevant new case, predict the outcome from the declared rule and preserve the result alongside any revision.</w:t>
       </w:r>
     </w:p>
     <w:p>
@@ -1599,8 +2884,25 @@
       </w:r>
     </w:p>
     <w:p>
-      <w:r>
-        <w:t>For the worked scenario, propose one additional case that could reveal a failure, describe its expected outcome before running it, and explain what would need to remain fixed for a fair comparison. Do not reuse W4 as a new final test after receiving feedback.</w:t>
+      <w:pPr>
+        <w:spacing w:line="336" w:lineRule="auto" w:after="180"/>
+      </w:pPr>
+      <w:r>
+        <w:rPr>
+          <w:b w:val="0"/>
+        </w:rPr>
+        <w:t>For the worked scenario, propose one additional case that could reveal a failure, describe its expected outcome before running it, and explain what would need to remain fixed for a fair comparison.</w:t>
+      </w:r>
+    </w:p>
+    <w:p>
+      <w:pPr>
+        <w:spacing w:line="336" w:lineRule="auto" w:after="180"/>
+      </w:pPr>
+      <w:r>
+        <w:rPr>
+          <w:b w:val="0"/>
+        </w:rPr>
+        <w:t>Do not reuse W4 as a new final test after receiving feedback.</w:t>
       </w:r>
     </w:p>
     <w:p>
@@ -1637,6 +2939,11 @@
       </w:pPr>
       <w:r>
         <w:t>13. Study a complete case</w:t>
+      </w:r>
+    </w:p>
+    <w:p>
+      <w:r>
+        <w:t>Revisit the complete State machines for bounded agents case for supported practice. Repeated examples do not become fresh assessments.</w:t>
       </w:r>
     </w:p>
     <w:p>
@@ -1740,8 +3047,38 @@
       </w:r>
     </w:p>
     <w:p>
-      <w:r>
-        <w:t>Follow the input through the stated procedure to its result. Cover the result first, predict it, then explain every intermediate step. The text/table accompanies the figure so the example can be read without colour.</w:t>
+      <w:pPr>
+        <w:spacing w:line="336" w:lineRule="auto" w:after="180"/>
+      </w:pPr>
+      <w:r>
+        <w:rPr>
+          <w:b w:val="0"/>
+        </w:rPr>
+        <w:t xml:space="preserve">Follow the </w:t>
+      </w:r>
+      <w:r>
+        <w:rPr>
+          <w:b/>
+        </w:rPr>
+        <w:t>input</w:t>
+      </w:r>
+      <w:r>
+        <w:rPr>
+          <w:b w:val="0"/>
+        </w:rPr>
+        <w:t xml:space="preserve"> through the </w:t>
+      </w:r>
+      <w:r>
+        <w:rPr>
+          <w:b/>
+        </w:rPr>
+        <w:t>state</w:t>
+      </w:r>
+      <w:r>
+        <w:rPr>
+          <w:b w:val="0"/>
+        </w:rPr>
+        <w:t>d procedure to its result. Cover the result first, predict it, then explain every intermediate step. The text/table accompanies the figure so the example can be read without colour.</w:t>
       </w:r>
     </w:p>
     <w:p>
@@ -1791,6 +3128,11 @@
       </w:r>
     </w:p>
     <w:p>
+      <w:r>
+        <w:t>Attempt the reserved new case before feedback. Record support; the earlier examples below remain additional practice.</w:t>
+      </w:r>
+    </w:p>
+    <w:p>
       <w:pPr>
         <w:pStyle w:val="Heading3"/>
       </w:pPr>
@@ -1799,8 +3141,26 @@
       </w:r>
     </w:p>
     <w:p>
-      <w:r>
-        <w:t>Only these transitions are allowed: ready→looking_up→review→done. Done is terminal. Evaluate ready→review→done and ready→looking_up→review→done.</w:t>
+      <w:pPr>
+        <w:spacing w:line="336" w:lineRule="auto" w:after="180"/>
+      </w:pPr>
+      <w:r>
+        <w:rPr>
+          <w:b w:val="0"/>
+        </w:rPr>
+        <w:t xml:space="preserve">Only these </w:t>
+      </w:r>
+      <w:r>
+        <w:rPr>
+          <w:b/>
+        </w:rPr>
+        <w:t>transition</w:t>
+      </w:r>
+      <w:r>
+        <w:rPr>
+          <w:b w:val="0"/>
+        </w:rPr>
+        <w:t>s are allowed: ready→looking_up→review→done. Done is terminal. Evaluate ready→review→done and ready→looking_up→review→done.</w:t>
       </w:r>
     </w:p>
     <w:p>
@@ -1847,7 +3207,13 @@
       </w:r>
     </w:p>
     <w:p>
-      <w:r>
+      <w:pPr>
+        <w:spacing w:line="336" w:lineRule="auto" w:after="180"/>
+      </w:pPr>
+      <w:r>
+        <w:rPr>
+          <w:b w:val="0"/>
+        </w:rPr>
         <w:t>Attempt this case before feedback. Record any help. Earlier examples below are further practice; a case already practised with feedback cannot establish fresh transfer.</w:t>
       </w:r>
     </w:p>
@@ -1860,8 +3226,26 @@
       </w:r>
     </w:p>
     <w:p>
-      <w:r>
-        <w:t>Trace ready -&gt; looking_up -&gt; review -&gt; done -&gt; looking_up. Find first invalid transition.</w:t>
+      <w:pPr>
+        <w:spacing w:line="336" w:lineRule="auto" w:after="180"/>
+      </w:pPr>
+      <w:r>
+        <w:rPr>
+          <w:b w:val="0"/>
+        </w:rPr>
+        <w:t xml:space="preserve">Trace ready -&gt; looking_up -&gt; review -&gt; done -&gt; looking_up. Find first invalid </w:t>
+      </w:r>
+      <w:r>
+        <w:rPr>
+          <w:b/>
+        </w:rPr>
+        <w:t>transition</w:t>
+      </w:r>
+      <w:r>
+        <w:rPr>
+          <w:b w:val="0"/>
+        </w:rPr>
+        <w:t>.</w:t>
       </w:r>
     </w:p>
     <w:p>
@@ -1913,7 +3297,13 @@
       </w:r>
     </w:p>
     <w:p>
-      <w:r>
+      <w:pPr>
+        <w:spacing w:line="336" w:lineRule="auto" w:after="180"/>
+      </w:pPr>
+      <w:r>
+        <w:rPr>
+          <w:b w:val="0"/>
+        </w:rPr>
         <w:t>Record support used: none, hint or teacher explanation. After feedback, a different case is needed to demonstrate independence.</w:t>
       </w:r>
     </w:p>
@@ -1926,8 +3316,25 @@
       </w:r>
     </w:p>
     <w:p>
-      <w:r>
-        <w:t>Attempt the independent case before hints. Record whether you worked alone, used a hint or followed a model. After feedback, fix the first unsupported step and explain why it changed. A later check uses a changed case, not a copied answer.</w:t>
+      <w:pPr>
+        <w:spacing w:line="336" w:lineRule="auto" w:after="180"/>
+      </w:pPr>
+      <w:r>
+        <w:rPr>
+          <w:b w:val="0"/>
+        </w:rPr>
+        <w:t>Attempt the independent case before hints. Record whether you worked alone, used a hint or followed a model. After feedback, fix the first unsupported step and explain why it changed.</w:t>
+      </w:r>
+    </w:p>
+    <w:p>
+      <w:pPr>
+        <w:spacing w:line="336" w:lineRule="auto" w:after="180"/>
+      </w:pPr>
+      <w:r>
+        <w:rPr>
+          <w:b w:val="0"/>
+        </w:rPr>
+        <w:t>A later check uses a changed case, not a copied answer.</w:t>
       </w:r>
     </w:p>
     <w:p>
@@ -1940,7 +3347,30 @@
     </w:p>
     <w:p>
       <w:r>
-        <w:t>Start with this question: A parcel lookup state machine. An agent may follow idle→querying→checking→complete; complete is terminal.</w:t>
+        <w:t>Use this map to navigate State machines for bounded agents, connect the goals to tasks and keep one evidence record for each attempt.</w:t>
+      </w:r>
+    </w:p>
+    <w:p>
+      <w:pPr>
+        <w:spacing w:line="336" w:lineRule="auto" w:after="180"/>
+      </w:pPr>
+      <w:r>
+        <w:rPr>
+          <w:b w:val="0"/>
+        </w:rPr>
+        <w:t xml:space="preserve">Start with this question: A parcel lookup </w:t>
+      </w:r>
+      <w:r>
+        <w:rPr>
+          <w:b/>
+        </w:rPr>
+        <w:t>state</w:t>
+      </w:r>
+      <w:r>
+        <w:rPr>
+          <w:b w:val="0"/>
+        </w:rPr>
+        <w:t xml:space="preserve"> machine. An agent may follow idle→querying→checking→complete; complete is terminal.</w:t>
       </w:r>
     </w:p>
     <w:tbl>
@@ -2046,13 +3476,61 @@
       </w:tr>
     </w:tbl>
     <w:p>
-      <w:r>
-        <w:t>Remember → watch and explain → try with help → investigate → try independently → keep project evidence. Your teacher may spread this lesson across several classes.</w:t>
-      </w:r>
-    </w:p>
-    <w:p>
-      <w:r>
-        <w:t>Keep your first prediction. Compare it with what the evidence shows and explain any change.</w:t>
+      <w:pPr>
+        <w:spacing w:line="336" w:lineRule="auto" w:after="180"/>
+      </w:pPr>
+      <w:r>
+        <w:rPr>
+          <w:b w:val="0"/>
+        </w:rPr>
+        <w:t xml:space="preserve">Remember → watch and explain → try with help → investigate → try independently → keep project </w:t>
+      </w:r>
+      <w:r>
+        <w:rPr>
+          <w:b/>
+        </w:rPr>
+        <w:t>evidence</w:t>
+      </w:r>
+      <w:r>
+        <w:rPr>
+          <w:b w:val="0"/>
+        </w:rPr>
+        <w:t>. Your teacher may spread this lesson across several classes.</w:t>
+      </w:r>
+    </w:p>
+    <w:p>
+      <w:pPr>
+        <w:spacing w:line="336" w:lineRule="auto" w:after="180"/>
+      </w:pPr>
+      <w:r>
+        <w:rPr>
+          <w:b w:val="0"/>
+        </w:rPr>
+        <w:t xml:space="preserve">Keep your first </w:t>
+      </w:r>
+      <w:r>
+        <w:rPr>
+          <w:b/>
+        </w:rPr>
+        <w:t>prediction</w:t>
+      </w:r>
+      <w:r>
+        <w:rPr>
+          <w:b w:val="0"/>
+        </w:rPr>
+        <w:t xml:space="preserve">. Compare it with what the </w:t>
+      </w:r>
+      <w:r>
+        <w:rPr>
+          <w:b/>
+        </w:rPr>
+        <w:t>evidence</w:t>
+      </w:r>
+      <w:r>
+        <w:rPr>
+          <w:b w:val="0"/>
+        </w:rPr>
+        <w:t xml:space="preserve"> shows and explain any change.</w:t>
       </w:r>
     </w:p>
     <w:p>
@@ -2065,7 +3543,42 @@
     </w:p>
     <w:p>
       <w:r>
-        <w:t>Close your notes. Explain this goal in your own words: Explain the mechanism and terminology of state machines for bounded agents</w:t>
+        <w:t>Explain State machines for bounded agents without notes, identify a remaining question and plan a later check with a changed case.</w:t>
+      </w:r>
+    </w:p>
+    <w:p>
+      <w:pPr>
+        <w:spacing w:line="336" w:lineRule="auto" w:after="180"/>
+      </w:pPr>
+      <w:r>
+        <w:rPr>
+          <w:b w:val="0"/>
+        </w:rPr>
+        <w:t xml:space="preserve">Close your notes. Explain this goal in your own words: Explain the </w:t>
+      </w:r>
+      <w:r>
+        <w:rPr>
+          <w:b/>
+        </w:rPr>
+        <w:t>mechanism</w:t>
+      </w:r>
+      <w:r>
+        <w:rPr>
+          <w:b w:val="0"/>
+        </w:rPr>
+        <w:t xml:space="preserve"> and terminology of </w:t>
+      </w:r>
+      <w:r>
+        <w:rPr>
+          <w:b/>
+        </w:rPr>
+        <w:t>state</w:t>
+      </w:r>
+      <w:r>
+        <w:rPr>
+          <w:b w:val="0"/>
+        </w:rPr>
+        <w:t xml:space="preserve"> machines for bounded agents</w:t>
       </w:r>
     </w:p>
     <w:p>
@@ -2102,13 +3615,61 @@
       </w:r>
     </w:p>
     <w:p>
-      <w:r>
-        <w:t>If you are unsure, return to the worked picture and explain one arrow. If you are ready, change an input or assumption and justify your prediction.</w:t>
-      </w:r>
-    </w:p>
-    <w:p>
-      <w:r>
-        <w:t>Save your workbook evidence. At the next review, try a different case before opening your old answer.</w:t>
+      <w:pPr>
+        <w:spacing w:line="336" w:lineRule="auto" w:after="180"/>
+      </w:pPr>
+      <w:r>
+        <w:rPr>
+          <w:b w:val="0"/>
+        </w:rPr>
+        <w:t xml:space="preserve">If you are unsure, return to the worked picture and explain one arrow. If you are ready, change an </w:t>
+      </w:r>
+      <w:r>
+        <w:rPr>
+          <w:b/>
+        </w:rPr>
+        <w:t>input</w:t>
+      </w:r>
+      <w:r>
+        <w:rPr>
+          <w:b w:val="0"/>
+        </w:rPr>
+        <w:t xml:space="preserve"> or assumption and justify your </w:t>
+      </w:r>
+      <w:r>
+        <w:rPr>
+          <w:b/>
+        </w:rPr>
+        <w:t>prediction</w:t>
+      </w:r>
+      <w:r>
+        <w:rPr>
+          <w:b w:val="0"/>
+        </w:rPr>
+        <w:t>.</w:t>
+      </w:r>
+    </w:p>
+    <w:p>
+      <w:pPr>
+        <w:spacing w:line="336" w:lineRule="auto" w:after="180"/>
+      </w:pPr>
+      <w:r>
+        <w:rPr>
+          <w:b w:val="0"/>
+        </w:rPr>
+        <w:t xml:space="preserve">Save your workbook </w:t>
+      </w:r>
+      <w:r>
+        <w:rPr>
+          <w:b/>
+        </w:rPr>
+        <w:t>evidence</w:t>
+      </w:r>
+      <w:r>
+        <w:rPr>
+          <w:b w:val="0"/>
+        </w:rPr>
+        <w:t>. At the next review, try a different case before opening your old answer.</w:t>
       </w:r>
     </w:p>
     <w:p>
@@ -2121,12 +3682,41 @@
     </w:p>
     <w:p>
       <w:r>
+        <w:t>Attempt supported questions before using hints or feedback. Review a missing building block, then keep the completed work.</w:t>
+      </w:r>
+    </w:p>
+    <w:p>
+      <w:pPr>
+        <w:spacing w:line="336" w:lineRule="auto" w:after="180"/>
+      </w:pPr>
+      <w:r>
+        <w:rPr>
+          <w:b w:val="0"/>
+        </w:rPr>
         <w:t>Use this supported practice once, in the browser or on paper. Keep the reserved independent assessment for a separate first attempt before teacher feedback.</w:t>
       </w:r>
     </w:p>
     <w:p>
-      <w:r>
-        <w:t>A parcel lookup state machine. An agent may follow idle→querying→checking→complete; complete is terminal.</w:t>
+      <w:pPr>
+        <w:spacing w:line="336" w:lineRule="auto" w:after="180"/>
+      </w:pPr>
+      <w:r>
+        <w:rPr>
+          <w:b w:val="0"/>
+        </w:rPr>
+        <w:t xml:space="preserve">A parcel lookup </w:t>
+      </w:r>
+      <w:r>
+        <w:rPr>
+          <w:b/>
+        </w:rPr>
+        <w:t>state</w:t>
+      </w:r>
+      <w:r>
+        <w:rPr>
+          <w:b w:val="0"/>
+        </w:rPr>
+        <w:t xml:space="preserve"> machine. An agent may follow idle→querying→checking→complete; complete is terminal.</w:t>
       </w:r>
     </w:p>
     <w:p>
@@ -2138,22 +3728,49 @@
       </w:r>
     </w:p>
     <w:p>
-      <w:r>
+      <w:pPr>
+        <w:spacing w:line="336" w:lineRule="auto" w:after="180"/>
+      </w:pPr>
+      <w:r>
+        <w:rPr>
+          <w:b w:val="0"/>
+        </w:rPr>
         <w:t>Which labelled step matches this detail? Querying→complete skips checking and is invalid.</w:t>
       </w:r>
     </w:p>
     <w:p>
-      <w:r>
+      <w:pPr>
+        <w:spacing w:line="336" w:lineRule="auto" w:after="180"/>
+        <w:shd w:fill="F4F9FC"/>
+      </w:pPr>
+      <w:r>
+        <w:rPr>
+          <w:b w:val="0"/>
+        </w:rPr>
         <w:t>1. Follow A</w:t>
       </w:r>
     </w:p>
     <w:p>
-      <w:r>
+      <w:pPr>
+        <w:spacing w:line="336" w:lineRule="auto" w:after="180"/>
+        <w:shd w:fill="F4F9FC"/>
+      </w:pPr>
+      <w:r>
+        <w:rPr>
+          <w:b w:val="0"/>
+        </w:rPr>
         <w:t>2. Read arrows</w:t>
       </w:r>
     </w:p>
     <w:p>
-      <w:r>
+      <w:pPr>
+        <w:spacing w:line="336" w:lineRule="auto" w:after="180"/>
+        <w:shd w:fill="F4F9FC"/>
+      </w:pPr>
+      <w:r>
+        <w:rPr>
+          <w:b w:val="0"/>
+        </w:rPr>
         <w:t>3. Inspect B</w:t>
       </w:r>
     </w:p>
@@ -2191,41 +3808,155 @@
       </w:r>
     </w:p>
     <w:p>
-      <w:r>
+      <w:pPr>
+        <w:pStyle w:val="Heading3"/>
+      </w:pPr>
+      <w:r>
+        <w:t>Hint · try first</w:t>
+      </w:r>
+    </w:p>
+    <w:p>
+      <w:pPr>
+        <w:spacing w:line="336" w:lineRule="auto" w:after="180"/>
+        <w:shd w:fill="F1F6F8"/>
+      </w:pPr>
+      <w:r>
+        <w:rPr>
+          <w:b w:val="0"/>
+        </w:rPr>
         <w:t>Hint if needed: Read the steps in the pictorial case. Match the supplied detail to the stage that performs or records it.</w:t>
       </w:r>
     </w:p>
     <w:p>
-      <w:r>
-        <w:t>After your attempt, compare with the supported explanation: Inspect B Querying→complete skips checking and is invalid. A state machine bounds action order. A plausible final state does not establish that the path was valid.</w:t>
-      </w:r>
-    </w:p>
-    <w:p>
       <w:pPr>
         <w:pStyle w:val="Heading3"/>
       </w:pPr>
       <w:r>
+        <w:t>Feedback · compare after trying</w:t>
+      </w:r>
+    </w:p>
+    <w:p>
+      <w:pPr>
+        <w:spacing w:line="336" w:lineRule="auto" w:after="180"/>
+        <w:shd w:fill="F1F6FC"/>
+      </w:pPr>
+      <w:r>
+        <w:rPr>
+          <w:b w:val="0"/>
+        </w:rPr>
+        <w:t xml:space="preserve">After your attempt, compare with the supported explanation: Inspect B Querying→complete skips checking and is invalid. A </w:t>
+      </w:r>
+      <w:r>
+        <w:rPr>
+          <w:b/>
+        </w:rPr>
+        <w:t>state</w:t>
+      </w:r>
+      <w:r>
+        <w:rPr>
+          <w:b w:val="0"/>
+        </w:rPr>
+        <w:t xml:space="preserve"> machine bounds action order. A plausible final </w:t>
+      </w:r>
+      <w:r>
+        <w:rPr>
+          <w:b/>
+        </w:rPr>
+        <w:t>state</w:t>
+      </w:r>
+      <w:r>
+        <w:rPr>
+          <w:b w:val="0"/>
+        </w:rPr>
+        <w:t xml:space="preserve"> does not establish that the path was valid.</w:t>
+      </w:r>
+    </w:p>
+    <w:p>
+      <w:pPr>
+        <w:pStyle w:val="Heading3"/>
+      </w:pPr>
+      <w:r>
         <w:t>Practice 2: explain the deciding evidence</w:t>
       </w:r>
     </w:p>
     <w:p>
-      <w:r>
+      <w:pPr>
+        <w:pStyle w:val="Heading3"/>
+      </w:pPr>
+      <w:r>
+        <w:t>Changed case · predict first</w:t>
+      </w:r>
+    </w:p>
+    <w:p>
+      <w:pPr>
+        <w:spacing w:line="336" w:lineRule="auto" w:after="180"/>
+        <w:shd w:fill="F5F1FB"/>
+      </w:pPr>
+      <w:r>
+        <w:rPr>
+          <w:b w:val="0"/>
+        </w:rPr>
         <w:t>Changed-case practice: Add checking→querying as a permitted retry. Which conclusion is supported by the supplied facts?</w:t>
       </w:r>
     </w:p>
     <w:p>
-      <w:r>
+      <w:pPr>
+        <w:spacing w:line="336" w:lineRule="auto" w:after="180"/>
+        <w:shd w:fill="F4F9FC"/>
+      </w:pPr>
+      <w:r>
+        <w:rPr>
+          <w:b w:val="0"/>
+        </w:rPr>
         <w:t>1. That retry becomes valid; querying→complete stays forbidden.</w:t>
       </w:r>
     </w:p>
     <w:p>
-      <w:r>
-        <w:t>2. This one example guarantees correct results for every future input.</w:t>
-      </w:r>
-    </w:p>
-    <w:p>
-      <w:r>
-        <w:t>3. We can decide the result without examining the changed input or the procedure.</w:t>
+      <w:pPr>
+        <w:spacing w:line="336" w:lineRule="auto" w:after="180"/>
+        <w:shd w:fill="F4F9FC"/>
+      </w:pPr>
+      <w:r>
+        <w:rPr>
+          <w:b w:val="0"/>
+        </w:rPr>
+        <w:t xml:space="preserve">2. This one example guarantees correct results for every future </w:t>
+      </w:r>
+      <w:r>
+        <w:rPr>
+          <w:b/>
+        </w:rPr>
+        <w:t>input</w:t>
+      </w:r>
+      <w:r>
+        <w:rPr>
+          <w:b w:val="0"/>
+        </w:rPr>
+        <w:t>.</w:t>
+      </w:r>
+    </w:p>
+    <w:p>
+      <w:pPr>
+        <w:spacing w:line="336" w:lineRule="auto" w:after="180"/>
+        <w:shd w:fill="F4F9FC"/>
+      </w:pPr>
+      <w:r>
+        <w:rPr>
+          <w:b w:val="0"/>
+        </w:rPr>
+        <w:t xml:space="preserve">3. We can decide the result without examining the changed </w:t>
+      </w:r>
+      <w:r>
+        <w:rPr>
+          <w:b/>
+        </w:rPr>
+        <w:t>input</w:t>
+      </w:r>
+      <w:r>
+        <w:rPr>
+          <w:b w:val="0"/>
+        </w:rPr>
+        <w:t xml:space="preserve"> or the procedure.</w:t>
       </w:r>
     </w:p>
     <w:p>
@@ -2262,12 +3993,42 @@
       </w:r>
     </w:p>
     <w:p>
-      <w:r>
+      <w:pPr>
+        <w:pStyle w:val="Heading3"/>
+      </w:pPr>
+      <w:r>
+        <w:t>Hint · try first</w:t>
+      </w:r>
+    </w:p>
+    <w:p>
+      <w:pPr>
+        <w:spacing w:line="336" w:lineRule="auto" w:after="180"/>
+        <w:shd w:fill="F1F6F8"/>
+      </w:pPr>
+      <w:r>
+        <w:rPr>
+          <w:b w:val="0"/>
+        </w:rPr>
         <w:t>Hint if needed: Use the changed condition and the deciding step in the pictorial trace. The answer must say what follows from those facts.</w:t>
       </w:r>
     </w:p>
     <w:p>
-      <w:r>
+      <w:pPr>
+        <w:pStyle w:val="Heading3"/>
+      </w:pPr>
+      <w:r>
+        <w:t>Feedback · compare after trying</w:t>
+      </w:r>
+    </w:p>
+    <w:p>
+      <w:pPr>
+        <w:spacing w:line="336" w:lineRule="auto" w:after="180"/>
+        <w:shd w:fill="F1F6FC"/>
+      </w:pPr>
+      <w:r>
+        <w:rPr>
+          <w:b w:val="0"/>
+        </w:rPr>
         <w:t>After your attempt, compare with the supported explanation: That retry becomes valid; querying→complete stays forbidden. Adding one arrow does not authorise unrelated shortcuts.</w:t>
       </w:r>
     </w:p>
@@ -2280,18 +4041,129 @@
       </w:r>
     </w:p>
     <w:p>
-      <w:r>
-        <w:t>Review Logs traces and privacy (ai-6/12). Goal: Explain the mechanism and terminology of logs traces and privacy. Short practice: Identify the purpose of R17, C8 and 240 ms in the trace. Which field is deliberately omitted, and why would logging the whole question violate this design?. Return to this week and explain what you changed.</w:t>
-      </w:r>
-    </w:p>
-    <w:p>
-      <w:r>
-        <w:t>Review Evaluation pipelines (ai-6/10). Goal: Explain the mechanism and terminology of evaluation pipelines. Short practice: Calculate A’s and B’s correct rates on all four cases. Identify their shared failure and explain why removing that case after scoring changes the honesty of the comparison.. Return to this week and explain what you changed.</w:t>
-      </w:r>
-    </w:p>
-    <w:p>
-      <w:r>
-        <w:t>Review Testing pure components (ai-6/7). Goal: Explain the mechanism and terminology of testing pure components. Short practice: Predict the formatter outputs for 7 and 12, including spacing. Why does input 0 need rejection under this contract rather than an ordinary formatted response?. Return to this week and explain what you changed.</w:t>
+      <w:pPr>
+        <w:spacing w:line="336" w:lineRule="auto" w:after="180"/>
+      </w:pPr>
+      <w:r>
+        <w:rPr>
+          <w:b w:val="0"/>
+        </w:rPr>
+        <w:t xml:space="preserve">Review Logs traces and privacy (ai-6/12). Goal: Explain the </w:t>
+      </w:r>
+      <w:r>
+        <w:rPr>
+          <w:b/>
+        </w:rPr>
+        <w:t>mechanism</w:t>
+      </w:r>
+      <w:r>
+        <w:rPr>
+          <w:b w:val="0"/>
+        </w:rPr>
+        <w:t xml:space="preserve"> and terminology of logs traces and privacy. Short practice: Identify the purpose of R17, C8 and 240 ms in the trace.</w:t>
+      </w:r>
+    </w:p>
+    <w:p>
+      <w:pPr>
+        <w:spacing w:line="336" w:lineRule="auto" w:after="180"/>
+      </w:pPr>
+      <w:r>
+        <w:rPr>
+          <w:b w:val="0"/>
+        </w:rPr>
+        <w:t>Which field is deliberately omitted, and why would logging the whole question violate this design?. Return to this week and explain what you changed.</w:t>
+      </w:r>
+    </w:p>
+    <w:p>
+      <w:pPr>
+        <w:spacing w:line="336" w:lineRule="auto" w:after="180"/>
+      </w:pPr>
+      <w:r>
+        <w:rPr>
+          <w:b w:val="0"/>
+        </w:rPr>
+        <w:t xml:space="preserve">Review Evaluation pipelines (ai-6/10). Goal: Explain the </w:t>
+      </w:r>
+      <w:r>
+        <w:rPr>
+          <w:b/>
+        </w:rPr>
+        <w:t>mechanism</w:t>
+      </w:r>
+      <w:r>
+        <w:rPr>
+          <w:b w:val="0"/>
+        </w:rPr>
+        <w:t xml:space="preserve"> and terminology of evaluation pipelines. Short practice: Calculate A’s and B’s correct rates on all four cases.</w:t>
+      </w:r>
+    </w:p>
+    <w:p>
+      <w:pPr>
+        <w:spacing w:line="336" w:lineRule="auto" w:after="180"/>
+      </w:pPr>
+      <w:r>
+        <w:rPr>
+          <w:b w:val="0"/>
+        </w:rPr>
+        <w:t>Identify their shared failure and explain why removing that case after scoring changes the honesty of the comparison.. Return to this week and explain what you changed.</w:t>
+      </w:r>
+    </w:p>
+    <w:p>
+      <w:pPr>
+        <w:spacing w:line="336" w:lineRule="auto" w:after="180"/>
+      </w:pPr>
+      <w:r>
+        <w:rPr>
+          <w:b w:val="0"/>
+        </w:rPr>
+        <w:t xml:space="preserve">Review Testing pure components (ai-6/7). Goal: Explain the </w:t>
+      </w:r>
+      <w:r>
+        <w:rPr>
+          <w:b/>
+        </w:rPr>
+        <w:t>mechanism</w:t>
+      </w:r>
+      <w:r>
+        <w:rPr>
+          <w:b w:val="0"/>
+        </w:rPr>
+        <w:t xml:space="preserve"> and terminology of testing pure components. Short practice: Predict the formatter </w:t>
+      </w:r>
+      <w:r>
+        <w:rPr>
+          <w:b/>
+        </w:rPr>
+        <w:t>output</w:t>
+      </w:r>
+      <w:r>
+        <w:rPr>
+          <w:b w:val="0"/>
+        </w:rPr>
+        <w:t>s for 7 and 12, including spacing.</w:t>
+      </w:r>
+    </w:p>
+    <w:p>
+      <w:pPr>
+        <w:spacing w:line="336" w:lineRule="auto" w:after="180"/>
+      </w:pPr>
+      <w:r>
+        <w:rPr>
+          <w:b w:val="0"/>
+        </w:rPr>
+        <w:t xml:space="preserve">Why does </w:t>
+      </w:r>
+      <w:r>
+        <w:rPr>
+          <w:b/>
+        </w:rPr>
+        <w:t>input</w:t>
+      </w:r>
+      <w:r>
+        <w:rPr>
+          <w:b w:val="0"/>
+        </w:rPr>
+        <w:t xml:space="preserve"> 0 need rejection under this contract rather than an ordinary formatted response?. Return to this week and explain what you changed.</w:t>
       </w:r>
     </w:p>
     <w:p>
@@ -2303,8 +4175,61 @@
       </w:r>
     </w:p>
     <w:p>
-      <w:r>
-        <w:t>The browser lab lets you edit the supported Python examples already included in this lesson. Predict first, run, inspect the actual output or error, change one input, then run again. Keep code, predictions, actual results and a reasoned revision together. On paper, label your result as a trace rather than an execution.</w:t>
+      <w:pPr>
+        <w:spacing w:line="336" w:lineRule="auto" w:after="180"/>
+      </w:pPr>
+      <w:r>
+        <w:rPr>
+          <w:b w:val="0"/>
+        </w:rPr>
+        <w:t xml:space="preserve">The browser lab lets you edit the supported Python examples already included in this lesson. Predict first, run, inspect the actual </w:t>
+      </w:r>
+      <w:r>
+        <w:rPr>
+          <w:b/>
+        </w:rPr>
+        <w:t>output</w:t>
+      </w:r>
+      <w:r>
+        <w:rPr>
+          <w:b w:val="0"/>
+        </w:rPr>
+        <w:t xml:space="preserve"> or error, change one </w:t>
+      </w:r>
+      <w:r>
+        <w:rPr>
+          <w:b/>
+        </w:rPr>
+        <w:t>input</w:t>
+      </w:r>
+      <w:r>
+        <w:rPr>
+          <w:b w:val="0"/>
+        </w:rPr>
+        <w:t>, then run again.</w:t>
+      </w:r>
+    </w:p>
+    <w:p>
+      <w:pPr>
+        <w:spacing w:line="336" w:lineRule="auto" w:after="180"/>
+      </w:pPr>
+      <w:r>
+        <w:rPr>
+          <w:b w:val="0"/>
+        </w:rPr>
+        <w:t xml:space="preserve">Keep code, </w:t>
+      </w:r>
+      <w:r>
+        <w:rPr>
+          <w:b/>
+        </w:rPr>
+        <w:t>prediction</w:t>
+      </w:r>
+      <w:r>
+        <w:rPr>
+          <w:b w:val="0"/>
+        </w:rPr>
+        <w:t>s, actual results and a reasoned revision together. On paper, label your result as a trace rather than an execution.</w:t>
       </w:r>
     </w:p>
     <w:p>
@@ -2316,8 +4241,706 @@
       </w:r>
     </w:p>
     <w:p>
-      <w:r>
-        <w:t>Use Download completed work in the hosted lesson to export your answers, reflections, practice feedback and code-run evidence. Open the HTML copy to read or print it. Drafts stay in this browser when storage is available; clear drafts on a shared device.</w:t>
+      <w:pPr>
+        <w:spacing w:line="336" w:lineRule="auto" w:after="180"/>
+      </w:pPr>
+      <w:r>
+        <w:rPr>
+          <w:b w:val="0"/>
+        </w:rPr>
+        <w:t xml:space="preserve">Use Download completed work in the hosted lesson to export your answers, reflections, practice feedback and code-run </w:t>
+      </w:r>
+      <w:r>
+        <w:rPr>
+          <w:b/>
+        </w:rPr>
+        <w:t>evidence</w:t>
+      </w:r>
+      <w:r>
+        <w:rPr>
+          <w:b w:val="0"/>
+        </w:rPr>
+        <w:t>. Open the HTML copy to read or print it.</w:t>
+      </w:r>
+    </w:p>
+    <w:p>
+      <w:pPr>
+        <w:spacing w:line="336" w:lineRule="auto" w:after="180"/>
+      </w:pPr>
+      <w:r>
+        <w:rPr>
+          <w:b w:val="0"/>
+        </w:rPr>
+        <w:t>Drafts stay in this browser when storage is available; clear drafts on a shared device.</w:t>
+      </w:r>
+    </w:p>
+    <w:p>
+      <w:pPr>
+        <w:pStyle w:val="Heading1"/>
+      </w:pPr>
+      <w:r>
+        <w:t>18. Visual concept journey</w:t>
+      </w:r>
+    </w:p>
+    <w:p>
+      <w:r>
+        <w:t>Explain each State machines for bounded agents graphic using its labels, deciding evidence and relevant limitation.</w:t>
+      </w:r>
+    </w:p>
+    <w:p>
+      <w:pPr>
+        <w:pStyle w:val="Heading3"/>
+      </w:pPr>
+      <w:r>
+        <w:t>01. State machines for bounded agents: the case</w:t>
+      </w:r>
+    </w:p>
+    <w:p>
+      <w:r>
+        <w:drawing>
+          <wp:inline xmlns:a="http://schemas.openxmlformats.org/drawingml/2006/main" xmlns:pic="http://schemas.openxmlformats.org/drawingml/2006/picture">
+            <wp:extent cx="5486400" cy="2834640"/>
+            <wp:docPr id="2" name="Picture 2" descr="A parcel lookup state machine. An agent may follow idle→querying→checking→complete; complete is terminal. Supplied facts: A follows all four states. B follows idle→querying→complete. No other transitions are declared."/>
+            <wp:cNvGraphicFramePr>
+              <a:graphicFrameLocks noChangeAspect="1"/>
+            </wp:cNvGraphicFramePr>
+            <a:graphic>
+              <a:graphicData uri="http://schemas.openxmlformats.org/drawingml/2006/picture">
+                <pic:pic>
+                  <pic:nvPicPr>
+                    <pic:cNvPr id="0" name="academy-story-ai-6-13-01.png"/>
+                    <pic:cNvPicPr/>
+                  </pic:nvPicPr>
+                  <pic:blipFill>
+                    <a:blip r:embed="rId10"/>
+                    <a:stretch>
+                      <a:fillRect/>
+                    </a:stretch>
+                  </pic:blipFill>
+                  <pic:spPr>
+                    <a:xfrm>
+                      <a:off x="0" y="0"/>
+                      <a:ext cx="5486400" cy="2834640"/>
+                    </a:xfrm>
+                    <a:prstGeom prst="rect"/>
+                  </pic:spPr>
+                </pic:pic>
+              </a:graphicData>
+            </a:graphic>
+          </wp:inline>
+        </w:drawing>
+      </w:r>
+    </w:p>
+    <w:p>
+      <w:pPr>
+        <w:spacing w:line="336" w:lineRule="auto" w:after="180"/>
+      </w:pPr>
+      <w:r>
+        <w:rPr>
+          <w:b w:val="0"/>
+        </w:rPr>
+        <w:t xml:space="preserve">A parcel lookup </w:t>
+      </w:r>
+      <w:r>
+        <w:rPr>
+          <w:b/>
+        </w:rPr>
+        <w:t>state</w:t>
+      </w:r>
+      <w:r>
+        <w:rPr>
+          <w:b w:val="0"/>
+        </w:rPr>
+        <w:t xml:space="preserve"> machine. An agent may follow idle→querying→checking→complete; complete is terminal. Supplied facts: A follows all four </w:t>
+      </w:r>
+      <w:r>
+        <w:rPr>
+          <w:b/>
+        </w:rPr>
+        <w:t>state</w:t>
+      </w:r>
+      <w:r>
+        <w:rPr>
+          <w:b w:val="0"/>
+        </w:rPr>
+        <w:t xml:space="preserve">s. B follows idle→querying→complete. No other </w:t>
+      </w:r>
+      <w:r>
+        <w:rPr>
+          <w:b/>
+        </w:rPr>
+        <w:t>transition</w:t>
+      </w:r>
+      <w:r>
+        <w:rPr>
+          <w:b w:val="0"/>
+        </w:rPr>
+        <w:t>s are declared.</w:t>
+      </w:r>
+    </w:p>
+    <w:p>
+      <w:pPr>
+        <w:spacing w:line="336" w:lineRule="auto" w:after="180"/>
+        <w:shd w:fill="F5F1FB"/>
+      </w:pPr>
+      <w:r>
+        <w:rPr>
+          <w:b w:val="0"/>
+        </w:rPr>
+        <w:t>Point to the given fact that matters most. Explain why it matters.</w:t>
+      </w:r>
+    </w:p>
+    <w:p>
+      <w:pPr>
+        <w:pStyle w:val="Heading3"/>
+      </w:pPr>
+      <w:r>
+        <w:t>02. Follow the deciding steps</w:t>
+      </w:r>
+    </w:p>
+    <w:p>
+      <w:r>
+        <w:drawing>
+          <wp:inline xmlns:a="http://schemas.openxmlformats.org/drawingml/2006/main" xmlns:pic="http://schemas.openxmlformats.org/drawingml/2006/picture">
+            <wp:extent cx="5486400" cy="3182112"/>
+            <wp:docPr id="3" name="Picture 3" descr="Read arrows: The graph permits three forward transitions. → Follow A: All adjacent pairs match permitted arrows. → Inspect B: Querying→complete skips checking and is invalid."/>
+            <wp:cNvGraphicFramePr>
+              <a:graphicFrameLocks noChangeAspect="1"/>
+            </wp:cNvGraphicFramePr>
+            <a:graphic>
+              <a:graphicData uri="http://schemas.openxmlformats.org/drawingml/2006/picture">
+                <pic:pic>
+                  <pic:nvPicPr>
+                    <pic:cNvPr id="0" name="academy-story-ai-6-13-02.png"/>
+                    <pic:cNvPicPr/>
+                  </pic:nvPicPr>
+                  <pic:blipFill>
+                    <a:blip r:embed="rId11"/>
+                    <a:stretch>
+                      <a:fillRect/>
+                    </a:stretch>
+                  </pic:blipFill>
+                  <pic:spPr>
+                    <a:xfrm>
+                      <a:off x="0" y="0"/>
+                      <a:ext cx="5486400" cy="3182112"/>
+                    </a:xfrm>
+                    <a:prstGeom prst="rect"/>
+                  </pic:spPr>
+                </pic:pic>
+              </a:graphicData>
+            </a:graphic>
+          </wp:inline>
+        </w:drawing>
+      </w:r>
+    </w:p>
+    <w:p>
+      <w:pPr>
+        <w:spacing w:line="336" w:lineRule="auto" w:after="180"/>
+      </w:pPr>
+      <w:r>
+        <w:rPr>
+          <w:b w:val="0"/>
+        </w:rPr>
+        <w:t xml:space="preserve">Read arrows: The graph permits three forward </w:t>
+      </w:r>
+      <w:r>
+        <w:rPr>
+          <w:b/>
+        </w:rPr>
+        <w:t>transition</w:t>
+      </w:r>
+      <w:r>
+        <w:rPr>
+          <w:b w:val="0"/>
+        </w:rPr>
+        <w:t>s. → Follow A: All adjacent pairs match permitted arrows. → Inspect B: Querying→complete skips checking and is invalid.</w:t>
+      </w:r>
+    </w:p>
+    <w:p>
+      <w:pPr>
+        <w:spacing w:line="336" w:lineRule="auto" w:after="180"/>
+        <w:shd w:fill="F5F1FB"/>
+      </w:pPr>
+      <w:r>
+        <w:rPr>
+          <w:b w:val="0"/>
+        </w:rPr>
+        <w:t xml:space="preserve">Point to each numbered stage and explain which recorded </w:t>
+      </w:r>
+      <w:r>
+        <w:rPr>
+          <w:b/>
+        </w:rPr>
+        <w:t>input</w:t>
+      </w:r>
+      <w:r>
+        <w:rPr>
+          <w:b w:val="0"/>
+        </w:rPr>
+        <w:t xml:space="preserve"> it uses.</w:t>
+      </w:r>
+    </w:p>
+    <w:p>
+      <w:pPr>
+        <w:pStyle w:val="Heading3"/>
+      </w:pPr>
+      <w:r>
+        <w:t>03. State machines for bounded agents — evidence trace</w:t>
+      </w:r>
+    </w:p>
+    <w:p>
+      <w:r>
+        <w:drawing>
+          <wp:inline xmlns:a="http://schemas.openxmlformats.org/drawingml/2006/main" xmlns:pic="http://schemas.openxmlformats.org/drawingml/2006/picture">
+            <wp:extent cx="5486400" cy="2996184"/>
+            <wp:docPr id="4" name="Picture 4" descr="State machines for bounded agents — evidence trace. Trace ready -&gt; looking_up -&gt; review -&gt; looking_up -&gt; done. | States are ready, looking_up, review, done. ready may start lookup; lookup may finish done or request review; review may finish done after authorised evidence. done is terminal. Maximum two lookup attempts. | review -&gt; looking_up is not allowed by this declared transition table, even if total attempts is two. Reject the transition or explicitly redesign and retest the table."/>
+            <wp:cNvGraphicFramePr>
+              <a:graphicFrameLocks noChangeAspect="1"/>
+            </wp:cNvGraphicFramePr>
+            <a:graphic>
+              <a:graphicData uri="http://schemas.openxmlformats.org/drawingml/2006/picture">
+                <pic:pic>
+                  <pic:nvPicPr>
+                    <pic:cNvPr id="0" name="academy-story-ai-6-13-03.png"/>
+                    <pic:cNvPicPr/>
+                  </pic:nvPicPr>
+                  <pic:blipFill>
+                    <a:blip r:embed="rId12"/>
+                    <a:stretch>
+                      <a:fillRect/>
+                    </a:stretch>
+                  </pic:blipFill>
+                  <pic:spPr>
+                    <a:xfrm>
+                      <a:off x="0" y="0"/>
+                      <a:ext cx="5486400" cy="2996184"/>
+                    </a:xfrm>
+                    <a:prstGeom prst="rect"/>
+                  </pic:spPr>
+                </pic:pic>
+              </a:graphicData>
+            </a:graphic>
+          </wp:inline>
+        </w:drawing>
+      </w:r>
+    </w:p>
+    <w:p>
+      <w:pPr>
+        <w:spacing w:line="336" w:lineRule="auto" w:after="180"/>
+      </w:pPr>
+      <w:r>
+        <w:rPr>
+          <w:b/>
+        </w:rPr>
+        <w:t>State</w:t>
+      </w:r>
+      <w:r>
+        <w:rPr>
+          <w:b w:val="0"/>
+        </w:rPr>
+        <w:t xml:space="preserve"> machines for bounded agents — </w:t>
+      </w:r>
+      <w:r>
+        <w:rPr>
+          <w:b/>
+        </w:rPr>
+        <w:t>evidence</w:t>
+      </w:r>
+      <w:r>
+        <w:rPr>
+          <w:b w:val="0"/>
+        </w:rPr>
+        <w:t xml:space="preserve"> trace.</w:t>
+      </w:r>
+    </w:p>
+    <w:p>
+      <w:pPr>
+        <w:spacing w:line="336" w:lineRule="auto" w:after="180"/>
+      </w:pPr>
+      <w:r>
+        <w:rPr>
+          <w:b w:val="0"/>
+        </w:rPr>
+        <w:t xml:space="preserve">Trace ready -&gt; looking_up -&gt; review -&gt; looking_up -&gt; done. | </w:t>
+      </w:r>
+      <w:r>
+        <w:rPr>
+          <w:b/>
+        </w:rPr>
+        <w:t>State</w:t>
+      </w:r>
+      <w:r>
+        <w:rPr>
+          <w:b w:val="0"/>
+        </w:rPr>
+        <w:t xml:space="preserve">s are ready, looking_up, review, done. ready may start lookup; lookup may finish done or request review; review may finish done after authorised </w:t>
+      </w:r>
+      <w:r>
+        <w:rPr>
+          <w:b/>
+        </w:rPr>
+        <w:t>evidence</w:t>
+      </w:r>
+      <w:r>
+        <w:rPr>
+          <w:b w:val="0"/>
+        </w:rPr>
+        <w:t>. done is terminal.</w:t>
+      </w:r>
+    </w:p>
+    <w:p>
+      <w:pPr>
+        <w:spacing w:line="336" w:lineRule="auto" w:after="180"/>
+      </w:pPr>
+      <w:r>
+        <w:rPr>
+          <w:b w:val="0"/>
+        </w:rPr>
+        <w:t xml:space="preserve">Maximum two lookup attempts. | review -&gt; looking_up is not allowed by this declared </w:t>
+      </w:r>
+      <w:r>
+        <w:rPr>
+          <w:b/>
+        </w:rPr>
+        <w:t>transition</w:t>
+      </w:r>
+      <w:r>
+        <w:rPr>
+          <w:b w:val="0"/>
+        </w:rPr>
+        <w:t xml:space="preserve"> table, even if total attempts is two. Reject the </w:t>
+      </w:r>
+      <w:r>
+        <w:rPr>
+          <w:b/>
+        </w:rPr>
+        <w:t>transition</w:t>
+      </w:r>
+      <w:r>
+        <w:rPr>
+          <w:b w:val="0"/>
+        </w:rPr>
+        <w:t xml:space="preserve"> or explicitly redesign and retest the table.</w:t>
+      </w:r>
+    </w:p>
+    <w:p>
+      <w:pPr>
+        <w:spacing w:line="336" w:lineRule="auto" w:after="180"/>
+        <w:shd w:fill="F5F1FB"/>
+      </w:pPr>
+      <w:r>
+        <w:rPr>
+          <w:b w:val="0"/>
+        </w:rPr>
+        <w:t>Read the labels and values. Explain the relationship the model shows.</w:t>
+      </w:r>
+    </w:p>
+    <w:p>
+      <w:pPr>
+        <w:pStyle w:val="Heading3"/>
+      </w:pPr>
+      <w:r>
+        <w:t>04. Change one thing. Trace what follows.</w:t>
+      </w:r>
+    </w:p>
+    <w:p>
+      <w:r>
+        <w:drawing>
+          <wp:inline xmlns:a="http://schemas.openxmlformats.org/drawingml/2006/main" xmlns:pic="http://schemas.openxmlformats.org/drawingml/2006/picture">
+            <wp:extent cx="5486400" cy="3026664"/>
+            <wp:docPr id="5" name="Picture 5" descr="Original case: Querying→complete skips checking and is invalid. Changed condition: Add checking→querying as a permitted retry. Expected result: That retry becomes valid; querying→complete stays forbidden. Reason: Adding one arrow does not authorise unrelated shortcuts."/>
+            <wp:cNvGraphicFramePr>
+              <a:graphicFrameLocks noChangeAspect="1"/>
+            </wp:cNvGraphicFramePr>
+            <a:graphic>
+              <a:graphicData uri="http://schemas.openxmlformats.org/drawingml/2006/picture">
+                <pic:pic>
+                  <pic:nvPicPr>
+                    <pic:cNvPr id="0" name="academy-story-ai-6-13-04.png"/>
+                    <pic:cNvPicPr/>
+                  </pic:nvPicPr>
+                  <pic:blipFill>
+                    <a:blip r:embed="rId13"/>
+                    <a:stretch>
+                      <a:fillRect/>
+                    </a:stretch>
+                  </pic:blipFill>
+                  <pic:spPr>
+                    <a:xfrm>
+                      <a:off x="0" y="0"/>
+                      <a:ext cx="5486400" cy="3026664"/>
+                    </a:xfrm>
+                    <a:prstGeom prst="rect"/>
+                  </pic:spPr>
+                </pic:pic>
+              </a:graphicData>
+            </a:graphic>
+          </wp:inline>
+        </w:drawing>
+      </w:r>
+    </w:p>
+    <w:p>
+      <w:pPr>
+        <w:spacing w:line="336" w:lineRule="auto" w:after="180"/>
+      </w:pPr>
+      <w:r>
+        <w:rPr>
+          <w:b w:val="0"/>
+        </w:rPr>
+        <w:t>Original case: Querying→complete skips checking and is invalid. Changed condition: Add checking→querying as a permitted retry. Expected result: That retry becomes valid; querying→complete stays forbidden.</w:t>
+      </w:r>
+    </w:p>
+    <w:p>
+      <w:pPr>
+        <w:spacing w:line="336" w:lineRule="auto" w:after="180"/>
+      </w:pPr>
+      <w:r>
+        <w:rPr>
+          <w:b w:val="0"/>
+        </w:rPr>
+        <w:t>Reason: Adding one arrow does not authorise unrelated shortcuts.</w:t>
+      </w:r>
+    </w:p>
+    <w:p>
+      <w:pPr>
+        <w:spacing w:line="336" w:lineRule="auto" w:after="180"/>
+        <w:shd w:fill="F5F1FB"/>
+      </w:pPr>
+      <w:r>
+        <w:rPr>
+          <w:b w:val="0"/>
+        </w:rPr>
+        <w:t>Predict before checking the worked changed-case result. Name what changed and what the supplied facts allow you to conclude.</w:t>
+      </w:r>
+    </w:p>
+    <w:p>
+      <w:pPr>
+        <w:pStyle w:val="Heading3"/>
+      </w:pPr>
+      <w:r>
+        <w:t>05. Connect the explanation to its limit</w:t>
+      </w:r>
+    </w:p>
+    <w:p>
+      <w:r>
+        <w:drawing>
+          <wp:inline xmlns:a="http://schemas.openxmlformats.org/drawingml/2006/main" xmlns:pic="http://schemas.openxmlformats.org/drawingml/2006/picture">
+            <wp:extent cx="5486400" cy="2834640"/>
+            <wp:docPr id="6" name="Picture 6" descr="A state machine bounds action order. A plausible final state does not establish that the path was valid. Limit: This graph checks sequence, not the correctness of the fetched parcel data."/>
+            <wp:cNvGraphicFramePr>
+              <a:graphicFrameLocks noChangeAspect="1"/>
+            </wp:cNvGraphicFramePr>
+            <a:graphic>
+              <a:graphicData uri="http://schemas.openxmlformats.org/drawingml/2006/picture">
+                <pic:pic>
+                  <pic:nvPicPr>
+                    <pic:cNvPr id="0" name="academy-story-ai-6-13-05.png"/>
+                    <pic:cNvPicPr/>
+                  </pic:nvPicPr>
+                  <pic:blipFill>
+                    <a:blip r:embed="rId14"/>
+                    <a:stretch>
+                      <a:fillRect/>
+                    </a:stretch>
+                  </pic:blipFill>
+                  <pic:spPr>
+                    <a:xfrm>
+                      <a:off x="0" y="0"/>
+                      <a:ext cx="5486400" cy="2834640"/>
+                    </a:xfrm>
+                    <a:prstGeom prst="rect"/>
+                  </pic:spPr>
+                </pic:pic>
+              </a:graphicData>
+            </a:graphic>
+          </wp:inline>
+        </w:drawing>
+      </w:r>
+    </w:p>
+    <w:p>
+      <w:pPr>
+        <w:spacing w:line="336" w:lineRule="auto" w:after="180"/>
+      </w:pPr>
+      <w:r>
+        <w:rPr>
+          <w:b w:val="0"/>
+        </w:rPr>
+        <w:t xml:space="preserve">A </w:t>
+      </w:r>
+      <w:r>
+        <w:rPr>
+          <w:b/>
+        </w:rPr>
+        <w:t>state</w:t>
+      </w:r>
+      <w:r>
+        <w:rPr>
+          <w:b w:val="0"/>
+        </w:rPr>
+        <w:t xml:space="preserve"> machine bounds action order. A plausible final </w:t>
+      </w:r>
+      <w:r>
+        <w:rPr>
+          <w:b/>
+        </w:rPr>
+        <w:t>state</w:t>
+      </w:r>
+      <w:r>
+        <w:rPr>
+          <w:b w:val="0"/>
+        </w:rPr>
+        <w:t xml:space="preserve"> does not establish that the path was valid. Limit: This graph checks sequence, not the correctness of the fetched parcel data.</w:t>
+      </w:r>
+    </w:p>
+    <w:p>
+      <w:pPr>
+        <w:spacing w:line="336" w:lineRule="auto" w:after="180"/>
+        <w:shd w:fill="F5F1FB"/>
+      </w:pPr>
+      <w:r>
+        <w:rPr>
+          <w:b w:val="0"/>
+        </w:rPr>
+        <w:t>Explain the case, then point to a limit on the claim.</w:t>
+      </w:r>
+    </w:p>
+    <w:p>
+      <w:pPr>
+        <w:pStyle w:val="Heading3"/>
+      </w:pPr>
+      <w:r>
+        <w:t>06. Make the idea visible in your project</w:t>
+      </w:r>
+    </w:p>
+    <w:p>
+      <w:r>
+        <w:drawing>
+          <wp:inline xmlns:a="http://schemas.openxmlformats.org/drawingml/2006/main" xmlns:pic="http://schemas.openxmlformats.org/drawingml/2006/picture">
+            <wp:extent cx="5486400" cy="3529584"/>
+            <wp:docPr id="7" name="Picture 7" descr="For the Grounded Learning Service, retain an annotated trace and the changed-case result. Name the contract or evidence that makes the deciding step valid, so another team can review it. Draw your input, deciding step, result and limit. Supported question: Trace A and B through the state diagram. Name B’s forbidden transition and explain whether adding checking→querying permits that shortcut."/>
+            <wp:cNvGraphicFramePr>
+              <a:graphicFrameLocks noChangeAspect="1"/>
+            </wp:cNvGraphicFramePr>
+            <a:graphic>
+              <a:graphicData uri="http://schemas.openxmlformats.org/drawingml/2006/picture">
+                <pic:pic>
+                  <pic:nvPicPr>
+                    <pic:cNvPr id="0" name="academy-story-ai-6-13-06.png"/>
+                    <pic:cNvPicPr/>
+                  </pic:nvPicPr>
+                  <pic:blipFill>
+                    <a:blip r:embed="rId15"/>
+                    <a:stretch>
+                      <a:fillRect/>
+                    </a:stretch>
+                  </pic:blipFill>
+                  <pic:spPr>
+                    <a:xfrm>
+                      <a:off x="0" y="0"/>
+                      <a:ext cx="5486400" cy="3529584"/>
+                    </a:xfrm>
+                    <a:prstGeom prst="rect"/>
+                  </pic:spPr>
+                </pic:pic>
+              </a:graphicData>
+            </a:graphic>
+          </wp:inline>
+        </w:drawing>
+      </w:r>
+    </w:p>
+    <w:p>
+      <w:pPr>
+        <w:spacing w:line="336" w:lineRule="auto" w:after="180"/>
+      </w:pPr>
+      <w:r>
+        <w:rPr>
+          <w:b w:val="0"/>
+        </w:rPr>
+        <w:t xml:space="preserve">For the Grounded Learning Service, retain an annotated trace and the changed-case result. Name the contract or </w:t>
+      </w:r>
+      <w:r>
+        <w:rPr>
+          <w:b/>
+        </w:rPr>
+        <w:t>evidence</w:t>
+      </w:r>
+      <w:r>
+        <w:rPr>
+          <w:b w:val="0"/>
+        </w:rPr>
+        <w:t xml:space="preserve"> that makes the deciding step valid, so another team can review it.</w:t>
+      </w:r>
+    </w:p>
+    <w:p>
+      <w:pPr>
+        <w:spacing w:line="336" w:lineRule="auto" w:after="180"/>
+      </w:pPr>
+      <w:r>
+        <w:rPr>
+          <w:b w:val="0"/>
+        </w:rPr>
+        <w:t xml:space="preserve">Draw your </w:t>
+      </w:r>
+      <w:r>
+        <w:rPr>
+          <w:b/>
+        </w:rPr>
+        <w:t>input</w:t>
+      </w:r>
+      <w:r>
+        <w:rPr>
+          <w:b w:val="0"/>
+        </w:rPr>
+        <w:t xml:space="preserve">, deciding step, result and limit. Supported question: Trace A and B through the </w:t>
+      </w:r>
+      <w:r>
+        <w:rPr>
+          <w:b/>
+        </w:rPr>
+        <w:t>state</w:t>
+      </w:r>
+      <w:r>
+        <w:rPr>
+          <w:b w:val="0"/>
+        </w:rPr>
+        <w:t xml:space="preserve"> diagram. Name B’s forbidden </w:t>
+      </w:r>
+      <w:r>
+        <w:rPr>
+          <w:b/>
+        </w:rPr>
+        <w:t>transition</w:t>
+      </w:r>
+      <w:r>
+        <w:rPr>
+          <w:b w:val="0"/>
+        </w:rPr>
+        <w:t xml:space="preserve"> and explain whether adding checking→querying permits that shortcut.</w:t>
+      </w:r>
+    </w:p>
+    <w:p>
+      <w:pPr>
+        <w:spacing w:line="336" w:lineRule="auto" w:after="180"/>
+        <w:shd w:fill="F5F1FB"/>
+      </w:pPr>
+      <w:r>
+        <w:rPr>
+          <w:b w:val="0"/>
+        </w:rPr>
+        <w:t xml:space="preserve">Draw your project trace and justify the deciding step using </w:t>
+      </w:r>
+      <w:r>
+        <w:rPr>
+          <w:b/>
+        </w:rPr>
+        <w:t>evidence</w:t>
+      </w:r>
+      <w:r>
+        <w:rPr>
+          <w:b w:val="0"/>
+        </w:rPr>
+        <w:t>.</w:t>
       </w:r>
     </w:p>
     <w:sectPr>

--- a/downloads/student/ai-6-week-13.docx
+++ b/downloads/student/ai-6-week-13.docx
@@ -25,12 +25,17 @@
         <w:pStyle w:val="Heading1"/>
       </w:pPr>
       <w:r>
-        <w:t>Before you start</w:t>
-      </w:r>
-    </w:p>
-    <w:p>
-      <w:r>
-        <w:t>Recall Logs traces and privacy. Explain why a recorded result needs its input conditions and evidence source before it can support a claim.</w:t>
+        <w:t>Follow declared arrows. Check the guard. Retain the budget.</w:t>
+      </w:r>
+    </w:p>
+    <w:p>
+      <w:r>
+        <w:t>Audit bounded state paths while separating graph validity, evidence requirements, completion and local action counts.</w:t>
+      </w:r>
+    </w:p>
+    <w:p>
+      <w:r>
+        <w:t>Original contract → directed graph → invalid-prefix ledger → parcel picture → guard/budget probes → executable graph revision → independent narrower table.</w:t>
       </w:r>
     </w:p>
     <w:p>
@@ -38,20 +43,20 @@
         <w:pStyle w:val="Heading1"/>
       </w:pPr>
       <w:r>
-        <w:t>01. Your mission</w:t>
-      </w:r>
-    </w:p>
-    <w:p>
-      <w:r>
-        <w:t>Start with the target: Explain the mechanism and terminology of state machines for bounded agents. Try the recall before opening notes.</w:t>
-      </w:r>
-    </w:p>
-    <w:p>
-      <w:pPr>
-        <w:pStyle w:val="Heading3"/>
-      </w:pPr>
-      <w:r>
-        <w:t>Your learning target</w:t>
+        <w:t>01. Follow permitted arrows and keep the action count bounded</w:t>
+      </w:r>
+    </w:p>
+    <w:p>
+      <w:r>
+        <w:t>A valid destination does not prove a valid path.</w:t>
+      </w:r>
+    </w:p>
+    <w:p>
+      <w:pPr>
+        <w:pStyle w:val="Heading2"/>
+      </w:pPr>
+      <w:r>
+        <w:t>Learning goals</w:t>
       </w:r>
     </w:p>
     <w:p>
@@ -125,10 +130,10 @@
     </w:p>
     <w:p>
       <w:pPr>
-        <w:pStyle w:val="Heading3"/>
-      </w:pPr>
-      <w:r>
-        <w:t>Remember before reading</w:t>
+        <w:pStyle w:val="Heading2"/>
+      </w:pPr>
+      <w:r>
+        <w:t>Retrieve trace evidence and failure boundaries</w:t>
       </w:r>
     </w:p>
     <w:p>
@@ -200,6 +205,100 @@
     </w:p>
     <w:p>
       <w:pPr>
+        <w:pStyle w:val="Heading2"/>
+      </w:pPr>
+      <w:r>
+        <w:t>Prerequisite and starting response</w:t>
+      </w:r>
+    </w:p>
+    <w:p>
+      <w:pPr>
+        <w:pStyle w:val="ListBullet"/>
+      </w:pPr>
+      <w:r>
+        <w:t>Recall Logs traces and privacy. Explain why a recorded result needs its input conditions and evidence source before it can support a claim.</w:t>
+      </w:r>
+    </w:p>
+    <w:p>
+      <w:pPr>
+        <w:pStyle w:val="Heading3"/>
+      </w:pPr>
+      <w:r>
+        <w:t>My starting explanation</w:t>
+      </w:r>
+    </w:p>
+    <w:p>
+      <w:r>
+        <w:t>________________________________________________________________</w:t>
+      </w:r>
+    </w:p>
+    <w:p>
+      <w:r>
+        <w:t>________________________________________________________________</w:t>
+      </w:r>
+    </w:p>
+    <w:p>
+      <w:r>
+        <w:t>________________________________________________________________</w:t>
+      </w:r>
+    </w:p>
+    <w:p>
+      <w:pPr>
+        <w:pStyle w:val="Heading2"/>
+      </w:pPr>
+      <w:r>
+        <w:t>End goal</w:t>
+      </w:r>
+    </w:p>
+    <w:p>
+      <w:pPr>
+        <w:spacing w:line="336" w:lineRule="auto" w:after="180"/>
+      </w:pPr>
+      <w:r>
+        <w:rPr>
+          <w:b w:val="0"/>
+        </w:rPr>
+        <w:t xml:space="preserve">Explain </w:t>
+      </w:r>
+      <w:r>
+        <w:rPr>
+          <w:b/>
+        </w:rPr>
+        <w:t>state</w:t>
+      </w:r>
+      <w:r>
+        <w:rPr>
+          <w:b w:val="0"/>
+        </w:rPr>
+        <w:t xml:space="preserve"> machines for bounded agents using the deciding step in this fictional service.</w:t>
+      </w:r>
+    </w:p>
+    <w:p>
+      <w:pPr>
+        <w:pStyle w:val="Heading2"/>
+      </w:pPr>
+      <w:r>
+        <w:t>Earlier wording, alternatives and picture transcripts · reference / check after trying</w:t>
+      </w:r>
+    </w:p>
+    <w:p>
+      <w:pPr>
+        <w:pStyle w:val="Heading3"/>
+      </w:pPr>
+      <w:r>
+        <w:t>Your learning target</w:t>
+      </w:r>
+    </w:p>
+    <w:p>
+      <w:pPr>
+        <w:pStyle w:val="Heading3"/>
+      </w:pPr>
+      <w:r>
+        <w:t>Remember before reading</w:t>
+      </w:r>
+    </w:p>
+    <w:p>
+      <w:pPr>
         <w:spacing w:line="336" w:lineRule="auto" w:after="180"/>
       </w:pPr>
       <w:r>
@@ -288,13 +387,800 @@
     </w:p>
     <w:p>
       <w:pPr>
+        <w:pStyle w:val="Heading3"/>
+      </w:pPr>
+      <w:r>
+        <w:t>This week’s end goal</w:t>
+      </w:r>
+    </w:p>
+    <w:p>
+      <w:pPr>
+        <w:pStyle w:val="Heading1"/>
+      </w:pPr>
+      <w:r>
+        <w:t>02. Write the transition policy and budget as separate rules</w:t>
+      </w:r>
+    </w:p>
+    <w:p>
+      <w:r>
+        <w:t>Explicit states make the earliest forbidden move visible.</w:t>
+      </w:r>
+    </w:p>
+    <w:p>
+      <w:pPr>
+        <w:pStyle w:val="Heading2"/>
+      </w:pPr>
+      <w:r>
+        <w:t>Begin with the map-and-doors explanation</w:t>
+      </w:r>
+    </w:p>
+    <w:p>
+      <w:pPr>
         <w:spacing w:line="336" w:lineRule="auto" w:after="180"/>
       </w:pPr>
       <w:r>
         <w:rPr>
           <w:b w:val="0"/>
         </w:rPr>
-        <w:t xml:space="preserve">Recall Logs traces and privacy. Explain why a recorded result needs its </w:t>
+        <w:t>Think of an agent moving through rooms connected by labelled doors. The state says which room it is in; a permitted transition is a door it may use. Having a budget of two lookup attempts does not create a door that the map forbids. Separately, reaching a review-completion door may require authorized evidence.</w:t>
+      </w:r>
+    </w:p>
+    <w:p>
+      <w:pPr>
+        <w:spacing w:line="336" w:lineRule="auto" w:after="180"/>
+      </w:pPr>
+      <w:r>
+        <w:rPr>
+          <w:b w:val="0"/>
+        </w:rPr>
+        <w:t>Check the arrow, the action budget and the required evidence rather than assuming that a plausible final answer means the whole path was valid.</w:t>
+      </w:r>
+    </w:p>
+    <w:p>
+      <w:pPr>
+        <w:pStyle w:val="Heading2"/>
+      </w:pPr>
+      <w:r>
+        <w:t>Define bounded state machines</w:t>
+      </w:r>
+    </w:p>
+    <w:p>
+      <w:pPr>
+        <w:spacing w:line="336" w:lineRule="auto" w:after="180"/>
+      </w:pPr>
+      <w:r>
+        <w:rPr>
+          <w:b w:val="0"/>
+        </w:rPr>
+        <w:t xml:space="preserve">A bounded agent uses explicit </w:t>
+      </w:r>
+      <w:r>
+        <w:rPr>
+          <w:b/>
+        </w:rPr>
+        <w:t>state</w:t>
+      </w:r>
+      <w:r>
+        <w:rPr>
+          <w:b w:val="0"/>
+        </w:rPr>
+        <w:t xml:space="preserve">s and finite action limits. A </w:t>
+      </w:r>
+      <w:r>
+        <w:rPr>
+          <w:b/>
+        </w:rPr>
+        <w:t>state</w:t>
+      </w:r>
+      <w:r>
+        <w:rPr>
+          <w:b w:val="0"/>
+        </w:rPr>
+        <w:t xml:space="preserve"> machine makes invalid </w:t>
+      </w:r>
+      <w:r>
+        <w:rPr>
+          <w:b/>
+        </w:rPr>
+        <w:t>transition</w:t>
+      </w:r>
+      <w:r>
+        <w:rPr>
+          <w:b w:val="0"/>
+        </w:rPr>
+        <w:t>s visible.</w:t>
+      </w:r>
+    </w:p>
+    <w:p>
+      <w:pPr>
+        <w:pStyle w:val="Heading2"/>
+      </w:pPr>
+      <w:r>
+        <w:t>Complete original graph and guard contract</w:t>
+      </w:r>
+    </w:p>
+    <w:tbl>
+      <w:tblPr>
+        <w:tblStyle w:val="LightShading-Accent1"/>
+        <w:tblW w:type="auto" w:w="0"/>
+        <w:tblLook w:firstColumn="1" w:firstRow="1" w:lastColumn="0" w:lastRow="0" w:noHBand="0" w:noVBand="1" w:val="04A0"/>
+      </w:tblPr>
+      <w:tblGrid>
+        <w:gridCol w:w="5112"/>
+        <w:gridCol w:w="5112"/>
+      </w:tblGrid>
+      <w:tr>
+        <w:trPr>
+          <w:tblHeader/>
+        </w:trPr>
+        <w:tc>
+          <w:tcPr>
+            <w:tcW w:type="dxa" w:w="5112"/>
+          </w:tcPr>
+          <w:p>
+            <w:r>
+              <w:t>Main original state policy</w:t>
+            </w:r>
+          </w:p>
+        </w:tc>
+        <w:tc>
+          <w:tcPr>
+            <w:tcW w:type="dxa" w:w="5112"/>
+          </w:tcPr>
+          <w:p>
+            <w:r>
+              <w:t>Exact rule</w:t>
+            </w:r>
+          </w:p>
+        </w:tc>
+      </w:tr>
+      <w:tr>
+        <w:tc>
+          <w:tcPr>
+            <w:tcW w:type="dxa" w:w="5112"/>
+          </w:tcPr>
+          <w:p>
+            <w:r>
+              <w:t>Start</w:t>
+            </w:r>
+          </w:p>
+        </w:tc>
+        <w:tc>
+          <w:tcPr>
+            <w:tcW w:type="dxa" w:w="5112"/>
+          </w:tcPr>
+          <w:p>
+            <w:r>
+              <w:t>ready, with lookup-entry counter 0</w:t>
+            </w:r>
+          </w:p>
+        </w:tc>
+      </w:tr>
+      <w:tr>
+        <w:tc>
+          <w:tcPr>
+            <w:tcW w:type="dxa" w:w="5112"/>
+          </w:tcPr>
+          <w:p>
+            <w:r>
+              <w:t>ready</w:t>
+            </w:r>
+          </w:p>
+        </w:tc>
+        <w:tc>
+          <w:tcPr>
+            <w:tcW w:type="dxa" w:w="5112"/>
+          </w:tcPr>
+          <w:p>
+            <w:r>
+              <w:t>May move only to looking_up</w:t>
+            </w:r>
+          </w:p>
+        </w:tc>
+      </w:tr>
+      <w:tr>
+        <w:tc>
+          <w:tcPr>
+            <w:tcW w:type="dxa" w:w="5112"/>
+          </w:tcPr>
+          <w:p>
+            <w:r>
+              <w:t>looking_up</w:t>
+            </w:r>
+          </w:p>
+        </w:tc>
+        <w:tc>
+          <w:tcPr>
+            <w:tcW w:type="dxa" w:w="5112"/>
+          </w:tcPr>
+          <w:p>
+            <w:r>
+              <w:t>May move to review or done</w:t>
+            </w:r>
+          </w:p>
+        </w:tc>
+      </w:tr>
+      <w:tr>
+        <w:tc>
+          <w:tcPr>
+            <w:tcW w:type="dxa" w:w="5112"/>
+          </w:tcPr>
+          <w:p>
+            <w:r>
+              <w:t>review</w:t>
+            </w:r>
+          </w:p>
+        </w:tc>
+        <w:tc>
+          <w:tcPr>
+            <w:tcW w:type="dxa" w:w="5112"/>
+          </w:tcPr>
+          <w:p>
+            <w:r>
+              <w:t>May move to done only, after authorized review evidence</w:t>
+            </w:r>
+          </w:p>
+        </w:tc>
+      </w:tr>
+      <w:tr>
+        <w:tc>
+          <w:tcPr>
+            <w:tcW w:type="dxa" w:w="5112"/>
+          </w:tcPr>
+          <w:p>
+            <w:r>
+              <w:t>done</w:t>
+            </w:r>
+          </w:p>
+        </w:tc>
+        <w:tc>
+          <w:tcPr>
+            <w:tcW w:type="dxa" w:w="5112"/>
+          </w:tcPr>
+          <w:p>
+            <w:r>
+              <w:t>Terminal: no outgoing transition</w:t>
+            </w:r>
+          </w:p>
+        </w:tc>
+      </w:tr>
+      <w:tr>
+        <w:tc>
+          <w:tcPr>
+            <w:tcW w:type="dxa" w:w="5112"/>
+          </w:tcPr>
+          <w:p>
+            <w:r>
+              <w:t>Lookup budget</w:t>
+            </w:r>
+          </w:p>
+        </w:tc>
+        <w:tc>
+          <w:tcPr>
+            <w:tcW w:type="dxa" w:w="5112"/>
+          </w:tcPr>
+          <w:p>
+            <w:r>
+              <w:t>At most 2 accepted entries into looking_up; does not add retry arrows</w:t>
+            </w:r>
+          </w:p>
+        </w:tc>
+      </w:tr>
+      <w:tr>
+        <w:tc>
+          <w:tcPr>
+            <w:tcW w:type="dxa" w:w="5112"/>
+          </w:tcPr>
+          <w:p>
+            <w:r>
+              <w:t>Valid prefix</w:t>
+            </w:r>
+          </w:p>
+        </w:tc>
+        <w:tc>
+          <w:tcPr>
+            <w:tcW w:type="dxa" w:w="5112"/>
+          </w:tcPr>
+          <w:p>
+            <w:r>
+              <w:t>Every transition so far is allowed; may still be incomplete in review</w:t>
+            </w:r>
+          </w:p>
+        </w:tc>
+      </w:tr>
+      <w:tr>
+        <w:tc>
+          <w:tcPr>
+            <w:tcW w:type="dxa" w:w="5112"/>
+          </w:tcPr>
+          <w:p>
+            <w:r>
+              <w:t>Evidence scope</w:t>
+            </w:r>
+          </w:p>
+        </w:tc>
+        <w:tc>
+          <w:tcPr>
+            <w:tcW w:type="dxa" w:w="5112"/>
+          </w:tcPr>
+          <w:p>
+            <w:r>
+              <w:t>Local boolean evidence flag is a supplied trusted fixture, not real evidence verification</w:t>
+            </w:r>
+          </w:p>
+        </w:tc>
+      </w:tr>
+      <w:tr>
+        <w:tc>
+          <w:tcPr>
+            <w:tcW w:type="dxa" w:w="5112"/>
+          </w:tcPr>
+          <w:p>
+            <w:r>
+              <w:t>Original graph consequence</w:t>
+            </w:r>
+          </w:p>
+        </w:tc>
+        <w:tc>
+          <w:tcPr>
+            <w:tcW w:type="dxa" w:w="5112"/>
+          </w:tcPr>
+          <w:p>
+            <w:r>
+              <w:t>No retry cycle exists, so a valid original path enters looking_up at most once</w:t>
+            </w:r>
+          </w:p>
+        </w:tc>
+      </w:tr>
+    </w:tbl>
+    <w:p>
+      <w:pPr>
+        <w:pStyle w:val="Heading2"/>
+      </w:pPr>
+      <w:r>
+        <w:t>Name supplied and missing evidence</w:t>
+      </w:r>
+    </w:p>
+    <w:p>
+      <w:pPr>
+        <w:pStyle w:val="Heading3"/>
+      </w:pPr>
+      <w:r>
+        <w:t>List the given facts and one fact that is not supplied.</w:t>
+      </w:r>
+    </w:p>
+    <w:p>
+      <w:r>
+        <w:t>________________________________________________________________</w:t>
+      </w:r>
+    </w:p>
+    <w:p>
+      <w:r>
+        <w:t>________________________________________________________________</w:t>
+      </w:r>
+    </w:p>
+    <w:p>
+      <w:r>
+        <w:t>________________________________________________________________</w:t>
+      </w:r>
+    </w:p>
+    <w:p>
+      <w:pPr>
+        <w:pStyle w:val="Heading2"/>
+      </w:pPr>
+      <w:r>
+        <w:t>Earlier wording, alternatives and picture transcripts · reference / check after trying</w:t>
+      </w:r>
+    </w:p>
+    <w:p>
+      <w:pPr>
+        <w:spacing w:line="336" w:lineRule="auto" w:after="180"/>
+      </w:pPr>
+      <w:r>
+        <w:rPr>
+          <w:b w:val="0"/>
+        </w:rPr>
+        <w:t>Begin by writing the question the procedure is intended to answer. Identify the information already supplied, the information it will produce and the information still missing.</w:t>
+      </w:r>
+    </w:p>
+    <w:p>
+      <w:pPr>
+        <w:spacing w:line="336" w:lineRule="auto" w:after="180"/>
+      </w:pPr>
+      <w:r>
+        <w:rPr>
+          <w:b w:val="0"/>
+        </w:rPr>
+        <w:t>These are constructed classroom examples; they do not require live accounts, private records or an external service. Do not treat a plausible explanation as a measured outcome.</w:t>
+      </w:r>
+    </w:p>
+    <w:p>
+      <w:pPr>
+        <w:pStyle w:val="Heading1"/>
+      </w:pPr>
+      <w:r>
+        <w:t>03. Trace the original graph to its first forbidden edge</w:t>
+      </w:r>
+    </w:p>
+    <w:p>
+      <w:r>
+        <w:t>Stop the accepted path before an unauthorized retry.</w:t>
+      </w:r>
+    </w:p>
+    <w:p>
+      <w:pPr>
+        <w:pStyle w:val="Heading2"/>
+      </w:pPr>
+      <w:r>
+        <w:t>Original state policy and maximum attempts</w:t>
+      </w:r>
+    </w:p>
+    <w:p>
+      <w:pPr>
+        <w:spacing w:line="336" w:lineRule="auto" w:after="180"/>
+      </w:pPr>
+      <w:r>
+        <w:rPr>
+          <w:b/>
+        </w:rPr>
+        <w:t>State</w:t>
+      </w:r>
+      <w:r>
+        <w:rPr>
+          <w:b w:val="0"/>
+        </w:rPr>
+        <w:t xml:space="preserve">s are ready, looking_up, review, done. ready may start lookup; lookup may finish done or request review; review may finish done after authorised </w:t>
+      </w:r>
+      <w:r>
+        <w:rPr>
+          <w:b/>
+        </w:rPr>
+        <w:t>evidence</w:t>
+      </w:r>
+      <w:r>
+        <w:rPr>
+          <w:b w:val="0"/>
+        </w:rPr>
+        <w:t>. done is terminal. Maximum two lookup attempts.</w:t>
+      </w:r>
+    </w:p>
+    <w:p>
+      <w:pPr>
+        <w:pStyle w:val="Heading2"/>
+      </w:pPr>
+      <w:r>
+        <w:t>Labelled directed state graph</w:t>
+      </w:r>
+    </w:p>
+    <w:p>
+      <w:r>
+        <w:drawing>
+          <wp:inline xmlns:a="http://schemas.openxmlformats.org/drawingml/2006/main" xmlns:pic="http://schemas.openxmlformats.org/drawingml/2006/picture">
+            <wp:extent cx="5486400" cy="2286000"/>
+            <wp:docPr id="1" name="Picture 1" descr="Directed graph with ready to looking_up; looking_up to review or done; review to done with authorized review evidence; done terminal. There is no review-to-looking_up retry arrow. A separate badge states a maximum of two lookup-state entries and says this cap does not create a missing arrow."/>
+            <wp:cNvGraphicFramePr>
+              <a:graphicFrameLocks noChangeAspect="1"/>
+            </wp:cNvGraphicFramePr>
+            <a:graphic>
+              <a:graphicData uri="http://schemas.openxmlformats.org/drawingml/2006/picture">
+                <pic:pic>
+                  <pic:nvPicPr>
+                    <pic:cNvPr id="0" name="ai-6-13-declared-state-graph.png"/>
+                    <pic:cNvPicPr/>
+                  </pic:nvPicPr>
+                  <pic:blipFill>
+                    <a:blip r:embed="rId9"/>
+                    <a:stretch>
+                      <a:fillRect/>
+                    </a:stretch>
+                  </pic:blipFill>
+                  <pic:spPr>
+                    <a:xfrm>
+                      <a:off x="0" y="0"/>
+                      <a:ext cx="5486400" cy="2286000"/>
+                    </a:xfrm>
+                    <a:prstGeom prst="rect"/>
+                  </pic:spPr>
+                </pic:pic>
+              </a:graphicData>
+            </a:graphic>
+          </wp:inline>
+        </w:drawing>
+      </w:r>
+    </w:p>
+    <w:p>
+      <w:pPr>
+        <w:pStyle w:val="Heading2"/>
+      </w:pPr>
+      <w:r>
+        <w:t>Complete invalid-proposal trace</w:t>
+      </w:r>
+    </w:p>
+    <w:tbl>
+      <w:tblPr>
+        <w:tblStyle w:val="LightShading-Accent1"/>
+        <w:tblW w:type="auto" w:w="0"/>
+        <w:tblLook w:firstColumn="1" w:firstRow="1" w:lastColumn="0" w:lastRow="0" w:noHBand="0" w:noVBand="1" w:val="04A0"/>
+      </w:tblPr>
+      <w:tblGrid>
+        <w:gridCol w:w="2556"/>
+        <w:gridCol w:w="2556"/>
+        <w:gridCol w:w="2556"/>
+        <w:gridCol w:w="2556"/>
+      </w:tblGrid>
+      <w:tr>
+        <w:trPr>
+          <w:tblHeader/>
+        </w:trPr>
+        <w:tc>
+          <w:tcPr>
+            <w:tcW w:type="dxa" w:w="2556"/>
+          </w:tcPr>
+          <w:p>
+            <w:r>
+              <w:t>Proposed adjacent step</w:t>
+            </w:r>
+          </w:p>
+        </w:tc>
+        <w:tc>
+          <w:tcPr>
+            <w:tcW w:type="dxa" w:w="2556"/>
+          </w:tcPr>
+          <w:p>
+            <w:r>
+              <w:t>Arrow check</w:t>
+            </w:r>
+          </w:p>
+        </w:tc>
+        <w:tc>
+          <w:tcPr>
+            <w:tcW w:type="dxa" w:w="2556"/>
+          </w:tcPr>
+          <w:p>
+            <w:r>
+              <w:t>Accepted lookup entries</w:t>
+            </w:r>
+          </w:p>
+        </w:tc>
+        <w:tc>
+          <w:tcPr>
+            <w:tcW w:type="dxa" w:w="2556"/>
+          </w:tcPr>
+          <w:p>
+            <w:r>
+              <w:t>Result</w:t>
+            </w:r>
+          </w:p>
+        </w:tc>
+      </w:tr>
+      <w:tr>
+        <w:tc>
+          <w:tcPr>
+            <w:tcW w:type="dxa" w:w="2556"/>
+          </w:tcPr>
+          <w:p>
+            <w:r>
+              <w:t>ready → looking_up</w:t>
+            </w:r>
+          </w:p>
+        </w:tc>
+        <w:tc>
+          <w:tcPr>
+            <w:tcW w:type="dxa" w:w="2556"/>
+          </w:tcPr>
+          <w:p>
+            <w:r>
+              <w:t>Allowed</w:t>
+            </w:r>
+          </w:p>
+        </w:tc>
+        <w:tc>
+          <w:tcPr>
+            <w:tcW w:type="dxa" w:w="2556"/>
+          </w:tcPr>
+          <w:p>
+            <w:r>
+              <w:t>1</w:t>
+            </w:r>
+          </w:p>
+        </w:tc>
+        <w:tc>
+          <w:tcPr>
+            <w:tcW w:type="dxa" w:w="2556"/>
+          </w:tcPr>
+          <w:p>
+            <w:r>
+              <w:t>Continue</w:t>
+            </w:r>
+          </w:p>
+        </w:tc>
+      </w:tr>
+      <w:tr>
+        <w:tc>
+          <w:tcPr>
+            <w:tcW w:type="dxa" w:w="2556"/>
+          </w:tcPr>
+          <w:p>
+            <w:r>
+              <w:t>looking_up → review</w:t>
+            </w:r>
+          </w:p>
+        </w:tc>
+        <w:tc>
+          <w:tcPr>
+            <w:tcW w:type="dxa" w:w="2556"/>
+          </w:tcPr>
+          <w:p>
+            <w:r>
+              <w:t>Allowed</w:t>
+            </w:r>
+          </w:p>
+        </w:tc>
+        <w:tc>
+          <w:tcPr>
+            <w:tcW w:type="dxa" w:w="2556"/>
+          </w:tcPr>
+          <w:p>
+            <w:r>
+              <w:t>1</w:t>
+            </w:r>
+          </w:p>
+        </w:tc>
+        <w:tc>
+          <w:tcPr>
+            <w:tcW w:type="dxa" w:w="2556"/>
+          </w:tcPr>
+          <w:p>
+            <w:r>
+              <w:t>Continue; review is not done</w:t>
+            </w:r>
+          </w:p>
+        </w:tc>
+      </w:tr>
+      <w:tr>
+        <w:tc>
+          <w:tcPr>
+            <w:tcW w:type="dxa" w:w="2556"/>
+          </w:tcPr>
+          <w:p>
+            <w:r>
+              <w:t>review → looking_up</w:t>
+            </w:r>
+          </w:p>
+        </w:tc>
+        <w:tc>
+          <w:tcPr>
+            <w:tcW w:type="dxa" w:w="2556"/>
+          </w:tcPr>
+          <w:p>
+            <w:r>
+              <w:t>Forbidden in original graph</w:t>
+            </w:r>
+          </w:p>
+        </w:tc>
+        <w:tc>
+          <w:tcPr>
+            <w:tcW w:type="dxa" w:w="2556"/>
+          </w:tcPr>
+          <w:p>
+            <w:r>
+              <w:t>1</w:t>
+            </w:r>
+          </w:p>
+        </w:tc>
+        <w:tc>
+          <w:tcPr>
+            <w:tcW w:type="dxa" w:w="2556"/>
+          </w:tcPr>
+          <w:p>
+            <w:r>
+              <w:t>Reject before second entry</w:t>
+            </w:r>
+          </w:p>
+        </w:tc>
+      </w:tr>
+      <w:tr>
+        <w:tc>
+          <w:tcPr>
+            <w:tcW w:type="dxa" w:w="2556"/>
+          </w:tcPr>
+          <w:p>
+            <w:r>
+              <w:t>Remaining proposed → done</w:t>
+            </w:r>
+          </w:p>
+        </w:tc>
+        <w:tc>
+          <w:tcPr>
+            <w:tcW w:type="dxa" w:w="2556"/>
+          </w:tcPr>
+          <w:p>
+            <w:r>
+              <w:t>Not processed after rejection</w:t>
+            </w:r>
+          </w:p>
+        </w:tc>
+        <w:tc>
+          <w:tcPr>
+            <w:tcW w:type="dxa" w:w="2556"/>
+          </w:tcPr>
+          <w:p>
+            <w:r>
+              <w:t>Counter remains 1</w:t>
+            </w:r>
+          </w:p>
+        </w:tc>
+        <w:tc>
+          <w:tcPr>
+            <w:tcW w:type="dxa" w:w="2556"/>
+          </w:tcPr>
+          <w:p>
+            <w:r>
+              <w:t>Do not report the whole trace valid</w:t>
+            </w:r>
+          </w:p>
+        </w:tc>
+      </w:tr>
+      <w:tr>
+        <w:tc>
+          <w:tcPr>
+            <w:tcW w:type="dxa" w:w="2556"/>
+          </w:tcPr>
+          <w:p>
+            <w:r>
+              <w:t>Two lookup markers in proposed text</w:t>
+            </w:r>
+          </w:p>
+        </w:tc>
+        <w:tc>
+          <w:tcPr>
+            <w:tcW w:type="dxa" w:w="2556"/>
+          </w:tcPr>
+          <w:p>
+            <w:r>
+              <w:t>Budget alone would not exceed 2</w:t>
+            </w:r>
+          </w:p>
+        </w:tc>
+        <w:tc>
+          <w:tcPr>
+            <w:tcW w:type="dxa" w:w="2556"/>
+          </w:tcPr>
+          <w:p>
+            <w:r>
+              <w:t>Not two accepted executions</w:t>
+            </w:r>
+          </w:p>
+        </w:tc>
+        <w:tc>
+          <w:tcPr>
+            <w:tcW w:type="dxa" w:w="2556"/>
+          </w:tcPr>
+          <w:p>
+            <w:r>
+              <w:t>Missing arrow still invalidates proposal</w:t>
+            </w:r>
+          </w:p>
+        </w:tc>
+      </w:tr>
+    </w:tbl>
+    <w:p>
+      <w:pPr>
+        <w:pStyle w:val="Heading2"/>
+      </w:pPr>
+      <w:r>
+        <w:t>State the guard assumptions</w:t>
+      </w:r>
+    </w:p>
+    <w:p>
+      <w:pPr>
+        <w:spacing w:line="336" w:lineRule="auto" w:after="180"/>
+      </w:pPr>
+      <w:r>
+        <w:rPr>
+          <w:b w:val="0"/>
+        </w:rPr>
+        <w:t xml:space="preserve">Before applying the procedure, write its units, denominator or decision boundary where relevant. A partner should be able to repeat each step using the same </w:t>
       </w:r>
       <w:r>
         <w:rPr>
@@ -306,61 +1192,30 @@
         <w:rPr>
           <w:b w:val="0"/>
         </w:rPr>
-        <w:t xml:space="preserve"> conditions and </w:t>
+        <w:t>s.</w:t>
+      </w:r>
+    </w:p>
+    <w:p>
+      <w:pPr>
+        <w:spacing w:line="336" w:lineRule="auto" w:after="180"/>
+      </w:pPr>
+      <w:r>
+        <w:rPr>
+          <w:b w:val="0"/>
+        </w:rPr>
+        <w:t xml:space="preserve">If a required </w:t>
       </w:r>
       <w:r>
         <w:rPr>
           <w:b/>
         </w:rPr>
-        <w:t>evidence</w:t>
+        <w:t>input</w:t>
       </w:r>
       <w:r>
         <w:rPr>
           <w:b w:val="0"/>
         </w:rPr>
-        <w:t xml:space="preserve"> source before it can support a claim.</w:t>
-      </w:r>
-    </w:p>
-    <w:p>
-      <w:pPr>
-        <w:pStyle w:val="Heading3"/>
-      </w:pPr>
-      <w:r>
-        <w:t>My starting explanation</w:t>
-      </w:r>
-    </w:p>
-    <w:p>
-      <w:r>
-        <w:t>________________________________________________________________</w:t>
-      </w:r>
-    </w:p>
-    <w:p>
-      <w:r>
-        <w:t>________________________________________________________________</w:t>
-      </w:r>
-    </w:p>
-    <w:p>
-      <w:r>
-        <w:t>________________________________________________________________</w:t>
-      </w:r>
-    </w:p>
-    <w:p>
-      <w:pPr>
-        <w:pStyle w:val="Heading3"/>
-      </w:pPr>
-      <w:r>
-        <w:t>This week’s end goal</w:t>
-      </w:r>
-    </w:p>
-    <w:p>
-      <w:pPr>
-        <w:spacing w:line="336" w:lineRule="auto" w:after="180"/>
-      </w:pPr>
-      <w:r>
-        <w:rPr>
-          <w:b w:val="0"/>
-        </w:rPr>
-        <w:t xml:space="preserve">Explain </w:t>
+        <w:t xml:space="preserve"> is absent or violates the </w:t>
       </w:r>
       <w:r>
         <w:rPr>
@@ -372,20 +1227,15 @@
         <w:rPr>
           <w:b w:val="0"/>
         </w:rPr>
-        <w:t xml:space="preserve"> machines for bounded agents using the deciding step in this fictional service.</w:t>
-      </w:r>
-    </w:p>
-    <w:p>
-      <w:pPr>
-        <w:pStyle w:val="Heading1"/>
-      </w:pPr>
-      <w:r>
-        <w:t>02. Notice the evidence</w:t>
-      </w:r>
-    </w:p>
-    <w:p>
-      <w:r>
-        <w:t>Investigate the supplied State machines for bounded agents case. Separate observations, given facts and assumptions before choosing an explanation.</w:t>
+        <w:t>d contract, record that condition explicitly instead of quietly replacing it with a convenient value.</w:t>
+      </w:r>
+    </w:p>
+    <w:p>
+      <w:pPr>
+        <w:pStyle w:val="Heading2"/>
+      </w:pPr>
+      <w:r>
+        <w:t>Explain the visual</w:t>
       </w:r>
     </w:p>
     <w:p>
@@ -396,130 +1246,27 @@
         <w:rPr>
           <w:b w:val="0"/>
         </w:rPr>
-        <w:t xml:space="preserve">A bounded agent uses explicit </w:t>
+        <w:t xml:space="preserve">Point to the </w:t>
       </w:r>
       <w:r>
         <w:rPr>
           <w:b/>
         </w:rPr>
-        <w:t>state</w:t>
+        <w:t>input</w:t>
       </w:r>
       <w:r>
         <w:rPr>
           <w:b w:val="0"/>
         </w:rPr>
-        <w:t xml:space="preserve">s and finite action limits. A </w:t>
-      </w:r>
-      <w:r>
-        <w:rPr>
-          <w:b/>
-        </w:rPr>
-        <w:t>state</w:t>
-      </w:r>
-      <w:r>
-        <w:rPr>
-          <w:b w:val="0"/>
-        </w:rPr>
-        <w:t xml:space="preserve"> machine makes invalid </w:t>
-      </w:r>
-      <w:r>
-        <w:rPr>
-          <w:b/>
-        </w:rPr>
-        <w:t>transition</w:t>
-      </w:r>
-      <w:r>
-        <w:rPr>
-          <w:b w:val="0"/>
-        </w:rPr>
-        <w:t>s visible.</w:t>
-      </w:r>
-    </w:p>
-    <w:p>
-      <w:pPr>
-        <w:spacing w:line="336" w:lineRule="auto" w:after="180"/>
-      </w:pPr>
-      <w:r>
-        <w:rPr>
-          <w:b w:val="0"/>
-        </w:rPr>
-        <w:t>Begin by writing the question the procedure is intended to answer. Identify the information already supplied, the information it will produce and the information still missing.</w:t>
-      </w:r>
-    </w:p>
-    <w:p>
-      <w:pPr>
-        <w:spacing w:line="336" w:lineRule="auto" w:after="180"/>
-      </w:pPr>
-      <w:r>
-        <w:rPr>
-          <w:b w:val="0"/>
-        </w:rPr>
-        <w:t>These are constructed classroom examples; they do not require live accounts, private records or an external service. Do not treat a plausible explanation as a measured outcome.</w:t>
-      </w:r>
-    </w:p>
-    <w:p>
-      <w:pPr>
-        <w:pStyle w:val="Heading3"/>
-      </w:pPr>
-      <w:r>
-        <w:t>List the given facts and one fact that is not supplied.</w:t>
-      </w:r>
-    </w:p>
-    <w:p>
-      <w:r>
-        <w:t>________________________________________________________________</w:t>
-      </w:r>
-    </w:p>
-    <w:p>
-      <w:r>
-        <w:t>________________________________________________________________</w:t>
-      </w:r>
-    </w:p>
-    <w:p>
-      <w:r>
-        <w:t>________________________________________________________________</w:t>
-      </w:r>
-    </w:p>
-    <w:p>
-      <w:pPr>
-        <w:pStyle w:val="Heading1"/>
-      </w:pPr>
-      <w:r>
-        <w:t>03. See how it works</w:t>
-      </w:r>
-    </w:p>
-    <w:p>
-      <w:r>
-        <w:t>Follow the mechanism for State machines for bounded agents. Connect each labelled input, deciding step and result.</w:t>
-      </w:r>
-    </w:p>
-    <w:p>
-      <w:pPr>
-        <w:spacing w:line="336" w:lineRule="auto" w:after="180"/>
-      </w:pPr>
-      <w:r>
-        <w:rPr>
-          <w:b/>
-        </w:rPr>
-        <w:t>State</w:t>
-      </w:r>
-      <w:r>
-        <w:rPr>
-          <w:b w:val="0"/>
-        </w:rPr>
-        <w:t xml:space="preserve">s are ready, looking_up, review, done. ready may start lookup; lookup may finish done or request review; review may finish done after authorised </w:t>
-      </w:r>
-      <w:r>
-        <w:rPr>
-          <w:b/>
-        </w:rPr>
-        <w:t>evidence</w:t>
-      </w:r>
-      <w:r>
-        <w:rPr>
-          <w:b w:val="0"/>
-        </w:rPr>
-        <w:t>. done is terminal. Maximum two lookup attempts.</w:t>
+        <w:t>, the deciding step and the result in this week’s visual. Explain the same step in ordinary words. A picture helps when you can say what each part represents.</w:t>
+      </w:r>
+    </w:p>
+    <w:p>
+      <w:pPr>
+        <w:pStyle w:val="Heading2"/>
+      </w:pPr>
+      <w:r>
+        <w:t>Earlier wording, alternatives and picture transcripts · reference / check after trying</w:t>
       </w:r>
     </w:p>
     <w:p>
@@ -616,13 +1363,270 @@
     </w:p>
     <w:p>
       <w:pPr>
+        <w:pStyle w:val="Heading3"/>
+      </w:pPr>
+      <w:r>
+        <w:t>Connect the picture and the explanation</w:t>
+      </w:r>
+    </w:p>
+    <w:p>
+      <w:pPr>
+        <w:pStyle w:val="Heading1"/>
+      </w:pPr>
+      <w:r>
+        <w:t>04. Revise one arrow explicitly and retest the remaining limits</w:t>
+      </w:r>
+    </w:p>
+    <w:p>
+      <w:r>
+        <w:t>A changed graph is a separate policy version, not a silent exception.</w:t>
+      </w:r>
+    </w:p>
+    <w:p>
+      <w:pPr>
+        <w:pStyle w:val="Heading2"/>
+      </w:pPr>
+      <w:r>
+        <w:t>Current task and response</w:t>
+      </w:r>
+    </w:p>
+    <w:p>
+      <w:pPr>
+        <w:pStyle w:val="ListBullet"/>
+      </w:pPr>
+      <w:r>
+        <w:t>Trace ready -&gt; looking_up -&gt; review -&gt; looking_up -&gt; done. Show the intermediate steps and give the conclusion with its scope.</w:t>
+      </w:r>
+    </w:p>
+    <w:p>
+      <w:pPr>
+        <w:pStyle w:val="Heading3"/>
+      </w:pPr>
+      <w:r>
+        <w:t>Keep the procedure fixed. Explain what changed in the inputs and result.</w:t>
+      </w:r>
+    </w:p>
+    <w:p>
+      <w:r>
+        <w:t>________________________________________________________________</w:t>
+      </w:r>
+    </w:p>
+    <w:p>
+      <w:r>
+        <w:t>________________________________________________________________</w:t>
+      </w:r>
+    </w:p>
+    <w:p>
+      <w:r>
+        <w:t>________________________________________________________________</w:t>
+      </w:r>
+    </w:p>
+    <w:p>
+      <w:r>
+        <w:t>________________________________________________________________</w:t>
+      </w:r>
+    </w:p>
+    <w:p>
+      <w:r>
+        <w:t>________________________________________________________________</w:t>
+      </w:r>
+    </w:p>
+    <w:p>
+      <w:pPr>
+        <w:pStyle w:val="Heading2"/>
+      </w:pPr>
+      <w:r>
+        <w:t>Predict the pictured retry-arrow change</w:t>
+      </w:r>
+    </w:p>
+    <w:p>
+      <w:pPr>
+        <w:pStyle w:val="ListBullet"/>
+      </w:pPr>
+      <w:r>
+        <w:t>Change: Add checking→querying as a permitted retry.</w:t>
+      </w:r>
+    </w:p>
+    <w:p>
+      <w:pPr>
+        <w:pStyle w:val="Heading2"/>
+      </w:pPr>
+      <w:r>
+        <w:t>Check after predicting · reference / check after trying</w:t>
+      </w:r>
+    </w:p>
+    <w:p>
+      <w:pPr>
         <w:spacing w:line="336" w:lineRule="auto" w:after="180"/>
       </w:pPr>
+      <w:r>
+        <w:rPr>
+          <w:b/>
+        </w:rPr>
+        <w:t>Prediction</w:t>
+      </w:r>
       <w:r>
         <w:rPr>
           <w:b w:val="0"/>
         </w:rPr>
-        <w:t xml:space="preserve">Before applying the procedure, write its units, denominator or decision boundary where relevant. A partner should be able to repeat each step using the same </w:t>
+        <w:t>: That retry becomes valid; querying→complete stays forbidden.</w:t>
+      </w:r>
+    </w:p>
+    <w:p>
+      <w:pPr>
+        <w:spacing w:line="336" w:lineRule="auto" w:after="180"/>
+      </w:pPr>
+      <w:r>
+        <w:rPr>
+          <w:b w:val="0"/>
+        </w:rPr>
+        <w:t>Reason: Adding one arrow does not authorise unrelated shortcuts.</w:t>
+      </w:r>
+    </w:p>
+    <w:p>
+      <w:pPr>
+        <w:pStyle w:val="Heading2"/>
+      </w:pPr>
+      <w:r>
+        <w:t>Earlier wording, alternatives and picture transcripts · reference / check after trying</w:t>
+      </w:r>
+    </w:p>
+    <w:p>
+      <w:pPr>
+        <w:pStyle w:val="Heading3"/>
+      </w:pPr>
+      <w:r>
+        <w:t>Compare a familiar case with a changed case</w:t>
+      </w:r>
+    </w:p>
+    <w:p>
+      <w:pPr>
+        <w:pStyle w:val="Heading3"/>
+      </w:pPr>
+      <w:r>
+        <w:t>Change one thing in the pictured case</w:t>
+      </w:r>
+    </w:p>
+    <w:p>
+      <w:pPr>
+        <w:pStyle w:val="Heading1"/>
+      </w:pPr>
+      <w:r>
+        <w:t>06. Compare two paths against the graph that actually applies</w:t>
+      </w:r>
+    </w:p>
+    <w:p>
+      <w:r>
+        <w:t>Do not borrow an edge or a guard from another scenario.</w:t>
+      </w:r>
+    </w:p>
+    <w:p>
+      <w:pPr>
+        <w:pStyle w:val="Heading2"/>
+      </w:pPr>
+      <w:r>
+        <w:t>Main proposed path and original graph conclusion</w:t>
+      </w:r>
+    </w:p>
+    <w:p>
+      <w:pPr>
+        <w:spacing w:line="336" w:lineRule="auto" w:after="180"/>
+      </w:pPr>
+      <w:r>
+        <w:rPr>
+          <w:b w:val="0"/>
+        </w:rPr>
+        <w:t>Trace ready -&gt; looking_up -&gt; review -&gt; looking_up -&gt; done.</w:t>
+      </w:r>
+    </w:p>
+    <w:p>
+      <w:pPr>
+        <w:spacing w:line="336" w:lineRule="auto" w:after="180"/>
+      </w:pPr>
+      <w:r>
+        <w:rPr>
+          <w:b w:val="0"/>
+        </w:rPr>
+        <w:t xml:space="preserve">review -&gt; looking_up is not allowed by this declared </w:t>
+      </w:r>
+      <w:r>
+        <w:rPr>
+          <w:b/>
+        </w:rPr>
+        <w:t>transition</w:t>
+      </w:r>
+      <w:r>
+        <w:rPr>
+          <w:b w:val="0"/>
+        </w:rPr>
+        <w:t xml:space="preserve"> table, even if total attempts is two. Reject the </w:t>
+      </w:r>
+      <w:r>
+        <w:rPr>
+          <w:b/>
+        </w:rPr>
+        <w:t>transition</w:t>
+      </w:r>
+      <w:r>
+        <w:rPr>
+          <w:b w:val="0"/>
+        </w:rPr>
+        <w:t xml:space="preserve"> or explicitly redesign and retest the table.</w:t>
+      </w:r>
+    </w:p>
+    <w:p>
+      <w:pPr>
+        <w:pStyle w:val="Heading2"/>
+      </w:pPr>
+      <w:r>
+        <w:t>Keep the trace’s scope</w:t>
+      </w:r>
+    </w:p>
+    <w:p>
+      <w:pPr>
+        <w:spacing w:line="336" w:lineRule="auto" w:after="180"/>
+      </w:pPr>
+      <w:r>
+        <w:rPr>
+          <w:b w:val="0"/>
+        </w:rPr>
+        <w:t xml:space="preserve">Compare the intermediate </w:t>
+      </w:r>
+      <w:r>
+        <w:rPr>
+          <w:b/>
+        </w:rPr>
+        <w:t>evidence</w:t>
+      </w:r>
+      <w:r>
+        <w:rPr>
+          <w:b w:val="0"/>
+        </w:rPr>
+        <w:t xml:space="preserve"> with the final </w:t>
+      </w:r>
+      <w:r>
+        <w:rPr>
+          <w:b/>
+        </w:rPr>
+        <w:t>state</w:t>
+      </w:r>
+      <w:r>
+        <w:rPr>
+          <w:b w:val="0"/>
+        </w:rPr>
+        <w:t xml:space="preserve">ment. Explain why each number or decision follows from the </w:t>
+      </w:r>
+      <w:r>
+        <w:rPr>
+          <w:b/>
+        </w:rPr>
+        <w:t>state</w:t>
+      </w:r>
+      <w:r>
+        <w:rPr>
+          <w:b w:val="0"/>
+        </w:rPr>
+        <w:t xml:space="preserve">d </w:t>
       </w:r>
       <w:r>
         <w:rPr>
@@ -645,7 +1649,7 @@
         <w:rPr>
           <w:b w:val="0"/>
         </w:rPr>
-        <w:t xml:space="preserve">If a required </w:t>
+        <w:t xml:space="preserve">The conclusion belongs to this scenario and procedure; changing the </w:t>
       </w:r>
       <w:r>
         <w:rPr>
@@ -657,7 +1661,26 @@
         <w:rPr>
           <w:b w:val="0"/>
         </w:rPr>
-        <w:t xml:space="preserve"> is absent or violates the </w:t>
+        <w:t>s, evaluation population or authority can change what it establishes. Retain the raw record so a later revision can be compared honestly.</w:t>
+      </w:r>
+    </w:p>
+    <w:p>
+      <w:pPr>
+        <w:pStyle w:val="Heading2"/>
+      </w:pPr>
+      <w:r>
+        <w:t>Separate parcel graph and complete A/B paths</w:t>
+      </w:r>
+    </w:p>
+    <w:p>
+      <w:pPr>
+        <w:spacing w:line="336" w:lineRule="auto" w:after="180"/>
+      </w:pPr>
+      <w:r>
+        <w:rPr>
+          <w:b w:val="0"/>
+        </w:rPr>
+        <w:t xml:space="preserve">A parcel lookup </w:t>
       </w:r>
       <w:r>
         <w:rPr>
@@ -669,15 +1692,7 @@
         <w:rPr>
           <w:b w:val="0"/>
         </w:rPr>
-        <w:t>d contract, record that condition explicitly instead of quietly replacing it with a convenient value.</w:t>
-      </w:r>
-    </w:p>
-    <w:p>
-      <w:pPr>
-        <w:pStyle w:val="Heading3"/>
-      </w:pPr>
-      <w:r>
-        <w:t>Connect the picture and the explanation</w:t>
+        <w:t xml:space="preserve"> machine. An agent may follow idle→querying→checking→complete; complete is terminal.</w:t>
       </w:r>
     </w:p>
     <w:p>
@@ -688,331 +1703,19 @@
         <w:rPr>
           <w:b w:val="0"/>
         </w:rPr>
-        <w:t xml:space="preserve">Point to the </w:t>
+        <w:t xml:space="preserve">A follows all four </w:t>
       </w:r>
       <w:r>
         <w:rPr>
           <w:b/>
         </w:rPr>
-        <w:t>input</w:t>
+        <w:t>state</w:t>
       </w:r>
       <w:r>
         <w:rPr>
           <w:b w:val="0"/>
         </w:rPr>
-        <w:t>, the deciding step and the result in this week’s visual. Explain the same step in ordinary words. A picture helps when you can say what each part represents.</w:t>
-      </w:r>
-    </w:p>
-    <w:p>
-      <w:pPr>
-        <w:pStyle w:val="Heading1"/>
-      </w:pPr>
-      <w:r>
-        <w:t>04. Compare the cases</w:t>
-      </w:r>
-    </w:p>
-    <w:p>
-      <w:r>
-        <w:t>Compare the supplied cases for State machines for bounded agents. Identify the detail that changes the conclusion.</w:t>
-      </w:r>
-    </w:p>
-    <w:p>
-      <w:pPr>
-        <w:pStyle w:val="Heading3"/>
-      </w:pPr>
-      <w:r>
-        <w:t>Compare a familiar case with a changed case</w:t>
-      </w:r>
-    </w:p>
-    <w:p>
-      <w:pPr>
-        <w:spacing w:line="336" w:lineRule="auto" w:after="180"/>
-      </w:pPr>
-      <w:r>
-        <w:rPr>
-          <w:b w:val="0"/>
-        </w:rPr>
-        <w:t>Trace ready -&gt; looking_up -&gt; review -&gt; looking_up -&gt; done. Show the intermediate steps and give the conclusion with its scope.</w:t>
-      </w:r>
-    </w:p>
-    <w:p>
-      <w:pPr>
-        <w:pStyle w:val="Heading3"/>
-      </w:pPr>
-      <w:r>
-        <w:t>Keep the procedure fixed. Explain what changed in the inputs and result.</w:t>
-      </w:r>
-    </w:p>
-    <w:p>
-      <w:r>
-        <w:t>________________________________________________________________</w:t>
-      </w:r>
-    </w:p>
-    <w:p>
-      <w:r>
-        <w:t>________________________________________________________________</w:t>
-      </w:r>
-    </w:p>
-    <w:p>
-      <w:r>
-        <w:t>________________________________________________________________</w:t>
-      </w:r>
-    </w:p>
-    <w:p>
-      <w:r>
-        <w:t>________________________________________________________________</w:t>
-      </w:r>
-    </w:p>
-    <w:p>
-      <w:r>
-        <w:t>________________________________________________________________</w:t>
-      </w:r>
-    </w:p>
-    <w:p>
-      <w:pPr>
-        <w:pStyle w:val="Heading3"/>
-      </w:pPr>
-      <w:r>
-        <w:t>Change one thing in the pictured case</w:t>
-      </w:r>
-    </w:p>
-    <w:p>
-      <w:pPr>
-        <w:pStyle w:val="Heading3"/>
-      </w:pPr>
-      <w:r>
-        <w:t>Change one thing</w:t>
-      </w:r>
-    </w:p>
-    <w:p>
-      <w:pPr>
-        <w:spacing w:line="336" w:lineRule="auto" w:after="180"/>
-        <w:shd w:fill="F5F1FB"/>
-      </w:pPr>
-      <w:r>
-        <w:rPr>
-          <w:b w:val="0"/>
-        </w:rPr>
-        <w:t>Change: Add checking→querying as a permitted retry.</w:t>
-      </w:r>
-    </w:p>
-    <w:p>
-      <w:pPr>
-        <w:pStyle w:val="Heading3"/>
-      </w:pPr>
-      <w:r>
-        <w:t>Predicted result</w:t>
-      </w:r>
-    </w:p>
-    <w:p>
-      <w:pPr>
-        <w:spacing w:line="336" w:lineRule="auto" w:after="180"/>
-        <w:shd w:fill="F1F6FC"/>
-      </w:pPr>
-      <w:r>
-        <w:rPr>
-          <w:b/>
-        </w:rPr>
-        <w:t>Prediction</w:t>
-      </w:r>
-      <w:r>
-        <w:rPr>
-          <w:b w:val="0"/>
-        </w:rPr>
-        <w:t>: That retry becomes valid; querying→complete stays forbidden.</w:t>
-      </w:r>
-    </w:p>
-    <w:p>
-      <w:pPr>
-        <w:pStyle w:val="Heading3"/>
-      </w:pPr>
-      <w:r>
-        <w:t>Why the result follows</w:t>
-      </w:r>
-    </w:p>
-    <w:p>
-      <w:pPr>
-        <w:spacing w:line="336" w:lineRule="auto" w:after="180"/>
-        <w:shd w:fill="F1F6FC"/>
-      </w:pPr>
-      <w:r>
-        <w:rPr>
-          <w:b w:val="0"/>
-        </w:rPr>
-        <w:t>Reason: Adding one arrow does not authorise unrelated shortcuts.</w:t>
-      </w:r>
-    </w:p>
-    <w:p>
-      <w:pPr>
-        <w:pStyle w:val="Heading1"/>
-      </w:pPr>
-      <w:r>
-        <w:t>05. Words that unlock the idea</w:t>
-      </w:r>
-    </w:p>
-    <w:p>
-      <w:r>
-        <w:t>Use the vocabulary of State machines for bounded agents to explain a concrete decision, rather than only memorising definitions.</w:t>
-      </w:r>
-    </w:p>
-    <w:tbl>
-      <w:tblPr>
-        <w:tblStyle w:val="LightShading-Accent1"/>
-        <w:tblW w:type="auto" w:w="0"/>
-        <w:tblLook w:firstColumn="1" w:firstRow="1" w:lastColumn="0" w:lastRow="0" w:noHBand="0" w:noVBand="1" w:val="04A0"/>
-      </w:tblPr>
-      <w:tblGrid>
-        <w:gridCol w:w="5112"/>
-        <w:gridCol w:w="5112"/>
-      </w:tblGrid>
-      <w:tr>
-        <w:trPr>
-          <w:tblHeader/>
-        </w:trPr>
-        <w:tc>
-          <w:tcPr>
-            <w:tcW w:type="dxa" w:w="5112"/>
-          </w:tcPr>
-          <w:p>
-            <w:r>
-              <w:t>Word</w:t>
-            </w:r>
-          </w:p>
-        </w:tc>
-        <w:tc>
-          <w:tcPr>
-            <w:tcW w:type="dxa" w:w="5112"/>
-          </w:tcPr>
-          <w:p>
-            <w:r>
-              <w:t>Meaning</w:t>
-            </w:r>
-          </w:p>
-        </w:tc>
-      </w:tr>
-      <w:tr>
-        <w:tc>
-          <w:tcPr>
-            <w:tcW w:type="dxa" w:w="5112"/>
-          </w:tcPr>
-          <w:p>
-            <w:r>
-              <w:t>State</w:t>
-            </w:r>
-          </w:p>
-        </w:tc>
-        <w:tc>
-          <w:tcPr>
-            <w:tcW w:type="dxa" w:w="5112"/>
-          </w:tcPr>
-          <w:p>
-            <w:r>
-              <w:t>A declared stage of a process</w:t>
-            </w:r>
-          </w:p>
-        </w:tc>
-      </w:tr>
-      <w:tr>
-        <w:tc>
-          <w:tcPr>
-            <w:tcW w:type="dxa" w:w="5112"/>
-          </w:tcPr>
-          <w:p>
-            <w:r>
-              <w:t>Transition</w:t>
-            </w:r>
-          </w:p>
-        </w:tc>
-        <w:tc>
-          <w:tcPr>
-            <w:tcW w:type="dxa" w:w="5112"/>
-          </w:tcPr>
-          <w:p>
-            <w:r>
-              <w:t>An allowed move between states</w:t>
-            </w:r>
-          </w:p>
-        </w:tc>
-      </w:tr>
-      <w:tr>
-        <w:tc>
-          <w:tcPr>
-            <w:tcW w:type="dxa" w:w="5112"/>
-          </w:tcPr>
-          <w:p>
-            <w:r>
-              <w:t>Terminal state</w:t>
-            </w:r>
-          </w:p>
-        </w:tc>
-        <w:tc>
-          <w:tcPr>
-            <w:tcW w:type="dxa" w:w="5112"/>
-          </w:tcPr>
-          <w:p>
-            <w:r>
-              <w:t>A state with no further operations under the contract</w:t>
-            </w:r>
-          </w:p>
-        </w:tc>
-      </w:tr>
-    </w:tbl>
-    <w:p>
-      <w:pPr>
-        <w:pStyle w:val="Heading3"/>
-      </w:pPr>
-      <w:r>
-        <w:t>Use two terms to explain a step in this week’s example.</w:t>
-      </w:r>
-    </w:p>
-    <w:p>
-      <w:r>
-        <w:t>________________________________________________________________</w:t>
-      </w:r>
-    </w:p>
-    <w:p>
-      <w:r>
-        <w:t>________________________________________________________________</w:t>
-      </w:r>
-    </w:p>
-    <w:p>
-      <w:r>
-        <w:t>________________________________________________________________</w:t>
-      </w:r>
-    </w:p>
-    <w:p>
-      <w:pPr>
-        <w:pStyle w:val="Heading1"/>
-      </w:pPr>
-      <w:r>
-        <w:t>06. Follow a worked example</w:t>
-      </w:r>
-    </w:p>
-    <w:p>
-      <w:r>
-        <w:t>Follow the worked trace for State machines for bounded agents, predict a step, then compare with its explanation.</w:t>
-      </w:r>
-    </w:p>
-    <w:p>
-      <w:pPr>
-        <w:spacing w:line="336" w:lineRule="auto" w:after="180"/>
-      </w:pPr>
-      <w:r>
-        <w:rPr>
-          <w:b w:val="0"/>
-        </w:rPr>
-        <w:t>Trace ready -&gt; looking_up -&gt; review -&gt; looking_up -&gt; done.</w:t>
-      </w:r>
-    </w:p>
-    <w:p>
-      <w:pPr>
-        <w:spacing w:line="336" w:lineRule="auto" w:after="180"/>
-      </w:pPr>
-      <w:r>
-        <w:rPr>
-          <w:b w:val="0"/>
-        </w:rPr>
-        <w:t xml:space="preserve">review -&gt; looking_up is not allowed by this declared </w:t>
+        <w:t xml:space="preserve">s. B follows idle→querying→complete. No other </w:t>
       </w:r>
       <w:r>
         <w:rPr>
@@ -1024,297 +1727,45 @@
         <w:rPr>
           <w:b w:val="0"/>
         </w:rPr>
-        <w:t xml:space="preserve"> table, even if total attempts is two. Reject the </w:t>
-      </w:r>
-      <w:r>
-        <w:rPr>
-          <w:b/>
-        </w:rPr>
-        <w:t>transition</w:t>
-      </w:r>
+        <w:t>s are declared.</w:t>
+      </w:r>
+    </w:p>
+    <w:p>
+      <w:pPr>
+        <w:spacing w:line="336" w:lineRule="auto" w:after="180"/>
+      </w:pPr>
       <w:r>
         <w:rPr>
           <w:b w:val="0"/>
         </w:rPr>
-        <w:t xml:space="preserve"> or explicitly redesign and retest the table.</w:t>
-      </w:r>
-    </w:p>
-    <w:p>
-      <w:pPr>
-        <w:pStyle w:val="Heading3"/>
-      </w:pPr>
-      <w:r>
-        <w:t>Worked explanation · State machines for bounded agents</w:t>
+        <w:t>The main ready/looking_up/review/done graph and the picture’s parcel graph are separate. Parcel permits idle→querying→checking→complete, with complete terminal. Path A uses all four states and follows every declared arrow; B goes querying→complete and skips checking, so it is invalid. Adding checking→querying permits that one retry edge but still does not permit querying→complete.</w:t>
       </w:r>
     </w:p>
     <w:p>
       <w:pPr>
         <w:spacing w:line="336" w:lineRule="auto" w:after="180"/>
-        <w:shd w:fill="F1F6FC"/>
       </w:pPr>
       <w:r>
         <w:rPr>
           <w:b w:val="0"/>
         </w:rPr>
-        <w:t xml:space="preserve">Compare the intermediate </w:t>
-      </w:r>
-      <w:r>
-        <w:rPr>
-          <w:b/>
-        </w:rPr>
-        <w:t>evidence</w:t>
-      </w:r>
-      <w:r>
-        <w:rPr>
-          <w:b w:val="0"/>
-        </w:rPr>
-        <w:t xml:space="preserve"> with the final </w:t>
-      </w:r>
-      <w:r>
-        <w:rPr>
-          <w:b/>
-        </w:rPr>
-        <w:t>state</w:t>
-      </w:r>
-      <w:r>
-        <w:rPr>
-          <w:b w:val="0"/>
-        </w:rPr>
-        <w:t xml:space="preserve">ment. Explain why each number or decision follows from the </w:t>
-      </w:r>
-      <w:r>
-        <w:rPr>
-          <w:b/>
-        </w:rPr>
-        <w:t>state</w:t>
-      </w:r>
-      <w:r>
-        <w:rPr>
-          <w:b w:val="0"/>
-        </w:rPr>
-        <w:t xml:space="preserve">d </w:t>
-      </w:r>
-      <w:r>
-        <w:rPr>
-          <w:b/>
-        </w:rPr>
-        <w:t>input</w:t>
-      </w:r>
-      <w:r>
-        <w:rPr>
-          <w:b w:val="0"/>
-        </w:rPr>
-        <w:t>s.</w:t>
-      </w:r>
-    </w:p>
-    <w:p>
-      <w:pPr>
-        <w:spacing w:line="336" w:lineRule="auto" w:after="180"/>
-        <w:shd w:fill="F1F6FC"/>
-      </w:pPr>
-      <w:r>
-        <w:rPr>
-          <w:b w:val="0"/>
-        </w:rPr>
-        <w:t xml:space="preserve">The conclusion belongs to this scenario and procedure; changing the </w:t>
-      </w:r>
-      <w:r>
-        <w:rPr>
-          <w:b/>
-        </w:rPr>
-        <w:t>input</w:t>
-      </w:r>
-      <w:r>
-        <w:rPr>
-          <w:b w:val="0"/>
-        </w:rPr>
-        <w:t>s, evaluation population or authority can change what it establishes. Retain the raw record so a later revision can be compared honestly.</w:t>
-      </w:r>
-    </w:p>
-    <w:p>
-      <w:pPr>
-        <w:pStyle w:val="Heading3"/>
-      </w:pPr>
-      <w:r>
-        <w:t>Worked explanation · State machines for bounded agents</w:t>
-      </w:r>
-    </w:p>
-    <w:p>
-      <w:pPr>
-        <w:spacing w:line="336" w:lineRule="auto" w:after="180"/>
-        <w:shd w:fill="F1F6FC"/>
-      </w:pPr>
-      <w:r>
-        <w:rPr>
-          <w:b w:val="0"/>
-        </w:rPr>
-        <w:t xml:space="preserve">Optional local lab: predict the printed result before running this standalone Python 3 example. Change one relevant boundary </w:t>
-      </w:r>
-      <w:r>
-        <w:rPr>
-          <w:b/>
-        </w:rPr>
-        <w:t>input</w:t>
-      </w:r>
-      <w:r>
-        <w:rPr>
-          <w:b w:val="0"/>
-        </w:rPr>
-        <w:t xml:space="preserve">, record the outcome and </w:t>
-      </w:r>
-      <w:r>
-        <w:rPr>
-          <w:b/>
-        </w:rPr>
-        <w:t>state</w:t>
-      </w:r>
-      <w:r>
-        <w:rPr>
-          <w:b w:val="0"/>
-        </w:rPr>
-        <w:t xml:space="preserve"> the contract or statistical assumptions.</w:t>
-      </w:r>
-    </w:p>
-    <w:p>
-      <w:pPr>
-        <w:spacing w:line="336" w:lineRule="auto" w:after="180"/>
-        <w:shd w:fill="F1F6FC"/>
-      </w:pPr>
-      <w:r>
-        <w:rPr>
-          <w:b w:val="0"/>
-        </w:rPr>
-        <w:t>The program uses fictional values and the Python standard library; it performs no external operations.</w:t>
-      </w:r>
-    </w:p>
-    <w:p>
-      <w:r>
-        <w:rPr>
-          <w:rFonts w:ascii="Courier New" w:hAnsi="Courier New"/>
-          <w:sz w:val="18"/>
-        </w:rPr>
-        <w:t>def transition(state, target):</w:t>
-        <w:br/>
-        <w:t xml:space="preserve">    allowed = {'ready': {'looking_up'}, 'looking_up': {'review', 'done'}, 'review': {'done'}, 'done': set()}</w:t>
-        <w:br/>
-        <w:t xml:space="preserve">    if target not in allowed.get(state, set()):</w:t>
-        <w:br/>
-        <w:t xml:space="preserve">        raise ValueError('invalid transition')</w:t>
-        <w:br/>
-        <w:t xml:space="preserve">    return target</w:t>
-        <w:br/>
-        <w:br/>
-        <w:t>print(transition("ready", "looking_up"))</w:t>
-      </w:r>
-    </w:p>
-    <w:p>
-      <w:pPr>
-        <w:pStyle w:val="Heading3"/>
-      </w:pPr>
-      <w:r>
-        <w:t>Learn from the worked case</w:t>
-      </w:r>
-    </w:p>
-    <w:p>
-      <w:pPr>
-        <w:spacing w:line="336" w:lineRule="auto" w:after="180"/>
-      </w:pPr>
-      <w:r>
-        <w:rPr>
-          <w:b w:val="0"/>
-        </w:rPr>
-        <w:t>Cover the result before checking it. Say what is given, choose the procedure, and follow one step at a time. Then uncover the result and explain your first mismatch. Ask why a step is allowed, not only what number it produces.</w:t>
-      </w:r>
-    </w:p>
-    <w:p>
-      <w:pPr>
-        <w:pStyle w:val="Heading3"/>
-      </w:pPr>
-      <w:r>
-        <w:t>A pictorial worked case: State machines for bounded agents</w:t>
-      </w:r>
-    </w:p>
-    <w:p>
-      <w:pPr>
-        <w:spacing w:line="336" w:lineRule="auto" w:after="180"/>
-      </w:pPr>
-      <w:r>
-        <w:rPr>
-          <w:b w:val="0"/>
-        </w:rPr>
-        <w:t xml:space="preserve">A parcel lookup </w:t>
-      </w:r>
-      <w:r>
-        <w:rPr>
-          <w:b/>
-        </w:rPr>
-        <w:t>state</w:t>
-      </w:r>
-      <w:r>
-        <w:rPr>
-          <w:b w:val="0"/>
-        </w:rPr>
-        <w:t xml:space="preserve"> machine. An agent may follow idle→querying→checking→complete; complete is terminal.</w:t>
-      </w:r>
-    </w:p>
-    <w:p>
-      <w:pPr>
-        <w:pStyle w:val="Heading3"/>
-      </w:pPr>
-      <w:r>
-        <w:t>The facts we will use</w:t>
-      </w:r>
-    </w:p>
-    <w:p>
-      <w:pPr>
-        <w:pStyle w:val="Heading3"/>
-      </w:pPr>
-      <w:r>
-        <w:t>Supplied facts</w:t>
-      </w:r>
-    </w:p>
-    <w:p>
-      <w:pPr>
-        <w:spacing w:line="336" w:lineRule="auto" w:after="180"/>
-        <w:shd w:fill="F1F6FC"/>
-      </w:pPr>
-      <w:r>
-        <w:rPr>
-          <w:b w:val="0"/>
-        </w:rPr>
-        <w:t xml:space="preserve">A follows all four </w:t>
-      </w:r>
-      <w:r>
-        <w:rPr>
-          <w:b/>
-        </w:rPr>
-        <w:t>state</w:t>
-      </w:r>
-      <w:r>
-        <w:rPr>
-          <w:b w:val="0"/>
-        </w:rPr>
-        <w:t xml:space="preserve">s. B follows idle→querying→complete. No other </w:t>
-      </w:r>
-      <w:r>
-        <w:rPr>
-          <w:b/>
-        </w:rPr>
-        <w:t>transition</w:t>
-      </w:r>
-      <w:r>
-        <w:rPr>
-          <w:b w:val="0"/>
-        </w:rPr>
-        <w:t>s are declared.</w:t>
+        <w:t>A real retrying agent also needs an action budget; the picture only checks its stated finite paths, not parcel-data truth or a running autonomous loop.</w:t>
+      </w:r>
+    </w:p>
+    <w:p>
+      <w:pPr>
+        <w:pStyle w:val="Heading2"/>
+      </w:pPr>
+      <w:r>
+        <w:t>Trace allowed edges and skipped checking</w:t>
       </w:r>
     </w:p>
     <w:p>
       <w:r>
         <w:drawing>
           <wp:inline xmlns:a="http://schemas.openxmlformats.org/drawingml/2006/main" xmlns:pic="http://schemas.openxmlformats.org/drawingml/2006/picture">
-            <wp:extent cx="5486400" cy="5145314"/>
-            <wp:docPr id="1" name="Picture 1" descr="State machines for bounded agents. Read arrows: The graph permits three forward transitions.. Follow A: All adjacent pairs match permitted arrows.. Inspect B: Querying→complete skips checking and is invalid."/>
+            <wp:extent cx="5486400" cy="3182112"/>
+            <wp:docPr id="2" name="Picture 2" descr="Read arrows: The graph permits three forward transitions. → Follow A: All adjacent pairs match permitted arrows. → Inspect B: Querying→complete skips checking and is invalid."/>
             <wp:cNvGraphicFramePr>
               <a:graphicFrameLocks noChangeAspect="1"/>
             </wp:cNvGraphicFramePr>
@@ -1322,11 +1773,11 @@
               <a:graphicData uri="http://schemas.openxmlformats.org/drawingml/2006/picture">
                 <pic:pic>
                   <pic:nvPicPr>
-                    <pic:cNvPr id="0" name="academy-visual-ai-6-13.png"/>
+                    <pic:cNvPr id="0" name="academy-story-ai-6-13-02.png"/>
                     <pic:cNvPicPr/>
                   </pic:nvPicPr>
                   <pic:blipFill>
-                    <a:blip r:embed="rId9"/>
+                    <a:blip r:embed="rId10"/>
                     <a:stretch>
                       <a:fillRect/>
                     </a:stretch>
@@ -1334,7 +1785,7 @@
                   <pic:spPr>
                     <a:xfrm>
                       <a:off x="0" y="0"/>
-                      <a:ext cx="5486400" cy="5145314"/>
+                      <a:ext cx="5486400" cy="3182112"/>
                     </a:xfrm>
                     <a:prstGeom prst="rect"/>
                   </pic:spPr>
@@ -1462,24 +1913,7 @@
     </w:p>
     <w:p>
       <w:pPr>
-        <w:pStyle w:val="Heading3"/>
-      </w:pPr>
-      <w:r>
-        <w:t>Why this result follows</w:t>
-      </w:r>
-    </w:p>
-    <w:p>
-      <w:pPr>
-        <w:pStyle w:val="Heading3"/>
-      </w:pPr>
-      <w:r>
-        <w:t>Why the result follows</w:t>
-      </w:r>
-    </w:p>
-    <w:p>
-      <w:pPr>
         <w:spacing w:line="336" w:lineRule="auto" w:after="180"/>
-        <w:shd w:fill="F1F6FC"/>
       </w:pPr>
       <w:r>
         <w:rPr>
@@ -1514,50 +1948,117 @@
     </w:p>
     <w:p>
       <w:pPr>
-        <w:pStyle w:val="Heading3"/>
-      </w:pPr>
-      <w:r>
-        <w:t>What this example does not establish</w:t>
-      </w:r>
-    </w:p>
-    <w:p>
-      <w:pPr>
-        <w:pStyle w:val="Heading3"/>
-      </w:pPr>
-      <w:r>
-        <w:t>Keep the stated limit</w:t>
+        <w:pStyle w:val="Heading2"/>
+      </w:pPr>
+      <w:r>
+        <w:t>Predict adding only checking→querying</w:t>
+      </w:r>
+    </w:p>
+    <w:p>
+      <w:pPr>
+        <w:pStyle w:val="ListBullet"/>
+      </w:pPr>
+      <w:r>
+        <w:t>Change one thing: Add checking→querying as a permitted retry. Predict the result before checking the explanation. What remains the same?</w:t>
+      </w:r>
+    </w:p>
+    <w:p>
+      <w:pPr>
+        <w:pStyle w:val="Heading2"/>
+      </w:pPr>
+      <w:r>
+        <w:t>Check after predicting · reference / check after trying</w:t>
+      </w:r>
+    </w:p>
+    <w:p>
+      <w:r>
+        <w:drawing>
+          <wp:inline xmlns:a="http://schemas.openxmlformats.org/drawingml/2006/main" xmlns:pic="http://schemas.openxmlformats.org/drawingml/2006/picture">
+            <wp:extent cx="5486400" cy="3026664"/>
+            <wp:docPr id="3" name="Picture 3" descr="Original case: Querying→complete skips checking and is invalid. Changed condition: Add checking→querying as a permitted retry. Expected result: That retry becomes valid; querying→complete stays forbidden. Reason: Adding one arrow does not authorise unrelated shortcuts."/>
+            <wp:cNvGraphicFramePr>
+              <a:graphicFrameLocks noChangeAspect="1"/>
+            </wp:cNvGraphicFramePr>
+            <a:graphic>
+              <a:graphicData uri="http://schemas.openxmlformats.org/drawingml/2006/picture">
+                <pic:pic>
+                  <pic:nvPicPr>
+                    <pic:cNvPr id="0" name="academy-story-ai-6-13-04.png"/>
+                    <pic:cNvPicPr/>
+                  </pic:nvPicPr>
+                  <pic:blipFill>
+                    <a:blip r:embed="rId11"/>
+                    <a:stretch>
+                      <a:fillRect/>
+                    </a:stretch>
+                  </pic:blipFill>
+                  <pic:spPr>
+                    <a:xfrm>
+                      <a:off x="0" y="0"/>
+                      <a:ext cx="5486400" cy="3026664"/>
+                    </a:xfrm>
+                    <a:prstGeom prst="rect"/>
+                  </pic:spPr>
+                </pic:pic>
+              </a:graphicData>
+            </a:graphic>
+          </wp:inline>
+        </w:drawing>
+      </w:r>
+    </w:p>
+    <w:p>
+      <w:pPr>
+        <w:pStyle w:val="Heading2"/>
+      </w:pPr>
+      <w:r>
+        <w:t>Explain the forbidden shortcut and data-correctness limit</w:t>
+      </w:r>
+    </w:p>
+    <w:p>
+      <w:pPr>
+        <w:pStyle w:val="ListBullet"/>
+      </w:pPr>
+      <w:r>
+        <w:t>This graph checks sequence, not the correctness of the fetched parcel data.</w:t>
+      </w:r>
+    </w:p>
+    <w:p>
+      <w:pPr>
+        <w:pStyle w:val="ListBullet"/>
+      </w:pPr>
+      <w:r>
+        <w:t>Read the labelled picture: Trace A and B through the state diagram. Name B’s forbidden transition and explain whether adding checking→querying permits that shortcut.</w:t>
+      </w:r>
+    </w:p>
+    <w:p>
+      <w:pPr>
+        <w:pStyle w:val="Heading2"/>
+      </w:pPr>
+      <w:r>
+        <w:t>Reference: original arrow-only helper · reference / check after trying</w:t>
       </w:r>
     </w:p>
     <w:p>
       <w:pPr>
         <w:spacing w:line="336" w:lineRule="auto" w:after="180"/>
-        <w:shd w:fill="FFF5E6"/>
       </w:pPr>
       <w:r>
         <w:rPr>
           <w:b w:val="0"/>
         </w:rPr>
-        <w:t>This graph checks sequence, not the correctness of the fetched parcel data.</w:t>
-      </w:r>
-    </w:p>
-    <w:p>
-      <w:pPr>
-        <w:pStyle w:val="Heading3"/>
-      </w:pPr>
-      <w:r>
-        <w:t>Keep the stated limit</w:t>
-      </w:r>
-    </w:p>
-    <w:p>
-      <w:pPr>
-        <w:spacing w:line="336" w:lineRule="auto" w:after="180"/>
-        <w:shd w:fill="FFF5E6"/>
-      </w:pPr>
+        <w:t xml:space="preserve">Optional local lab: predict the printed result before running this standalone Python 3 example. Change one relevant boundary </w:t>
+      </w:r>
+      <w:r>
+        <w:rPr>
+          <w:b/>
+        </w:rPr>
+        <w:t>input</w:t>
+      </w:r>
       <w:r>
         <w:rPr>
           <w:b w:val="0"/>
         </w:rPr>
-        <w:t xml:space="preserve">Read the labelled picture: Trace A and B through the </w:t>
+        <w:t xml:space="preserve">, record the outcome and </w:t>
       </w:r>
       <w:r>
         <w:rPr>
@@ -1569,7 +2070,165 @@
         <w:rPr>
           <w:b w:val="0"/>
         </w:rPr>
-        <w:t xml:space="preserve"> diagram. Name B’s forbidden </w:t>
+        <w:t xml:space="preserve"> the contract or statistical assumptions.</w:t>
+      </w:r>
+    </w:p>
+    <w:p>
+      <w:pPr>
+        <w:spacing w:line="336" w:lineRule="auto" w:after="180"/>
+      </w:pPr>
+      <w:r>
+        <w:rPr>
+          <w:b w:val="0"/>
+        </w:rPr>
+        <w:t>The program uses fictional values and the Python standard library; it performs no external operations.</w:t>
+      </w:r>
+    </w:p>
+    <w:p>
+      <w:r>
+        <w:rPr>
+          <w:rFonts w:ascii="Courier New" w:hAnsi="Courier New"/>
+          <w:sz w:val="18"/>
+        </w:rPr>
+        <w:t>def transition(state, target):</w:t>
+        <w:br/>
+        <w:t xml:space="preserve">    allowed = {'ready': {'looking_up'}, 'looking_up': {'review', 'done'}, 'review': {'done'}, 'done': set()}</w:t>
+        <w:br/>
+        <w:t xml:space="preserve">    if target not in allowed.get(state, set()):</w:t>
+        <w:br/>
+        <w:t xml:space="preserve">        raise ValueError('invalid transition')</w:t>
+        <w:br/>
+        <w:t xml:space="preserve">    return target</w:t>
+        <w:br/>
+        <w:br/>
+        <w:t>print(transition("ready", "looking_up"))</w:t>
+      </w:r>
+    </w:p>
+    <w:p>
+      <w:pPr>
+        <w:pStyle w:val="Heading2"/>
+      </w:pPr>
+      <w:r>
+        <w:t>Earlier wording, alternatives and picture transcripts · reference / check after trying</w:t>
+      </w:r>
+    </w:p>
+    <w:p>
+      <w:pPr>
+        <w:pStyle w:val="Heading3"/>
+      </w:pPr>
+      <w:r>
+        <w:t>Learn from the worked case</w:t>
+      </w:r>
+    </w:p>
+    <w:p>
+      <w:pPr>
+        <w:spacing w:line="336" w:lineRule="auto" w:after="180"/>
+      </w:pPr>
+      <w:r>
+        <w:rPr>
+          <w:b w:val="0"/>
+        </w:rPr>
+        <w:t>Cover the result before checking it. Say what is given, choose the procedure, and follow one step at a time. Then uncover the result and explain your first mismatch. Ask why a step is allowed, not only what number it produces.</w:t>
+      </w:r>
+    </w:p>
+    <w:p>
+      <w:pPr>
+        <w:pStyle w:val="Heading3"/>
+      </w:pPr>
+      <w:r>
+        <w:t>A pictorial worked case: State machines for bounded agents</w:t>
+      </w:r>
+    </w:p>
+    <w:p>
+      <w:pPr>
+        <w:pStyle w:val="Heading3"/>
+      </w:pPr>
+      <w:r>
+        <w:t>The facts we will use</w:t>
+      </w:r>
+    </w:p>
+    <w:p>
+      <w:r>
+        <w:drawing>
+          <wp:inline xmlns:a="http://schemas.openxmlformats.org/drawingml/2006/main" xmlns:pic="http://schemas.openxmlformats.org/drawingml/2006/picture">
+            <wp:extent cx="5486400" cy="5145314"/>
+            <wp:docPr id="4" name="Picture 4" descr="State machines for bounded agents. Read arrows: The graph permits three forward transitions.. Follow A: All adjacent pairs match permitted arrows.. Inspect B: Querying→complete skips checking and is invalid."/>
+            <wp:cNvGraphicFramePr>
+              <a:graphicFrameLocks noChangeAspect="1"/>
+            </wp:cNvGraphicFramePr>
+            <a:graphic>
+              <a:graphicData uri="http://schemas.openxmlformats.org/drawingml/2006/picture">
+                <pic:pic>
+                  <pic:nvPicPr>
+                    <pic:cNvPr id="0" name="academy-visual-ai-6-13.png"/>
+                    <pic:cNvPicPr/>
+                  </pic:nvPicPr>
+                  <pic:blipFill>
+                    <a:blip r:embed="rId12"/>
+                    <a:stretch>
+                      <a:fillRect/>
+                    </a:stretch>
+                  </pic:blipFill>
+                  <pic:spPr>
+                    <a:xfrm>
+                      <a:off x="0" y="0"/>
+                      <a:ext cx="5486400" cy="5145314"/>
+                    </a:xfrm>
+                    <a:prstGeom prst="rect"/>
+                  </pic:spPr>
+                </pic:pic>
+              </a:graphicData>
+            </a:graphic>
+          </wp:inline>
+        </w:drawing>
+      </w:r>
+    </w:p>
+    <w:p>
+      <w:pPr>
+        <w:pStyle w:val="Heading3"/>
+      </w:pPr>
+      <w:r>
+        <w:t>Why this result follows</w:t>
+      </w:r>
+    </w:p>
+    <w:p>
+      <w:pPr>
+        <w:pStyle w:val="Heading3"/>
+      </w:pPr>
+      <w:r>
+        <w:t>What this example does not establish</w:t>
+      </w:r>
+    </w:p>
+    <w:p>
+      <w:pPr>
+        <w:pStyle w:val="Heading1"/>
+      </w:pPr>
+      <w:r>
+        <w:t>07. Check graph, guard and budget independently</w:t>
+      </w:r>
+    </w:p>
+    <w:p>
+      <w:r>
+        <w:t>Satisfying one control does not establish the others.</w:t>
+      </w:r>
+    </w:p>
+    <w:p>
+      <w:pPr>
+        <w:pStyle w:val="Heading2"/>
+      </w:pPr>
+      <w:r>
+        <w:t>Core action-budget-versus-transition qualification</w:t>
+      </w:r>
+    </w:p>
+    <w:p>
+      <w:pPr>
+        <w:spacing w:line="336" w:lineRule="auto" w:after="180"/>
+      </w:pPr>
+      <w:r>
+        <w:rPr>
+          <w:b w:val="0"/>
+        </w:rPr>
+        <w:t xml:space="preserve">An action budget and a </w:t>
       </w:r>
       <w:r>
         <w:rPr>
@@ -1581,77 +2240,12 @@
         <w:rPr>
           <w:b w:val="0"/>
         </w:rPr>
-        <w:t xml:space="preserve"> and explain whether adding checking→querying permits that shortcut.</w:t>
-      </w:r>
-    </w:p>
-    <w:p>
-      <w:pPr>
-        <w:pStyle w:val="Heading3"/>
-      </w:pPr>
-      <w:r>
-        <w:t>Keep the stated limit</w:t>
+        <w:t xml:space="preserve"> policy are separate checks; satisfying one does not guarantee the other.</w:t>
       </w:r>
     </w:p>
     <w:p>
       <w:pPr>
         <w:spacing w:line="336" w:lineRule="auto" w:after="180"/>
-        <w:shd w:fill="FFF5E6"/>
-      </w:pPr>
-      <w:r>
-        <w:rPr>
-          <w:b w:val="0"/>
-        </w:rPr>
-        <w:t>Change one thing: Add checking→querying as a permitted retry. Predict the result before checking the explanation. What remains the same?</w:t>
-      </w:r>
-    </w:p>
-    <w:p>
-      <w:pPr>
-        <w:pStyle w:val="Heading1"/>
-      </w:pPr>
-      <w:r>
-        <w:t>07. Find and repair a mistake</w:t>
-      </w:r>
-    </w:p>
-    <w:p>
-      <w:r>
-        <w:t>Find the unsupported step in the State machines for bounded agents claim and explain a repair using the supplied evidence.</w:t>
-      </w:r>
-    </w:p>
-    <w:p>
-      <w:pPr>
-        <w:spacing w:line="336" w:lineRule="auto" w:after="180"/>
-      </w:pPr>
-      <w:r>
-        <w:rPr>
-          <w:b w:val="0"/>
-        </w:rPr>
-        <w:t xml:space="preserve">An action budget and a </w:t>
-      </w:r>
-      <w:r>
-        <w:rPr>
-          <w:b/>
-        </w:rPr>
-        <w:t>transition</w:t>
-      </w:r>
-      <w:r>
-        <w:rPr>
-          <w:b w:val="0"/>
-        </w:rPr>
-        <w:t xml:space="preserve"> policy are separate checks; satisfying one does not guarantee the other.</w:t>
-      </w:r>
-    </w:p>
-    <w:p>
-      <w:pPr>
-        <w:pStyle w:val="Heading3"/>
-      </w:pPr>
-      <w:r>
-        <w:t>Check the claim against the facts</w:t>
-      </w:r>
-    </w:p>
-    <w:p>
-      <w:pPr>
-        <w:spacing w:line="336" w:lineRule="auto" w:after="180"/>
-        <w:shd w:fill="FFF5E6"/>
       </w:pPr>
       <w:r>
         <w:rPr>
@@ -1663,7 +2257,6 @@
     <w:p>
       <w:pPr>
         <w:spacing w:line="336" w:lineRule="auto" w:after="180"/>
-        <w:shd w:fill="FFF5E6"/>
       </w:pPr>
       <w:r>
         <w:rPr>
@@ -1686,6 +2279,256 @@
     </w:p>
     <w:p>
       <w:pPr>
+        <w:pStyle w:val="Heading2"/>
+      </w:pPr>
+      <w:r>
+        <w:t>Complete prefix, evidence, retry and terminal probes</w:t>
+      </w:r>
+    </w:p>
+    <w:tbl>
+      <w:tblPr>
+        <w:tblStyle w:val="LightShading-Accent1"/>
+        <w:tblW w:type="auto" w:w="0"/>
+        <w:tblLook w:firstColumn="1" w:firstRow="1" w:lastColumn="0" w:lastRow="0" w:noHBand="0" w:noVBand="1" w:val="04A0"/>
+      </w:tblPr>
+      <w:tblGrid>
+        <w:gridCol w:w="5112"/>
+        <w:gridCol w:w="5112"/>
+      </w:tblGrid>
+      <w:tr>
+        <w:trPr>
+          <w:tblHeader/>
+        </w:trPr>
+        <w:tc>
+          <w:tcPr>
+            <w:tcW w:type="dxa" w:w="5112"/>
+          </w:tcPr>
+          <w:p>
+            <w:r>
+              <w:t>Complete transition/budget probe</w:t>
+            </w:r>
+          </w:p>
+        </w:tc>
+        <w:tc>
+          <w:tcPr>
+            <w:tcW w:type="dxa" w:w="5112"/>
+          </w:tcPr>
+          <w:p>
+            <w:r>
+              <w:t>Expected interpretation</w:t>
+            </w:r>
+          </w:p>
+        </w:tc>
+      </w:tr>
+      <w:tr>
+        <w:tc>
+          <w:tcPr>
+            <w:tcW w:type="dxa" w:w="5112"/>
+          </w:tcPr>
+          <w:p>
+            <w:r>
+              <w:t>Original ready→looking_up→review</w:t>
+            </w:r>
+          </w:p>
+        </w:tc>
+        <w:tc>
+          <w:tcPr>
+            <w:tcW w:type="dxa" w:w="5112"/>
+          </w:tcPr>
+          <w:p>
+            <w:r>
+              <w:t>Valid prefix, incomplete task</w:t>
+            </w:r>
+          </w:p>
+        </w:tc>
+      </w:tr>
+      <w:tr>
+        <w:tc>
+          <w:tcPr>
+            <w:tcW w:type="dxa" w:w="5112"/>
+          </w:tcPr>
+          <w:p>
+            <w:r>
+              <w:t>Then review→done without authorized review evidence</w:t>
+            </w:r>
+          </w:p>
+        </w:tc>
+        <w:tc>
+          <w:tcPr>
+            <w:tcW w:type="dxa" w:w="5112"/>
+          </w:tcPr>
+          <w:p>
+            <w:r>
+              <w:t>Declared arrow exists but evidence guard rejects</w:t>
+            </w:r>
+          </w:p>
+        </w:tc>
+      </w:tr>
+      <w:tr>
+        <w:tc>
+          <w:tcPr>
+            <w:tcW w:type="dxa" w:w="5112"/>
+          </w:tcPr>
+          <w:p>
+            <w:r>
+              <w:t>Same path with supplied authorized-evidence flag</w:t>
+            </w:r>
+          </w:p>
+        </w:tc>
+        <w:tc>
+          <w:tcPr>
+            <w:tcW w:type="dxa" w:w="5112"/>
+          </w:tcPr>
+          <w:p>
+            <w:r>
+              <w:t>Graph/guard audit can complete; flag is not independently verified evidence</w:t>
+            </w:r>
+          </w:p>
+        </w:tc>
+      </w:tr>
+      <w:tr>
+        <w:tc>
+          <w:tcPr>
+            <w:tcW w:type="dxa" w:w="5112"/>
+          </w:tcPr>
+          <w:p>
+            <w:r>
+              <w:t>Original review→looking_up with spare budget</w:t>
+            </w:r>
+          </w:p>
+        </w:tc>
+        <w:tc>
+          <w:tcPr>
+            <w:tcW w:type="dxa" w:w="5112"/>
+          </w:tcPr>
+          <w:p>
+            <w:r>
+              <w:t>Forbidden arrow; spare budget does not authorize it</w:t>
+            </w:r>
+          </w:p>
+        </w:tc>
+      </w:tr>
+      <w:tr>
+        <w:tc>
+          <w:tcPr>
+            <w:tcW w:type="dxa" w:w="5112"/>
+          </w:tcPr>
+          <w:p>
+            <w:r>
+              <w:t>Explicit revised graph adds review→looking_up</w:t>
+            </w:r>
+          </w:p>
+        </w:tc>
+        <w:tc>
+          <w:tcPr>
+            <w:tcW w:type="dxa" w:w="5112"/>
+          </w:tcPr>
+          <w:p>
+            <w:r>
+              <w:t>Retry edge can be used, subject to retained budget</w:t>
+            </w:r>
+          </w:p>
+        </w:tc>
+      </w:tr>
+      <w:tr>
+        <w:tc>
+          <w:tcPr>
+            <w:tcW w:type="dxa" w:w="5112"/>
+          </w:tcPr>
+          <w:p>
+            <w:r>
+              <w:t>Revised graph attempts a third lookup entry</w:t>
+            </w:r>
+          </w:p>
+        </w:tc>
+        <w:tc>
+          <w:tcPr>
+            <w:tcW w:type="dxa" w:w="5112"/>
+          </w:tcPr>
+          <w:p>
+            <w:r>
+              <w:t>Budget rejects even though retry edge exists</w:t>
+            </w:r>
+          </w:p>
+        </w:tc>
+      </w:tr>
+      <w:tr>
+        <w:tc>
+          <w:tcPr>
+            <w:tcW w:type="dxa" w:w="5112"/>
+          </w:tcPr>
+          <w:p>
+            <w:r>
+              <w:t>done→looking_up</w:t>
+            </w:r>
+          </w:p>
+        </w:tc>
+        <w:tc>
+          <w:tcPr>
+            <w:tcW w:type="dxa" w:w="5112"/>
+          </w:tcPr>
+          <w:p>
+            <w:r>
+              <w:t>Terminal-state policy rejects</w:t>
+            </w:r>
+          </w:p>
+        </w:tc>
+      </w:tr>
+      <w:tr>
+        <w:tc>
+          <w:tcPr>
+            <w:tcW w:type="dxa" w:w="5112"/>
+          </w:tcPr>
+          <w:p>
+            <w:r>
+              <w:t>Compact original helper accepts an arrow</w:t>
+            </w:r>
+          </w:p>
+        </w:tc>
+        <w:tc>
+          <w:tcPr>
+            <w:tcW w:type="dxa" w:w="5112"/>
+          </w:tcPr>
+          <w:p>
+            <w:r>
+              <w:t>It checks only adjacency; complete budget/evidence checks are in the new audit</w:t>
+            </w:r>
+          </w:p>
+        </w:tc>
+      </w:tr>
+      <w:tr>
+        <w:tc>
+          <w:tcPr>
+            <w:tcW w:type="dxa" w:w="5112"/>
+          </w:tcPr>
+          <w:p>
+            <w:r>
+              <w:t>A graph audit passes</w:t>
+            </w:r>
+          </w:p>
+        </w:tc>
+        <w:tc>
+          <w:tcPr>
+            <w:tcW w:type="dxa" w:w="5112"/>
+          </w:tcPr>
+          <w:p>
+            <w:r>
+              <w:t>Does not prove real tool execution, fetched facts or external correctness</w:t>
+            </w:r>
+          </w:p>
+        </w:tc>
+      </w:tr>
+    </w:tbl>
+    <w:p>
+      <w:pPr>
+        <w:pStyle w:val="Heading2"/>
+      </w:pPr>
+      <w:r>
+        <w:t>Guided explanation and repair</w:t>
+      </w:r>
+    </w:p>
+    <w:p>
+      <w:pPr>
         <w:pStyle w:val="Heading3"/>
       </w:pPr>
       <w:r>
@@ -1719,44 +2562,93 @@
     </w:p>
     <w:p>
       <w:pPr>
+        <w:pStyle w:val="ListBullet"/>
+      </w:pPr>
+      <w:r>
+        <w:t>A report omits this qualification: An action budget and a transition policy are separate checks; satisfying one does not guarantee the other. Explain how omitting it could change a reader's interpretation, and write an accurate replacement.</w:t>
+      </w:r>
+    </w:p>
+    <w:p>
+      <w:pPr>
         <w:pStyle w:val="Heading3"/>
       </w:pPr>
       <w:r>
+        <w:t>State one repair and the checks you would rerun.</w:t>
+      </w:r>
+    </w:p>
+    <w:p>
+      <w:r>
+        <w:t>________________________________________________________________</w:t>
+      </w:r>
+    </w:p>
+    <w:p>
+      <w:r>
+        <w:t>________________________________________________________________</w:t>
+      </w:r>
+    </w:p>
+    <w:p>
+      <w:r>
+        <w:t>________________________________________________________________</w:t>
+      </w:r>
+    </w:p>
+    <w:p>
+      <w:r>
+        <w:t>________________________________________________________________</w:t>
+      </w:r>
+    </w:p>
+    <w:p>
+      <w:r>
+        <w:t>________________________________________________________________</w:t>
+      </w:r>
+    </w:p>
+    <w:p>
+      <w:r>
+        <w:t>________________________________________________________________</w:t>
+      </w:r>
+    </w:p>
+    <w:p>
+      <w:pPr>
+        <w:pStyle w:val="Heading2"/>
+      </w:pPr>
+      <w:r>
+        <w:t>Earlier wording, alternatives and picture transcripts · reference / check after trying</w:t>
+      </w:r>
+    </w:p>
+    <w:p>
+      <w:pPr>
+        <w:pStyle w:val="Heading3"/>
+      </w:pPr>
+      <w:r>
         <w:t>Locate the earliest unsupported step</w:t>
       </w:r>
     </w:p>
     <w:p>
       <w:pPr>
-        <w:spacing w:line="336" w:lineRule="auto" w:after="180"/>
-      </w:pPr>
-      <w:r>
-        <w:rPr>
-          <w:b w:val="0"/>
-        </w:rPr>
-        <w:t xml:space="preserve">A report omits this qualification: An action budget and a </w:t>
-      </w:r>
-      <w:r>
-        <w:rPr>
-          <w:b/>
-        </w:rPr>
-        <w:t>transition</w:t>
-      </w:r>
-      <w:r>
-        <w:rPr>
-          <w:b w:val="0"/>
-        </w:rPr>
-        <w:t xml:space="preserve"> policy are separate checks; satisfying one does not guarantee the other.</w:t>
-      </w:r>
-    </w:p>
-    <w:p>
-      <w:pPr>
-        <w:spacing w:line="336" w:lineRule="auto" w:after="180"/>
-      </w:pPr>
-      <w:r>
-        <w:rPr>
-          <w:b w:val="0"/>
-        </w:rPr>
-        <w:t>Explain how omitting it could change a reader's interpretation, and write an accurate replacement.</w:t>
+        <w:pStyle w:val="Heading1"/>
+      </w:pPr>
+      <w:r>
+        <w:t>08. Practise locating the first forbidden transition</w:t>
+      </w:r>
+    </w:p>
+    <w:p>
+      <w:r>
+        <w:t>Write the applicable graph and any additional guard beside the path.</w:t>
+      </w:r>
+    </w:p>
+    <w:p>
+      <w:pPr>
+        <w:pStyle w:val="Heading2"/>
+      </w:pPr>
+      <w:r>
+        <w:t>Current explanation and guided scope check</w:t>
+      </w:r>
+    </w:p>
+    <w:p>
+      <w:pPr>
+        <w:pStyle w:val="ListBullet"/>
+      </w:pPr>
+      <w:r>
+        <w:t>Explain the weekly mechanism in your own words. Use the worked scenario to name its input, decision rule and output.</w:t>
       </w:r>
     </w:p>
     <w:p>
@@ -1764,7 +2656,7 @@
         <w:pStyle w:val="Heading3"/>
       </w:pPr>
       <w:r>
-        <w:t>State one repair and the checks you would rerun.</w:t>
+        <w:t>Guided: restate the worked result, then name the assumption or limitation that prevents a broader conclusion.</w:t>
       </w:r>
     </w:p>
     <w:p>
@@ -1793,79 +2685,19 @@
       </w:r>
     </w:p>
     <w:p>
+      <w:pPr>
+        <w:pStyle w:val="Heading3"/>
+      </w:pPr>
+      <w:r>
+        <w:t>Explain your prediction to a partner before comparing results.</w:t>
+      </w:r>
+    </w:p>
+    <w:p>
       <w:r>
         <w:t>________________________________________________________________</w:t>
       </w:r>
     </w:p>
     <w:p>
-      <w:pPr>
-        <w:pStyle w:val="Heading1"/>
-      </w:pPr>
-      <w:r>
-        <w:t>08. Practise together</w:t>
-      </w:r>
-    </w:p>
-    <w:p>
-      <w:r>
-        <w:t>Practise State machines for bounded agents with support, then explain the deciding step in your own words.</w:t>
-      </w:r>
-    </w:p>
-    <w:p>
-      <w:pPr>
-        <w:spacing w:line="336" w:lineRule="auto" w:after="180"/>
-      </w:pPr>
-      <w:r>
-        <w:rPr>
-          <w:b w:val="0"/>
-        </w:rPr>
-        <w:t xml:space="preserve">Explain the weekly </w:t>
-      </w:r>
-      <w:r>
-        <w:rPr>
-          <w:b/>
-        </w:rPr>
-        <w:t>mechanism</w:t>
-      </w:r>
-      <w:r>
-        <w:rPr>
-          <w:b w:val="0"/>
-        </w:rPr>
-        <w:t xml:space="preserve"> in your own words. Use the worked scenario to name its </w:t>
-      </w:r>
-      <w:r>
-        <w:rPr>
-          <w:b/>
-        </w:rPr>
-        <w:t>input</w:t>
-      </w:r>
-      <w:r>
-        <w:rPr>
-          <w:b w:val="0"/>
-        </w:rPr>
-        <w:t xml:space="preserve">, decision rule and </w:t>
-      </w:r>
-      <w:r>
-        <w:rPr>
-          <w:b/>
-        </w:rPr>
-        <w:t>output</w:t>
-      </w:r>
-      <w:r>
-        <w:rPr>
-          <w:b w:val="0"/>
-        </w:rPr>
-        <w:t>.</w:t>
-      </w:r>
-    </w:p>
-    <w:p>
-      <w:pPr>
-        <w:pStyle w:val="Heading3"/>
-      </w:pPr>
-      <w:r>
-        <w:t>Guided: restate the worked result, then name the assumption or limitation that prevents a broader conclusion.</w:t>
-      </w:r>
-    </w:p>
-    <w:p>
       <w:r>
         <w:t>________________________________________________________________</w:t>
       </w:r>
@@ -1881,49 +2713,11 @@
       </w:r>
     </w:p>
     <w:p>
-      <w:r>
-        <w:t>________________________________________________________________</w:t>
-      </w:r>
-    </w:p>
-    <w:p>
-      <w:r>
-        <w:t>________________________________________________________________</w:t>
-      </w:r>
-    </w:p>
-    <w:p>
-      <w:pPr>
-        <w:pStyle w:val="Heading3"/>
-      </w:pPr>
-      <w:r>
-        <w:t>Explain your prediction to a partner before comparing results.</w:t>
-      </w:r>
-    </w:p>
-    <w:p>
-      <w:r>
-        <w:t>________________________________________________________________</w:t>
-      </w:r>
-    </w:p>
-    <w:p>
-      <w:r>
-        <w:t>________________________________________________________________</w:t>
-      </w:r>
-    </w:p>
-    <w:p>
-      <w:r>
-        <w:t>________________________________________________________________</w:t>
-      </w:r>
-    </w:p>
-    <w:p>
-      <w:r>
-        <w:t>________________________________________________________________</w:t>
-      </w:r>
-    </w:p>
-    <w:p>
-      <w:pPr>
-        <w:pStyle w:val="Heading3"/>
-      </w:pPr>
-      <w:r>
-        <w:t>Practise with less help: Trace the worked case</w:t>
+      <w:pPr>
+        <w:pStyle w:val="Heading2"/>
+      </w:pPr>
+      <w:r>
+        <w:t>Supported W2 record</w:t>
       </w:r>
     </w:p>
     <w:p>
@@ -2053,105 +2847,49 @@
     </w:p>
     <w:p>
       <w:pPr>
+        <w:pStyle w:val="Heading2"/>
+      </w:pPr>
+      <w:r>
+        <w:t>Individual control-independence check</w:t>
+      </w:r>
+    </w:p>
+    <w:p>
+      <w:pPr>
+        <w:pStyle w:val="ListBullet"/>
+      </w:pPr>
+      <w:r>
+        <w:t>Use the worked case for State machines for bounded agents. Proposed explanation: “The worked result establishes every future case”. Decide whether this explanation is supported. Point to the step or supplied fact that decides; explain your repair if needed.</w:t>
+      </w:r>
+    </w:p>
+    <w:p>
+      <w:pPr>
+        <w:pStyle w:val="ListBullet"/>
+      </w:pPr>
+      <w:r>
+        <w:t>Answer on your own before discussion. If you are unsure, say which step you need help with.</w:t>
+      </w:r>
+    </w:p>
+    <w:p>
+      <w:pPr>
+        <w:pStyle w:val="Heading2"/>
+      </w:pPr>
+      <w:r>
+        <w:t>Parcel picture response</w:t>
+      </w:r>
+    </w:p>
+    <w:p>
+      <w:pPr>
+        <w:pStyle w:val="ListBullet"/>
+      </w:pPr>
+      <w:r>
+        <w:t>Trace A and B through the state diagram. Name B’s forbidden transition and explain whether adding checking→querying permits that shortcut.</w:t>
+      </w:r>
+    </w:p>
+    <w:p>
+      <w:pPr>
         <w:pStyle w:val="Heading3"/>
       </w:pPr>
       <w:r>
-        <w:t>Check your reasoning</w:t>
-      </w:r>
-    </w:p>
-    <w:p>
-      <w:pPr>
-        <w:spacing w:line="336" w:lineRule="auto" w:after="180"/>
-      </w:pPr>
-      <w:r>
-        <w:rPr>
-          <w:b w:val="0"/>
-        </w:rPr>
-        <w:t xml:space="preserve">Use the worked case for </w:t>
-      </w:r>
-      <w:r>
-        <w:rPr>
-          <w:b/>
-        </w:rPr>
-        <w:t>State</w:t>
-      </w:r>
-      <w:r>
-        <w:rPr>
-          <w:b w:val="0"/>
-        </w:rPr>
-        <w:t xml:space="preserve"> machines for bounded agents. Proposed explanation: “The worked result establishes every future case”. Decide whether this explanation is supported.</w:t>
-      </w:r>
-    </w:p>
-    <w:p>
-      <w:pPr>
-        <w:spacing w:line="336" w:lineRule="auto" w:after="180"/>
-      </w:pPr>
-      <w:r>
-        <w:rPr>
-          <w:b w:val="0"/>
-        </w:rPr>
-        <w:t>Point to the step or supplied fact that decides; explain your repair if needed.</w:t>
-      </w:r>
-    </w:p>
-    <w:p>
-      <w:pPr>
-        <w:spacing w:line="336" w:lineRule="auto" w:after="180"/>
-      </w:pPr>
-      <w:r>
-        <w:rPr>
-          <w:b w:val="0"/>
-        </w:rPr>
-        <w:t>Answer on your own before discussion. If you are unsure, say which step you need help with.</w:t>
-      </w:r>
-    </w:p>
-    <w:p>
-      <w:pPr>
-        <w:pStyle w:val="Heading3"/>
-      </w:pPr>
-      <w:r>
-        <w:t>Explain the picture</w:t>
-      </w:r>
-    </w:p>
-    <w:p>
-      <w:pPr>
-        <w:spacing w:line="336" w:lineRule="auto" w:after="180"/>
-      </w:pPr>
-      <w:r>
-        <w:rPr>
-          <w:b w:val="0"/>
-        </w:rPr>
-        <w:t xml:space="preserve">Trace A and B through the </w:t>
-      </w:r>
-      <w:r>
-        <w:rPr>
-          <w:b/>
-        </w:rPr>
-        <w:t>state</w:t>
-      </w:r>
-      <w:r>
-        <w:rPr>
-          <w:b w:val="0"/>
-        </w:rPr>
-        <w:t xml:space="preserve"> diagram. Name B’s forbidden </w:t>
-      </w:r>
-      <w:r>
-        <w:rPr>
-          <w:b/>
-        </w:rPr>
-        <w:t>transition</w:t>
-      </w:r>
-      <w:r>
-        <w:rPr>
-          <w:b w:val="0"/>
-        </w:rPr>
-        <w:t xml:space="preserve"> and explain whether adding checking→querying permits that shortcut.</w:t>
-      </w:r>
-    </w:p>
-    <w:p>
-      <w:pPr>
-        <w:pStyle w:val="Heading3"/>
-      </w:pPr>
-      <w:r>
         <w:t>My explanation using a pictured step and the given facts</w:t>
       </w:r>
     </w:p>
@@ -2173,6 +2911,14 @@
     <w:p>
       <w:r>
         <w:t>________________________________________________________________</w:t>
+      </w:r>
+    </w:p>
+    <w:p>
+      <w:pPr>
+        <w:pStyle w:val="Heading2"/>
+      </w:pPr>
+      <w:r>
+        <w:t>Reserve the selected narrower independent graph</w:t>
       </w:r>
     </w:p>
     <w:p>
@@ -2188,23 +2934,55 @@
     </w:p>
     <w:p>
       <w:pPr>
+        <w:pStyle w:val="Heading2"/>
+      </w:pPr>
+      <w:r>
+        <w:t>Earlier wording, alternatives and picture transcripts · reference / check after trying</w:t>
+      </w:r>
+    </w:p>
+    <w:p>
+      <w:pPr>
+        <w:pStyle w:val="Heading3"/>
+      </w:pPr>
+      <w:r>
+        <w:t>Practise with less help: Trace the worked case</w:t>
+      </w:r>
+    </w:p>
+    <w:p>
+      <w:pPr>
+        <w:pStyle w:val="Heading3"/>
+      </w:pPr>
+      <w:r>
+        <w:t>Check your reasoning</w:t>
+      </w:r>
+    </w:p>
+    <w:p>
+      <w:pPr>
+        <w:pStyle w:val="Heading3"/>
+      </w:pPr>
+      <w:r>
+        <w:t>Explain the picture</w:t>
+      </w:r>
+    </w:p>
+    <w:p>
+      <w:pPr>
         <w:pStyle w:val="Heading1"/>
       </w:pPr>
       <w:r>
-        <w:t>09. Run the investigation</w:t>
-      </w:r>
-    </w:p>
-    <w:p>
-      <w:r>
-        <w:t>Investigate State machines for bounded agents. Record the prediction, actual observation or labelled paper trace, explanation and next test separately.</w:t>
-      </w:r>
-    </w:p>
-    <w:p>
-      <w:pPr>
-        <w:pStyle w:val="Heading3"/>
-      </w:pPr>
-      <w:r>
-        <w:t>Predict, investigate and preserve the evidence</w:t>
+        <w:t>09. Run the complete state-path and bounded-retry audit</w:t>
+      </w:r>
+    </w:p>
+    <w:p>
+      <w:r>
+        <w:t>Preserve the accepted prefix and first rejected move rather than only a final-state label.</w:t>
+      </w:r>
+    </w:p>
+    <w:p>
+      <w:pPr>
+        <w:pStyle w:val="Heading2"/>
+      </w:pPr>
+      <w:r>
+        <w:t>Current original-graph trace investigation</w:t>
       </w:r>
     </w:p>
     <w:p>
@@ -2219,23 +2997,174 @@
       </w:r>
     </w:p>
     <w:p>
+      <w:pPr>
+        <w:pStyle w:val="Heading2"/>
+      </w:pPr>
+      <w:r>
+        <w:t>Complete runnable guards, revision and budget checks</w:t>
+      </w:r>
+    </w:p>
+    <w:p>
       <w:r>
         <w:rPr>
           <w:rFonts w:ascii="Courier New" w:hAnsi="Courier New"/>
           <w:sz w:val="18"/>
         </w:rPr>
-        <w:t>def transition(state, target):</w:t>
+        <w:t>"""Explicit state transitions and lookup-entry budgets; no real agent/tools."""</w:t>
         <w:br/>
-        <w:t xml:space="preserve">    allowed = {'ready': {'looking_up'}, 'looking_up': {'review', 'done'}, 'review': {'done'}, 'done': set()}</w:t>
+        <w:t>BASE={'ready':{'looking_up'},'looking_up':{'review','done'},</w:t>
         <w:br/>
-        <w:t xml:space="preserve">    if target not in allowed.get(state, set()):</w:t>
-        <w:br/>
-        <w:t xml:space="preserve">        raise ValueError('invalid transition')</w:t>
-        <w:br/>
-        <w:t xml:space="preserve">    return target</w:t>
+        <w:t xml:space="preserve">      'review':{'done'},'done':set()}</w:t>
         <w:br/>
         <w:br/>
-        <w:t>print(transition("ready", "looking_up"))</w:t>
+        <w:t>def step(state,target,attempts,policy,maximum=2,authorized_review_evidence=False):</w:t>
+        <w:br/>
+        <w:t xml:space="preserve">    if (type(attempts) is not int or attempts&lt;0 or type(maximum) is not int</w:t>
+        <w:br/>
+        <w:t xml:space="preserve">        or maximum&lt;=0 or attempts&gt;maximum or type(authorized_review_evidence) is not bool):</w:t>
+        <w:br/>
+        <w:t xml:space="preserve">        raise ValueError('invalid counter or evidence flag')</w:t>
+        <w:br/>
+        <w:t xml:space="preserve">    if type(state) is not str or type(target) is not str:</w:t>
+        <w:br/>
+        <w:t xml:space="preserve">        raise ValueError('state names must be strings')</w:t>
+        <w:br/>
+        <w:t xml:space="preserve">    if state not in policy or target not in policy.get(state,set()):</w:t>
+        <w:br/>
+        <w:t xml:space="preserve">        raise ValueError('transition not declared')</w:t>
+        <w:br/>
+        <w:t xml:space="preserve">    if state=='review' and target=='done' and not authorized_review_evidence:</w:t>
+        <w:br/>
+        <w:t xml:space="preserve">        raise ValueError('authorized review evidence required')</w:t>
+        <w:br/>
+        <w:t xml:space="preserve">    next_attempts=attempts+int(target=='looking_up')</w:t>
+        <w:br/>
+        <w:t xml:space="preserve">    if next_attempts&gt;maximum:raise ValueError('lookup-entry budget exhausted')</w:t>
+        <w:br/>
+        <w:t xml:space="preserve">    return target,next_attempts</w:t>
+        <w:br/>
+        <w:br/>
+        <w:t>def audit(path,policy=BASE,maximum=2,authorized_review_evidence=False):</w:t>
+        <w:br/>
+        <w:t xml:space="preserve">    if not path or path[0]!='ready':raise ValueError('trace must start ready')</w:t>
+        <w:br/>
+        <w:t xml:space="preserve">    state='ready';attempts=0;prefix=['ready']</w:t>
+        <w:br/>
+        <w:t xml:space="preserve">    for index,target in enumerate(path[1:],1):</w:t>
+        <w:br/>
+        <w:t xml:space="preserve">        before=state</w:t>
+        <w:br/>
+        <w:t xml:space="preserve">        try:state,attempts=step(state,target,attempts,policy,maximum,authorized_review_evidence)</w:t>
+        <w:br/>
+        <w:t xml:space="preserve">        except ValueError as error:</w:t>
+        <w:br/>
+        <w:t xml:space="preserve">            return {'valid':False,'complete':False,'first_invalid_step':index,</w:t>
+        <w:br/>
+        <w:t xml:space="preserve">                    'from':before,'to':target,'reason':str(error),</w:t>
+        <w:br/>
+        <w:t xml:space="preserve">                    'accepted_prefix':prefix,'lookup_entries':attempts}</w:t>
+        <w:br/>
+        <w:t xml:space="preserve">        prefix.append(state)</w:t>
+        <w:br/>
+        <w:t xml:space="preserve">    return {'valid':True,'complete':state=='done','accepted_prefix':prefix,</w:t>
+        <w:br/>
+        <w:t xml:space="preserve">            'lookup_entries':attempts}</w:t>
+        <w:br/>
+        <w:br/>
+        <w:t>proposed=['ready','looking_up','review','looking_up','done']</w:t>
+        <w:br/>
+        <w:t>original=audit(proposed)</w:t>
+        <w:br/>
+        <w:t>assert not original['valid'] and original['first_invalid_step']==3</w:t>
+        <w:br/>
+        <w:t>assert original['lookup_entries']==1 and original['reason']=='transition not declared'</w:t>
+        <w:br/>
+        <w:t>print('Main invalid proposal, original graph:',original)</w:t>
+        <w:br/>
+        <w:t>waiting=audit(['ready','looking_up','review'])</w:t>
+        <w:br/>
+        <w:t>assert waiting['valid'] and not waiting['complete']</w:t>
+        <w:br/>
+        <w:t>without_evidence=audit(['ready','looking_up','review','done'])</w:t>
+        <w:br/>
+        <w:t>with_evidence=audit(['ready','looking_up','review','done'],authorized_review_evidence=True)</w:t>
+        <w:br/>
+        <w:t>assert not without_evidence['valid'] and with_evidence['valid'] and with_evidence['complete']</w:t>
+        <w:br/>
+        <w:t>print('Valid but incomplete prefix:',waiting)</w:t>
+        <w:br/>
+        <w:t>print('Review completion without/with supplied authorized-evidence flag:',without_evidence,with_evidence)</w:t>
+        <w:br/>
+        <w:t># Explicit graph revision: do not mutate the original or reset the counter.</w:t>
+        <w:br/>
+        <w:t>revised={state:set(targets) for state,targets in BASE.items()}</w:t>
+        <w:br/>
+        <w:t>revised['review'].add('looking_up')</w:t>
+        <w:br/>
+        <w:t>revised_trace=audit(proposed,policy=revised)</w:t>
+        <w:br/>
+        <w:t>assert revised_trace['valid'] and revised_trace['lookup_entries']==2</w:t>
+        <w:br/>
+        <w:t>third=['ready','looking_up','review','looking_up','review','looking_up','done']</w:t>
+        <w:br/>
+        <w:t>exhausted=audit(third,policy=revised)</w:t>
+        <w:br/>
+        <w:t>assert not exhausted['valid'] and exhausted['reason']=='lookup-entry budget exhausted'</w:t>
+        <w:br/>
+        <w:t>assert BASE['review']=={'done'}</w:t>
+        <w:br/>
+        <w:t>print('Separately revised graph permits two entries:',revised_trace)</w:t>
+        <w:br/>
+        <w:t>print('Third entry denied even with revised arrow:',exhausted)</w:t>
+        <w:br/>
+        <w:t>assert not audit(['ready','looking_up','done','looking_up'])['valid']</w:t>
+        <w:br/>
+        <w:t># Separate picture checks finite parcel paths, not parcel data or an autonomous loop.</w:t>
+        <w:br/>
+        <w:t>parcel={'idle':{'querying'},'querying':{'checking'},'checking':{'complete'},'complete':set()}</w:t>
+        <w:br/>
+        <w:t>def parcel_path(path,arrows):</w:t>
+        <w:br/>
+        <w:t xml:space="preserve">    return bool(path) and path[0]=='idle' and path[-1]=='complete' and all(b in arrows.get(a,set()) for a,b in zip(path,path[1:]))</w:t>
+        <w:br/>
+        <w:t>assert parcel_path(['idle','querying','checking','complete'],parcel)</w:t>
+        <w:br/>
+        <w:t>assert not parcel_path(['idle','querying','complete'],parcel)</w:t>
+        <w:br/>
+        <w:t>parcel_retry={state:set(targets) for state,targets in parcel.items()}</w:t>
+        <w:br/>
+        <w:t>parcel_retry['checking'].add('querying')</w:t>
+        <w:br/>
+        <w:t>assert not parcel_path(['idle','querying','complete'],parcel_retry)</w:t>
+        <w:br/>
+        <w:t>print('Parcel retry arrow does not authorize querying directly to complete.')</w:t>
+        <w:br/>
+        <w:t>print('Local trace audit only. Evidence flag is a supplied trusted fixture, not real evidence verification; no actual lookup occurs.')</w:t>
+        <w:br/>
+      </w:r>
+    </w:p>
+    <w:p>
+      <w:pPr>
+        <w:pStyle w:val="Heading2"/>
+      </w:pPr>
+      <w:r>
+        <w:t>Expected path outcomes and simulation limits</w:t>
+      </w:r>
+    </w:p>
+    <w:p>
+      <w:pPr>
+        <w:pStyle w:val="ListNumber"/>
+      </w:pPr>
+      <w:r>
+        <w:t>Predict the first invalid edge and accepted prefix before running or tracing. The original proposal rejects review→looking_up before the second lookup entry. Compare a valid but incomplete review prefix with review completion without/with the supplied evidence flag. The program copies the graph to add one explicit retry edge, keeps the original unchanged and rejects a third lookup entry under the retained cap. It records local state-entry counts rather than making real tool calls. The original compact helper checks only adjacency, while the complete audit separately checks the counter and review-evidence flag. The parcel helper checks its finite declared paths, not a complete deployed agent.</w:t>
+      </w:r>
+    </w:p>
+    <w:p>
+      <w:pPr>
+        <w:pStyle w:val="Heading2"/>
+      </w:pPr>
+      <w:r>
+        <w:t>Evidence ledger and reflection</w:t>
       </w:r>
     </w:p>
     <w:tbl>
@@ -2387,14 +3316,6 @@
     </w:p>
     <w:p>
       <w:pPr>
-        <w:pStyle w:val="Heading3"/>
-      </w:pPr>
-      <w:r>
-        <w:t>Plan → try → check</w:t>
-      </w:r>
-    </w:p>
-    <w:p>
-      <w:pPr>
         <w:spacing w:line="336" w:lineRule="auto" w:after="180"/>
       </w:pPr>
       <w:r>
@@ -2406,23 +3327,75 @@
     </w:p>
     <w:p>
       <w:pPr>
+        <w:pStyle w:val="Heading2"/>
+      </w:pPr>
+      <w:r>
+        <w:t>Reference: original adjacency-only helper · reference / check after trying</w:t>
+      </w:r>
+    </w:p>
+    <w:p>
+      <w:r>
+        <w:rPr>
+          <w:rFonts w:ascii="Courier New" w:hAnsi="Courier New"/>
+          <w:sz w:val="18"/>
+        </w:rPr>
+        <w:t>def transition(state, target):</w:t>
+        <w:br/>
+        <w:t xml:space="preserve">    allowed = {'ready': {'looking_up'}, 'looking_up': {'review', 'done'}, 'review': {'done'}, 'done': set()}</w:t>
+        <w:br/>
+        <w:t xml:space="preserve">    if target not in allowed.get(state, set()):</w:t>
+        <w:br/>
+        <w:t xml:space="preserve">        raise ValueError('invalid transition')</w:t>
+        <w:br/>
+        <w:t xml:space="preserve">    return target</w:t>
+        <w:br/>
+        <w:br/>
+        <w:t>print(transition("ready", "looking_up"))</w:t>
+      </w:r>
+    </w:p>
+    <w:p>
+      <w:pPr>
+        <w:pStyle w:val="Heading2"/>
+      </w:pPr>
+      <w:r>
+        <w:t>Earlier wording, alternatives and picture transcripts · reference / check after trying</w:t>
+      </w:r>
+    </w:p>
+    <w:p>
+      <w:pPr>
+        <w:pStyle w:val="Heading3"/>
+      </w:pPr>
+      <w:r>
+        <w:t>Predict, investigate and preserve the evidence</w:t>
+      </w:r>
+    </w:p>
+    <w:p>
+      <w:pPr>
+        <w:pStyle w:val="Heading3"/>
+      </w:pPr>
+      <w:r>
+        <w:t>Plan → try → check</w:t>
+      </w:r>
+    </w:p>
+    <w:p>
+      <w:pPr>
         <w:pStyle w:val="Heading1"/>
       </w:pPr>
       <w:r>
-        <w:t>10. Build your understanding</w:t>
-      </w:r>
-    </w:p>
-    <w:p>
-      <w:r>
-        <w:t>Move from recall to tracing, diagnosis and transfer in State machines for bounded agents. Explain why each step is justified.</w:t>
-      </w:r>
-    </w:p>
-    <w:p>
-      <w:pPr>
-        <w:pStyle w:val="Heading3"/>
-      </w:pPr>
-      <w:r>
-        <w:t>Explain → apply → challenge</w:t>
+        <w:t>14. Try alone: follow a new narrower transition table</w:t>
+      </w:r>
+    </w:p>
+    <w:p>
+      <w:r>
+        <w:t>Use only the arrows explicitly supplied in this task.</w:t>
+      </w:r>
+    </w:p>
+    <w:p>
+      <w:pPr>
+        <w:pStyle w:val="Heading2"/>
+      </w:pPr>
+      <w:r>
+        <w:t>Complete selected independent graph and two paths</w:t>
       </w:r>
     </w:p>
     <w:p>
@@ -2433,37 +3406,152 @@
         <w:rPr>
           <w:b w:val="0"/>
         </w:rPr>
-        <w:t xml:space="preserve">Explain the weekly </w:t>
+        <w:t xml:space="preserve">Only these </w:t>
       </w:r>
       <w:r>
         <w:rPr>
           <w:b/>
         </w:rPr>
-        <w:t>mechanism</w:t>
+        <w:t>transition</w:t>
       </w:r>
       <w:r>
         <w:rPr>
           <w:b w:val="0"/>
         </w:rPr>
-        <w:t xml:space="preserve"> in your own words. Use the worked scenario to name its </w:t>
+        <w:t>s are allowed: ready→looking_up→review→done. Done is terminal. Evaluate ready→review→done and ready→looking_up→review→done.</w:t>
+      </w:r>
+    </w:p>
+    <w:p>
+      <w:pPr>
+        <w:pStyle w:val="Heading2"/>
+      </w:pPr>
+      <w:r>
+        <w:t>First attempt and support record</w:t>
+      </w:r>
+    </w:p>
+    <w:p>
+      <w:pPr>
+        <w:pStyle w:val="Heading3"/>
+      </w:pPr>
+      <w:r>
+        <w:t>My independent explanation, trace and limits</w:t>
+      </w:r>
+    </w:p>
+    <w:p>
+      <w:r>
+        <w:t>________________________________________________________________</w:t>
+      </w:r>
+    </w:p>
+    <w:p>
+      <w:r>
+        <w:t>________________________________________________________________</w:t>
+      </w:r>
+    </w:p>
+    <w:p>
+      <w:r>
+        <w:t>________________________________________________________________</w:t>
+      </w:r>
+    </w:p>
+    <w:p>
+      <w:r>
+        <w:t>________________________________________________________________</w:t>
+      </w:r>
+    </w:p>
+    <w:p>
+      <w:r>
+        <w:t>________________________________________________________________</w:t>
+      </w:r>
+    </w:p>
+    <w:p>
+      <w:r>
+        <w:t>________________________________________________________________</w:t>
+      </w:r>
+    </w:p>
+    <w:p>
+      <w:r>
+        <w:t>________________________________________________________________</w:t>
+      </w:r>
+    </w:p>
+    <w:p>
+      <w:pPr>
+        <w:spacing w:line="336" w:lineRule="auto" w:after="180"/>
+      </w:pPr>
+      <w:r>
+        <w:rPr>
+          <w:b w:val="0"/>
+        </w:rPr>
+        <w:t>Attempt this case before feedback. Record any help. Earlier examples below are further practice; a case already practised with feedback cannot establish fresh transfer.</w:t>
+      </w:r>
+    </w:p>
+    <w:p>
+      <w:pPr>
+        <w:pStyle w:val="Heading2"/>
+      </w:pPr>
+      <w:r>
+        <w:t>Feedback after trying</w:t>
+      </w:r>
+    </w:p>
+    <w:p>
+      <w:pPr>
+        <w:spacing w:line="336" w:lineRule="auto" w:after="180"/>
+      </w:pPr>
+      <w:r>
+        <w:rPr>
+          <w:b w:val="0"/>
+        </w:rPr>
+        <w:t>Attempt the independent case before hints. Record whether you worked alone, used a hint or followed a model. After feedback, fix the first unsupported step and explain why it changed.</w:t>
+      </w:r>
+    </w:p>
+    <w:p>
+      <w:pPr>
+        <w:spacing w:line="336" w:lineRule="auto" w:after="180"/>
+      </w:pPr>
+      <w:r>
+        <w:rPr>
+          <w:b w:val="0"/>
+        </w:rPr>
+        <w:t>A later check uses a changed case, not a copied answer.</w:t>
+      </w:r>
+    </w:p>
+    <w:p>
+      <w:pPr>
+        <w:pStyle w:val="Heading2"/>
+      </w:pPr>
+      <w:r>
+        <w:t>Earlier wording, alternatives and picture transcripts · reference / check after trying</w:t>
+      </w:r>
+    </w:p>
+    <w:p>
+      <w:pPr>
+        <w:pStyle w:val="Heading3"/>
+      </w:pPr>
+      <w:r>
+        <w:t>Independent case: Changed independent case</w:t>
+      </w:r>
+    </w:p>
+    <w:p>
+      <w:pPr>
+        <w:pStyle w:val="Heading3"/>
+      </w:pPr>
+      <w:r>
+        <w:t>Attempt this without hints</w:t>
+      </w:r>
+    </w:p>
+    <w:p>
+      <w:pPr>
+        <w:spacing w:line="336" w:lineRule="auto" w:after="180"/>
+      </w:pPr>
+      <w:r>
+        <w:rPr>
+          <w:b w:val="0"/>
+        </w:rPr>
+        <w:t xml:space="preserve">Trace ready -&gt; looking_up -&gt; review -&gt; done -&gt; looking_up. Find first invalid </w:t>
       </w:r>
       <w:r>
         <w:rPr>
           <w:b/>
         </w:rPr>
-        <w:t>input</w:t>
-      </w:r>
-      <w:r>
-        <w:rPr>
-          <w:b w:val="0"/>
-        </w:rPr>
-        <w:t xml:space="preserve">, decision rule and </w:t>
-      </w:r>
-      <w:r>
-        <w:rPr>
-          <w:b/>
-        </w:rPr>
-        <w:t>output</w:t>
+        <w:t>transition</w:t>
       </w:r>
       <w:r>
         <w:rPr>
@@ -2474,58 +3562,61 @@
     </w:p>
     <w:p>
       <w:pPr>
+        <w:pStyle w:val="Heading3"/>
+      </w:pPr>
+      <w:r>
+        <w:t>My independent procedure, result and limitation</w:t>
+      </w:r>
+    </w:p>
+    <w:p>
+      <w:r>
+        <w:t>________________________________________________________________</w:t>
+      </w:r>
+    </w:p>
+    <w:p>
+      <w:r>
+        <w:t>________________________________________________________________</w:t>
+      </w:r>
+    </w:p>
+    <w:p>
+      <w:r>
+        <w:t>________________________________________________________________</w:t>
+      </w:r>
+    </w:p>
+    <w:p>
+      <w:r>
+        <w:t>________________________________________________________________</w:t>
+      </w:r>
+    </w:p>
+    <w:p>
+      <w:r>
+        <w:t>________________________________________________________________</w:t>
+      </w:r>
+    </w:p>
+    <w:p>
+      <w:r>
+        <w:t>________________________________________________________________</w:t>
+      </w:r>
+    </w:p>
+    <w:p>
+      <w:r>
+        <w:t>________________________________________________________________</w:t>
+      </w:r>
+    </w:p>
+    <w:p>
+      <w:r>
+        <w:t>________________________________________________________________</w:t>
+      </w:r>
+    </w:p>
+    <w:p>
+      <w:pPr>
         <w:spacing w:line="336" w:lineRule="auto" w:after="180"/>
       </w:pPr>
       <w:r>
         <w:rPr>
           <w:b w:val="0"/>
         </w:rPr>
-        <w:t xml:space="preserve">A report omits this qualification: An action budget and a </w:t>
-      </w:r>
-      <w:r>
-        <w:rPr>
-          <w:b/>
-        </w:rPr>
-        <w:t>transition</w:t>
-      </w:r>
-      <w:r>
-        <w:rPr>
-          <w:b w:val="0"/>
-        </w:rPr>
-        <w:t xml:space="preserve"> policy are separate checks; satisfying one does not guarantee the other.</w:t>
-      </w:r>
-    </w:p>
-    <w:p>
-      <w:pPr>
-        <w:spacing w:line="336" w:lineRule="auto" w:after="180"/>
-      </w:pPr>
-      <w:r>
-        <w:rPr>
-          <w:b w:val="0"/>
-        </w:rPr>
-        <w:t>Explain how omitting it could change a reader's interpretation, and write an accurate replacement.</w:t>
-      </w:r>
-    </w:p>
-    <w:p>
-      <w:pPr>
-        <w:spacing w:line="336" w:lineRule="auto" w:after="180"/>
-      </w:pPr>
-      <w:r>
-        <w:rPr>
-          <w:b w:val="0"/>
-        </w:rPr>
-        <w:t>For the worked scenario, propose one additional case that could reveal a failure, describe its expected outcome before running it, and explain what would need to remain fixed for a fair comparison.</w:t>
-      </w:r>
-    </w:p>
-    <w:p>
-      <w:pPr>
-        <w:spacing w:line="336" w:lineRule="auto" w:after="180"/>
-      </w:pPr>
-      <w:r>
-        <w:rPr>
-          <w:b w:val="0"/>
-        </w:rPr>
-        <w:t>Do not reuse W4 as a new final test after receiving feedback.</w:t>
+        <w:t>Record support used: none, hint or teacher explanation. After feedback, a different case is needed to demonstrate independence.</w:t>
       </w:r>
     </w:p>
     <w:p>
@@ -2533,32 +3624,7 @@
         <w:pStyle w:val="Heading3"/>
       </w:pPr>
       <w:r>
-        <w:t>Explain which evidence supports your conclusion and which claim remains unproved.</w:t>
-      </w:r>
-    </w:p>
-    <w:p>
-      <w:r>
-        <w:t>________________________________________________________________</w:t>
-      </w:r>
-    </w:p>
-    <w:p>
-      <w:r>
-        <w:t>________________________________________________________________</w:t>
-      </w:r>
-    </w:p>
-    <w:p>
-      <w:r>
-        <w:t>________________________________________________________________</w:t>
-      </w:r>
-    </w:p>
-    <w:p>
-      <w:r>
-        <w:t>________________________________________________________________</w:t>
-      </w:r>
-    </w:p>
-    <w:p>
-      <w:r>
-        <w:t>________________________________________________________________</w:t>
+        <w:t>Use feedback to improve</w:t>
       </w:r>
     </w:p>
     <w:p>
@@ -2566,12 +3632,20 @@
         <w:pStyle w:val="Heading1"/>
       </w:pPr>
       <w:r>
-        <w:t>11. Connect your project</w:t>
-      </w:r>
-    </w:p>
-    <w:p>
-      <w:r>
-        <w:t>Apply this week’s idea to Grounded Learning Service. Keep an annotated decision and the evidence supporting it.</w:t>
+        <w:t>11. Save the transition table, guards and action counter policy</w:t>
+      </w:r>
+    </w:p>
+    <w:p>
+      <w:r>
+        <w:t>Preserve graph versions and rejected traces as regression cases.</w:t>
+      </w:r>
+    </w:p>
+    <w:p>
+      <w:pPr>
+        <w:pStyle w:val="Heading2"/>
+      </w:pPr>
+      <w:r>
+        <w:t>Project task and artifact</w:t>
       </w:r>
     </w:p>
     <w:p>
@@ -2786,10 +3860,10 @@
     </w:tbl>
     <w:p>
       <w:pPr>
-        <w:pStyle w:val="Heading3"/>
-      </w:pPr>
-      <w:r>
-        <w:t>Evidence for your project</w:t>
+        <w:pStyle w:val="Heading2"/>
+      </w:pPr>
+      <w:r>
+        <w:t>Actual run or trace and limitations</w:t>
       </w:r>
     </w:p>
     <w:p>
@@ -2817,15 +3891,88 @@
     </w:p>
     <w:p>
       <w:pPr>
+        <w:pStyle w:val="Heading2"/>
+      </w:pPr>
+      <w:r>
+        <w:t>Earlier wording, alternatives and picture transcripts · reference / check after trying</w:t>
+      </w:r>
+    </w:p>
+    <w:p>
+      <w:pPr>
+        <w:pStyle w:val="Heading3"/>
+      </w:pPr>
+      <w:r>
+        <w:t>Evidence for your project</w:t>
+      </w:r>
+    </w:p>
+    <w:p>
+      <w:pPr>
         <w:pStyle w:val="Heading1"/>
       </w:pPr>
       <w:r>
-        <w:t>12. Show what you know</w:t>
-      </w:r>
-    </w:p>
-    <w:p>
-      <w:r>
-        <w:t>Use a genuinely new case for independent evidence. Previously discussed examples remain practice; use the separately named independent case before feedback.</w:t>
+        <w:t>16. Finish with a valid path and an honest completion claim</w:t>
+      </w:r>
+    </w:p>
+    <w:p>
+      <w:r>
+        <w:t>A terminal state does not establish truthful evidence or successful real-world execution.</w:t>
+      </w:r>
+    </w:p>
+    <w:p>
+      <w:pPr>
+        <w:pStyle w:val="Heading2"/>
+      </w:pPr>
+      <w:r>
+        <w:t>Retrieve and explain</w:t>
+      </w:r>
+    </w:p>
+    <w:p>
+      <w:pPr>
+        <w:pStyle w:val="ListBullet"/>
+      </w:pPr>
+      <w:r>
+        <w:t>Close your notes. Explain this goal in your own words: Explain the mechanism and terminology of state machines for bounded agents</w:t>
+      </w:r>
+    </w:p>
+    <w:p>
+      <w:pPr>
+        <w:pStyle w:val="Heading3"/>
+      </w:pPr>
+      <w:r>
+        <w:t>My deciding step, evidence and one remaining question</w:t>
+      </w:r>
+    </w:p>
+    <w:p>
+      <w:r>
+        <w:t>________________________________________________________________</w:t>
+      </w:r>
+    </w:p>
+    <w:p>
+      <w:r>
+        <w:t>________________________________________________________________</w:t>
+      </w:r>
+    </w:p>
+    <w:p>
+      <w:r>
+        <w:t>________________________________________________________________</w:t>
+      </w:r>
+    </w:p>
+    <w:p>
+      <w:r>
+        <w:t>________________________________________________________________</w:t>
+      </w:r>
+    </w:p>
+    <w:p>
+      <w:r>
+        <w:t>________________________________________________________________</w:t>
+      </w:r>
+    </w:p>
+    <w:p>
+      <w:pPr>
+        <w:pStyle w:val="Heading2"/>
+      </w:pPr>
+      <w:r>
+        <w:t>Plan a changed-case return</w:t>
       </w:r>
     </w:p>
     <w:p>
@@ -2836,62 +3983,31 @@
         <w:rPr>
           <w:b w:val="0"/>
         </w:rPr>
-        <w:t>Complete the supported workbook tasks before attempting W4 independently. Record any hints or help used. After feedback, use the teacher's fresh retry rather than copying the earlier answer.</w:t>
-      </w:r>
-    </w:p>
-    <w:p>
-      <w:pPr>
-        <w:spacing w:line="336" w:lineRule="auto" w:after="180"/>
-      </w:pPr>
+        <w:t xml:space="preserve">If you are unsure, return to the worked picture and explain one arrow. If you are ready, change an </w:t>
+      </w:r>
+      <w:r>
+        <w:rPr>
+          <w:b/>
+        </w:rPr>
+        <w:t>input</w:t>
+      </w:r>
       <w:r>
         <w:rPr>
           <w:b w:val="0"/>
         </w:rPr>
-        <w:t>For a project, select a relevant new case, predict the outcome from the declared rule and preserve the result alongside any revision.</w:t>
-      </w:r>
-    </w:p>
-    <w:p>
-      <w:pPr>
-        <w:pStyle w:val="Heading3"/>
-      </w:pPr>
-      <w:r>
-        <w:t>Exit: propose one revealing change to the worked scenario. State the expected outcome and the evidence that would make you revise your explanation.</w:t>
-      </w:r>
-    </w:p>
-    <w:p>
-      <w:r>
-        <w:t>________________________________________________________________</w:t>
-      </w:r>
-    </w:p>
-    <w:p>
-      <w:r>
-        <w:t>________________________________________________________________</w:t>
-      </w:r>
-    </w:p>
-    <w:p>
-      <w:r>
-        <w:t>________________________________________________________________</w:t>
-      </w:r>
-    </w:p>
-    <w:p>
-      <w:r>
-        <w:t>________________________________________________________________</w:t>
-      </w:r>
-    </w:p>
-    <w:p>
-      <w:r>
-        <w:t>________________________________________________________________</w:t>
-      </w:r>
-    </w:p>
-    <w:p>
-      <w:pPr>
-        <w:spacing w:line="336" w:lineRule="auto" w:after="180"/>
-      </w:pPr>
+        <w:t xml:space="preserve"> or assumption and justify your </w:t>
+      </w:r>
+      <w:r>
+        <w:rPr>
+          <w:b/>
+        </w:rPr>
+        <w:t>prediction</w:t>
+      </w:r>
       <w:r>
         <w:rPr>
           <w:b w:val="0"/>
         </w:rPr>
-        <w:t>For the worked scenario, propose one additional case that could reveal a failure, describe its expected outcome before running it, and explain what would need to remain fixed for a fair comparison.</w:t>
+        <w:t>.</w:t>
       </w:r>
     </w:p>
     <w:p>
@@ -2902,14 +4018,336 @@
         <w:rPr>
           <w:b w:val="0"/>
         </w:rPr>
-        <w:t>Do not reuse W4 as a new final test after receiving feedback.</w:t>
-      </w:r>
-    </w:p>
+        <w:t xml:space="preserve">Save your workbook </w:t>
+      </w:r>
+      <w:r>
+        <w:rPr>
+          <w:b/>
+        </w:rPr>
+        <w:t>evidence</w:t>
+      </w:r>
+      <w:r>
+        <w:rPr>
+          <w:b w:val="0"/>
+        </w:rPr>
+        <w:t>. At the next review, try a different case before opening your old answer.</w:t>
+      </w:r>
+    </w:p>
+    <w:p>
+      <w:pPr>
+        <w:pStyle w:val="Heading1"/>
+      </w:pPr>
+      <w:r>
+        <w:t>Reference bank and extra practice</w:t>
+      </w:r>
+    </w:p>
+    <w:p>
+      <w:pPr>
+        <w:pStyle w:val="Heading1"/>
+      </w:pPr>
+      <w:r>
+        <w:t>05. Reference · Use service vocabulary precisely</w:t>
+      </w:r>
+    </w:p>
+    <w:p>
+      <w:r>
+        <w:t>Connect each term to an input, operation, evidence source or outcome.</w:t>
+      </w:r>
+    </w:p>
+    <w:p>
+      <w:pPr>
+        <w:pStyle w:val="Heading2"/>
+      </w:pPr>
+      <w:r>
+        <w:t>Vocabulary and your explanation</w:t>
+      </w:r>
+    </w:p>
+    <w:tbl>
+      <w:tblPr>
+        <w:tblStyle w:val="LightShading-Accent1"/>
+        <w:tblW w:type="auto" w:w="0"/>
+        <w:tblLook w:firstColumn="1" w:firstRow="1" w:lastColumn="0" w:lastRow="0" w:noHBand="0" w:noVBand="1" w:val="04A0"/>
+      </w:tblPr>
+      <w:tblGrid>
+        <w:gridCol w:w="5112"/>
+        <w:gridCol w:w="5112"/>
+      </w:tblGrid>
+      <w:tr>
+        <w:trPr>
+          <w:tblHeader/>
+        </w:trPr>
+        <w:tc>
+          <w:tcPr>
+            <w:tcW w:type="dxa" w:w="5112"/>
+          </w:tcPr>
+          <w:p>
+            <w:r>
+              <w:t>Word</w:t>
+            </w:r>
+          </w:p>
+        </w:tc>
+        <w:tc>
+          <w:tcPr>
+            <w:tcW w:type="dxa" w:w="5112"/>
+          </w:tcPr>
+          <w:p>
+            <w:r>
+              <w:t>Meaning</w:t>
+            </w:r>
+          </w:p>
+        </w:tc>
+      </w:tr>
+      <w:tr>
+        <w:tc>
+          <w:tcPr>
+            <w:tcW w:type="dxa" w:w="5112"/>
+          </w:tcPr>
+          <w:p>
+            <w:r>
+              <w:t>State</w:t>
+            </w:r>
+          </w:p>
+        </w:tc>
+        <w:tc>
+          <w:tcPr>
+            <w:tcW w:type="dxa" w:w="5112"/>
+          </w:tcPr>
+          <w:p>
+            <w:r>
+              <w:t>A declared stage of a process</w:t>
+            </w:r>
+          </w:p>
+        </w:tc>
+      </w:tr>
+      <w:tr>
+        <w:tc>
+          <w:tcPr>
+            <w:tcW w:type="dxa" w:w="5112"/>
+          </w:tcPr>
+          <w:p>
+            <w:r>
+              <w:t>Transition</w:t>
+            </w:r>
+          </w:p>
+        </w:tc>
+        <w:tc>
+          <w:tcPr>
+            <w:tcW w:type="dxa" w:w="5112"/>
+          </w:tcPr>
+          <w:p>
+            <w:r>
+              <w:t>An allowed move between states</w:t>
+            </w:r>
+          </w:p>
+        </w:tc>
+      </w:tr>
+      <w:tr>
+        <w:tc>
+          <w:tcPr>
+            <w:tcW w:type="dxa" w:w="5112"/>
+          </w:tcPr>
+          <w:p>
+            <w:r>
+              <w:t>Terminal state</w:t>
+            </w:r>
+          </w:p>
+        </w:tc>
+        <w:tc>
+          <w:tcPr>
+            <w:tcW w:type="dxa" w:w="5112"/>
+          </w:tcPr>
+          <w:p>
+            <w:r>
+              <w:t>A state with no further operations under the contract</w:t>
+            </w:r>
+          </w:p>
+        </w:tc>
+      </w:tr>
+    </w:tbl>
     <w:p>
       <w:pPr>
         <w:pStyle w:val="Heading3"/>
       </w:pPr>
       <w:r>
+        <w:t>Use two terms to explain a step in this week’s example.</w:t>
+      </w:r>
+    </w:p>
+    <w:p>
+      <w:r>
+        <w:t>________________________________________________________________</w:t>
+      </w:r>
+    </w:p>
+    <w:p>
+      <w:r>
+        <w:t>________________________________________________________________</w:t>
+      </w:r>
+    </w:p>
+    <w:p>
+      <w:r>
+        <w:t>________________________________________________________________</w:t>
+      </w:r>
+    </w:p>
+    <w:p>
+      <w:pPr>
+        <w:pStyle w:val="Heading1"/>
+      </w:pPr>
+      <w:r>
+        <w:t>10. Extra challenge · Explain a stronger case</w:t>
+      </w:r>
+    </w:p>
+    <w:p>
+      <w:r>
+        <w:t>Choose the next challenge after the main route.</w:t>
+      </w:r>
+    </w:p>
+    <w:p>
+      <w:pPr>
+        <w:pStyle w:val="Heading2"/>
+      </w:pPr>
+      <w:r>
+        <w:t>Explain,repair and extend</w:t>
+      </w:r>
+    </w:p>
+    <w:p>
+      <w:pPr>
+        <w:pStyle w:val="Heading3"/>
+      </w:pPr>
+      <w:r>
+        <w:t>Explain → apply → challenge</w:t>
+      </w:r>
+    </w:p>
+    <w:p>
+      <w:pPr>
+        <w:pStyle w:val="ListBullet"/>
+      </w:pPr>
+      <w:r>
+        <w:t>Explain the weekly mechanism in your own words. Use the worked scenario to name its input, decision rule and output.</w:t>
+      </w:r>
+    </w:p>
+    <w:p>
+      <w:pPr>
+        <w:pStyle w:val="ListBullet"/>
+      </w:pPr>
+      <w:r>
+        <w:t>A report omits this qualification: An action budget and a transition policy are separate checks; satisfying one does not guarantee the other. Explain how omitting it could change a reader's interpretation, and write an accurate replacement.</w:t>
+      </w:r>
+    </w:p>
+    <w:p>
+      <w:pPr>
+        <w:pStyle w:val="ListBullet"/>
+      </w:pPr>
+      <w:r>
+        <w:t>For the worked scenario, propose one additional case that could reveal a failure, describe its expected outcome before running it, and explain what would need to remain fixed for a fair comparison. Do not reuse W4 as a new final test after receiving feedback.</w:t>
+      </w:r>
+    </w:p>
+    <w:p>
+      <w:pPr>
+        <w:pStyle w:val="Heading3"/>
+      </w:pPr>
+      <w:r>
+        <w:t>Explain which evidence supports your conclusion and which claim remains unproved.</w:t>
+      </w:r>
+    </w:p>
+    <w:p>
+      <w:r>
+        <w:t>________________________________________________________________</w:t>
+      </w:r>
+    </w:p>
+    <w:p>
+      <w:r>
+        <w:t>________________________________________________________________</w:t>
+      </w:r>
+    </w:p>
+    <w:p>
+      <w:r>
+        <w:t>________________________________________________________________</w:t>
+      </w:r>
+    </w:p>
+    <w:p>
+      <w:r>
+        <w:t>________________________________________________________________</w:t>
+      </w:r>
+    </w:p>
+    <w:p>
+      <w:r>
+        <w:t>________________________________________________________________</w:t>
+      </w:r>
+    </w:p>
+    <w:p>
+      <w:pPr>
+        <w:pStyle w:val="Heading1"/>
+      </w:pPr>
+      <w:r>
+        <w:t>12. Reference · Check the service reasoning and its limits</w:t>
+      </w:r>
+    </w:p>
+    <w:p>
+      <w:r>
+        <w:t>Use after practice; keep the selected independent case for its first attempt.</w:t>
+      </w:r>
+    </w:p>
+    <w:p>
+      <w:pPr>
+        <w:pStyle w:val="Heading2"/>
+      </w:pPr>
+      <w:r>
+        <w:t>Current explanation and response</w:t>
+      </w:r>
+    </w:p>
+    <w:p>
+      <w:pPr>
+        <w:pStyle w:val="ListBullet"/>
+      </w:pPr>
+      <w:r>
+        <w:t>Complete the supported workbook tasks before attempting W4 independently. Record any hints or help used. After feedback, use the teacher's fresh retry rather than copying the earlier answer. For a project, select a relevant new case, predict the outcome from the declared rule and preserve the result alongside any revision.</w:t>
+      </w:r>
+    </w:p>
+    <w:p>
+      <w:pPr>
+        <w:pStyle w:val="Heading3"/>
+      </w:pPr>
+      <w:r>
+        <w:t>Exit: propose one revealing change to the worked scenario. State the expected outcome and the evidence that would make you revise your explanation.</w:t>
+      </w:r>
+    </w:p>
+    <w:p>
+      <w:r>
+        <w:t>________________________________________________________________</w:t>
+      </w:r>
+    </w:p>
+    <w:p>
+      <w:r>
+        <w:t>________________________________________________________________</w:t>
+      </w:r>
+    </w:p>
+    <w:p>
+      <w:r>
+        <w:t>________________________________________________________________</w:t>
+      </w:r>
+    </w:p>
+    <w:p>
+      <w:r>
+        <w:t>________________________________________________________________</w:t>
+      </w:r>
+    </w:p>
+    <w:p>
+      <w:r>
+        <w:t>________________________________________________________________</w:t>
+      </w:r>
+    </w:p>
+    <w:p>
+      <w:pPr>
+        <w:pStyle w:val="ListBullet"/>
+      </w:pPr>
+      <w:r>
+        <w:t>For the worked scenario, propose one additional case that could reveal a failure, describe its expected outcome before running it, and explain what would need to remain fixed for a fair comparison. Do not reuse W4 as a new final test after receiving feedback.</w:t>
+      </w:r>
+    </w:p>
+    <w:p>
+      <w:pPr>
+        <w:pStyle w:val="Heading3"/>
+      </w:pPr>
+      <w:r>
         <w:t>My limited claim and a useful next check</w:t>
       </w:r>
     </w:p>
@@ -2938,12 +4376,20 @@
         <w:pStyle w:val="Heading1"/>
       </w:pPr>
       <w:r>
-        <w:t>13. Study a complete case</w:t>
-      </w:r>
-    </w:p>
-    <w:p>
-      <w:r>
-        <w:t>Revisit the complete State machines for bounded agents case for supported practice. Repeated examples do not become fresh assessments.</w:t>
+        <w:t>13. Extra practice · Revisit the complete trace</w:t>
+      </w:r>
+    </w:p>
+    <w:p>
+      <w:r>
+        <w:t>Predict before reading the supplied steps.</w:t>
+      </w:r>
+    </w:p>
+    <w:p>
+      <w:pPr>
+        <w:pStyle w:val="Heading2"/>
+      </w:pPr>
+      <w:r>
+        <w:t>Complete trace and evidence</w:t>
       </w:r>
     </w:p>
     <w:p>
@@ -3124,230 +4570,20 @@
         <w:pStyle w:val="Heading1"/>
       </w:pPr>
       <w:r>
-        <w:t>14. Try a new case independently</w:t>
-      </w:r>
-    </w:p>
-    <w:p>
-      <w:r>
-        <w:t>Attempt the reserved new case before feedback. Record support; the earlier examples below remain additional practice.</w:t>
-      </w:r>
-    </w:p>
-    <w:p>
-      <w:pPr>
-        <w:pStyle w:val="Heading3"/>
-      </w:pPr>
-      <w:r>
-        <w:t>Independent case: Changed independent case</w:t>
-      </w:r>
-    </w:p>
-    <w:p>
-      <w:pPr>
-        <w:spacing w:line="336" w:lineRule="auto" w:after="180"/>
-      </w:pPr>
-      <w:r>
-        <w:rPr>
-          <w:b w:val="0"/>
-        </w:rPr>
-        <w:t xml:space="preserve">Only these </w:t>
-      </w:r>
-      <w:r>
-        <w:rPr>
-          <w:b/>
-        </w:rPr>
-        <w:t>transition</w:t>
-      </w:r>
-      <w:r>
-        <w:rPr>
-          <w:b w:val="0"/>
-        </w:rPr>
-        <w:t>s are allowed: ready→looking_up→review→done. Done is terminal. Evaluate ready→review→done and ready→looking_up→review→done.</w:t>
-      </w:r>
-    </w:p>
-    <w:p>
-      <w:pPr>
-        <w:pStyle w:val="Heading3"/>
-      </w:pPr>
-      <w:r>
-        <w:t>My independent explanation, trace and limits</w:t>
-      </w:r>
-    </w:p>
-    <w:p>
-      <w:r>
-        <w:t>________________________________________________________________</w:t>
-      </w:r>
-    </w:p>
-    <w:p>
-      <w:r>
-        <w:t>________________________________________________________________</w:t>
-      </w:r>
-    </w:p>
-    <w:p>
-      <w:r>
-        <w:t>________________________________________________________________</w:t>
-      </w:r>
-    </w:p>
-    <w:p>
-      <w:r>
-        <w:t>________________________________________________________________</w:t>
-      </w:r>
-    </w:p>
-    <w:p>
-      <w:r>
-        <w:t>________________________________________________________________</w:t>
-      </w:r>
-    </w:p>
-    <w:p>
-      <w:r>
-        <w:t>________________________________________________________________</w:t>
-      </w:r>
-    </w:p>
-    <w:p>
-      <w:r>
-        <w:t>________________________________________________________________</w:t>
-      </w:r>
-    </w:p>
-    <w:p>
-      <w:pPr>
-        <w:spacing w:line="336" w:lineRule="auto" w:after="180"/>
-      </w:pPr>
-      <w:r>
-        <w:rPr>
-          <w:b w:val="0"/>
-        </w:rPr>
-        <w:t>Attempt this case before feedback. Record any help. Earlier examples below are further practice; a case already practised with feedback cannot establish fresh transfer.</w:t>
-      </w:r>
-    </w:p>
-    <w:p>
-      <w:pPr>
-        <w:pStyle w:val="Heading3"/>
-      </w:pPr>
-      <w:r>
-        <w:t>Attempt this without hints</w:t>
-      </w:r>
-    </w:p>
-    <w:p>
-      <w:pPr>
-        <w:spacing w:line="336" w:lineRule="auto" w:after="180"/>
-      </w:pPr>
-      <w:r>
-        <w:rPr>
-          <w:b w:val="0"/>
-        </w:rPr>
-        <w:t xml:space="preserve">Trace ready -&gt; looking_up -&gt; review -&gt; done -&gt; looking_up. Find first invalid </w:t>
-      </w:r>
-      <w:r>
-        <w:rPr>
-          <w:b/>
-        </w:rPr>
-        <w:t>transition</w:t>
-      </w:r>
-      <w:r>
-        <w:rPr>
-          <w:b w:val="0"/>
-        </w:rPr>
-        <w:t>.</w:t>
-      </w:r>
-    </w:p>
-    <w:p>
-      <w:pPr>
-        <w:pStyle w:val="Heading3"/>
-      </w:pPr>
-      <w:r>
-        <w:t>My independent procedure, result and limitation</w:t>
-      </w:r>
-    </w:p>
-    <w:p>
-      <w:r>
-        <w:t>________________________________________________________________</w:t>
-      </w:r>
-    </w:p>
-    <w:p>
-      <w:r>
-        <w:t>________________________________________________________________</w:t>
-      </w:r>
-    </w:p>
-    <w:p>
-      <w:r>
-        <w:t>________________________________________________________________</w:t>
-      </w:r>
-    </w:p>
-    <w:p>
-      <w:r>
-        <w:t>________________________________________________________________</w:t>
-      </w:r>
-    </w:p>
-    <w:p>
-      <w:r>
-        <w:t>________________________________________________________________</w:t>
-      </w:r>
-    </w:p>
-    <w:p>
-      <w:r>
-        <w:t>________________________________________________________________</w:t>
-      </w:r>
-    </w:p>
-    <w:p>
-      <w:r>
-        <w:t>________________________________________________________________</w:t>
-      </w:r>
-    </w:p>
-    <w:p>
-      <w:r>
-        <w:t>________________________________________________________________</w:t>
-      </w:r>
-    </w:p>
-    <w:p>
-      <w:pPr>
-        <w:spacing w:line="336" w:lineRule="auto" w:after="180"/>
-      </w:pPr>
-      <w:r>
-        <w:rPr>
-          <w:b w:val="0"/>
-        </w:rPr>
-        <w:t>Record support used: none, hint or teacher explanation. After feedback, a different case is needed to demonstrate independence.</w:t>
-      </w:r>
-    </w:p>
-    <w:p>
-      <w:pPr>
-        <w:pStyle w:val="Heading3"/>
-      </w:pPr>
-      <w:r>
-        <w:t>Use feedback to improve</w:t>
-      </w:r>
-    </w:p>
-    <w:p>
-      <w:pPr>
-        <w:spacing w:line="336" w:lineRule="auto" w:after="180"/>
-      </w:pPr>
-      <w:r>
-        <w:rPr>
-          <w:b w:val="0"/>
-        </w:rPr>
-        <w:t>Attempt the independent case before hints. Record whether you worked alone, used a hint or followed a model. After feedback, fix the first unsupported step and explain why it changed.</w:t>
-      </w:r>
-    </w:p>
-    <w:p>
-      <w:pPr>
-        <w:spacing w:line="336" w:lineRule="auto" w:after="180"/>
-      </w:pPr>
-      <w:r>
-        <w:rPr>
-          <w:b w:val="0"/>
-        </w:rPr>
-        <w:t>A later check uses a changed case, not a copied answer.</w:t>
-      </w:r>
-    </w:p>
-    <w:p>
-      <w:pPr>
-        <w:pStyle w:val="Heading1"/>
-      </w:pPr>
-      <w:r>
-        <w:t>15. Your lesson route</w:t>
-      </w:r>
-    </w:p>
-    <w:p>
-      <w:r>
-        <w:t>Use this map to navigate State machines for bounded agents, connect the goals to tasks and keep one evidence record for each attempt.</w:t>
+        <w:t>15. Reference · The earlier route checklist</w:t>
+      </w:r>
+    </w:p>
+    <w:p>
+      <w:r>
+        <w:t>Use one main route rather than repeating the lesson.</w:t>
+      </w:r>
+    </w:p>
+    <w:p>
+      <w:pPr>
+        <w:pStyle w:val="Heading2"/>
+      </w:pPr>
+      <w:r>
+        <w:t>Targets,route and first prediction</w:t>
       </w:r>
     </w:p>
     <w:p>
@@ -3538,12 +4774,117 @@
         <w:pStyle w:val="Heading1"/>
       </w:pPr>
       <w:r>
-        <w:t>16. Finish and return</w:t>
-      </w:r>
-    </w:p>
-    <w:p>
-      <w:r>
-        <w:t>Explain State machines for bounded agents without notes, identify a remaining question and plan a later check with a changed case.</w:t>
+        <w:t>17. Extra practice · Predict,check and repair</w:t>
+      </w:r>
+    </w:p>
+    <w:p>
+      <w:r>
+        <w:t>Keep supported feedback separate from the independent case.</w:t>
+      </w:r>
+    </w:p>
+    <w:p>
+      <w:pPr>
+        <w:pStyle w:val="Heading2"/>
+      </w:pPr>
+      <w:r>
+        <w:t>First supported question and optional hint</w:t>
+      </w:r>
+    </w:p>
+    <w:p>
+      <w:pPr>
+        <w:pStyle w:val="ListBullet"/>
+      </w:pPr>
+      <w:r>
+        <w:t>A parcel lookup state machine. An agent may follow idle→querying→checking→complete; complete is terminal.</w:t>
+      </w:r>
+    </w:p>
+    <w:p>
+      <w:pPr>
+        <w:pStyle w:val="Heading3"/>
+      </w:pPr>
+      <w:r>
+        <w:t>Practice 1: explain the deciding evidence</w:t>
+      </w:r>
+    </w:p>
+    <w:p>
+      <w:pPr>
+        <w:pStyle w:val="ListBullet"/>
+      </w:pPr>
+      <w:r>
+        <w:t>Which labelled step matches this detail? Querying→complete skips checking and is invalid.</w:t>
+      </w:r>
+    </w:p>
+    <w:p>
+      <w:pPr>
+        <w:pStyle w:val="ListBullet"/>
+      </w:pPr>
+      <w:r>
+        <w:t>1. Follow A</w:t>
+      </w:r>
+    </w:p>
+    <w:p>
+      <w:pPr>
+        <w:pStyle w:val="ListBullet"/>
+      </w:pPr>
+      <w:r>
+        <w:t>2. Read arrows</w:t>
+      </w:r>
+    </w:p>
+    <w:p>
+      <w:pPr>
+        <w:pStyle w:val="ListBullet"/>
+      </w:pPr>
+      <w:r>
+        <w:t>3. Inspect B</w:t>
+      </w:r>
+    </w:p>
+    <w:p>
+      <w:pPr>
+        <w:pStyle w:val="Heading3"/>
+      </w:pPr>
+      <w:r>
+        <w:t>My selected conclusion, deciding fact and explanation</w:t>
+      </w:r>
+    </w:p>
+    <w:p>
+      <w:r>
+        <w:t>________________________________________________________________</w:t>
+      </w:r>
+    </w:p>
+    <w:p>
+      <w:r>
+        <w:t>________________________________________________________________</w:t>
+      </w:r>
+    </w:p>
+    <w:p>
+      <w:r>
+        <w:t>________________________________________________________________</w:t>
+      </w:r>
+    </w:p>
+    <w:p>
+      <w:r>
+        <w:t>________________________________________________________________</w:t>
+      </w:r>
+    </w:p>
+    <w:p>
+      <w:r>
+        <w:t>________________________________________________________________</w:t>
+      </w:r>
+    </w:p>
+    <w:p>
+      <w:pPr>
+        <w:pStyle w:val="ListBullet"/>
+      </w:pPr>
+      <w:r>
+        <w:t>Hint if needed: Read the steps in the pictorial case. Match the supplied detail to the stage that performs or records it.</w:t>
+      </w:r>
+    </w:p>
+    <w:p>
+      <w:pPr>
+        <w:pStyle w:val="Heading2"/>
+      </w:pPr>
+      <w:r>
+        <w:t>Check after the first attempt · reference / check after trying</w:t>
       </w:r>
     </w:p>
     <w:p>
@@ -3554,7 +4895,158 @@
         <w:rPr>
           <w:b w:val="0"/>
         </w:rPr>
-        <w:t xml:space="preserve">Close your notes. Explain this goal in your own words: Explain the </w:t>
+        <w:t xml:space="preserve">After your attempt, compare with the supported explanation: Inspect B Querying→complete skips checking and is invalid. A </w:t>
+      </w:r>
+      <w:r>
+        <w:rPr>
+          <w:b/>
+        </w:rPr>
+        <w:t>state</w:t>
+      </w:r>
+      <w:r>
+        <w:rPr>
+          <w:b w:val="0"/>
+        </w:rPr>
+        <w:t xml:space="preserve"> machine bounds action order. A plausible final </w:t>
+      </w:r>
+      <w:r>
+        <w:rPr>
+          <w:b/>
+        </w:rPr>
+        <w:t>state</w:t>
+      </w:r>
+      <w:r>
+        <w:rPr>
+          <w:b w:val="0"/>
+        </w:rPr>
+        <w:t xml:space="preserve"> does not establish that the path was valid.</w:t>
+      </w:r>
+    </w:p>
+    <w:p>
+      <w:pPr>
+        <w:pStyle w:val="Heading2"/>
+      </w:pPr>
+      <w:r>
+        <w:t>Changed-case question and optional hint</w:t>
+      </w:r>
+    </w:p>
+    <w:p>
+      <w:pPr>
+        <w:pStyle w:val="Heading3"/>
+      </w:pPr>
+      <w:r>
+        <w:t>Practice 2: explain the deciding evidence</w:t>
+      </w:r>
+    </w:p>
+    <w:p>
+      <w:pPr>
+        <w:pStyle w:val="ListBullet"/>
+      </w:pPr>
+      <w:r>
+        <w:t>Changed-case practice: Add checking→querying as a permitted retry. Which conclusion is supported by the supplied facts?</w:t>
+      </w:r>
+    </w:p>
+    <w:p>
+      <w:pPr>
+        <w:pStyle w:val="ListBullet"/>
+      </w:pPr>
+      <w:r>
+        <w:t>1. That retry becomes valid; querying→complete stays forbidden.</w:t>
+      </w:r>
+    </w:p>
+    <w:p>
+      <w:pPr>
+        <w:pStyle w:val="ListBullet"/>
+      </w:pPr>
+      <w:r>
+        <w:t>2. This one example guarantees correct results for every future input.</w:t>
+      </w:r>
+    </w:p>
+    <w:p>
+      <w:pPr>
+        <w:pStyle w:val="ListBullet"/>
+      </w:pPr>
+      <w:r>
+        <w:t>3. We can decide the result without examining the changed input or the procedure.</w:t>
+      </w:r>
+    </w:p>
+    <w:p>
+      <w:pPr>
+        <w:pStyle w:val="Heading3"/>
+      </w:pPr>
+      <w:r>
+        <w:t>My selected conclusion, deciding fact and explanation</w:t>
+      </w:r>
+    </w:p>
+    <w:p>
+      <w:r>
+        <w:t>________________________________________________________________</w:t>
+      </w:r>
+    </w:p>
+    <w:p>
+      <w:r>
+        <w:t>________________________________________________________________</w:t>
+      </w:r>
+    </w:p>
+    <w:p>
+      <w:r>
+        <w:t>________________________________________________________________</w:t>
+      </w:r>
+    </w:p>
+    <w:p>
+      <w:r>
+        <w:t>________________________________________________________________</w:t>
+      </w:r>
+    </w:p>
+    <w:p>
+      <w:r>
+        <w:t>________________________________________________________________</w:t>
+      </w:r>
+    </w:p>
+    <w:p>
+      <w:pPr>
+        <w:pStyle w:val="ListBullet"/>
+      </w:pPr>
+      <w:r>
+        <w:t>Hint if needed: Use the changed condition and the deciding step in the pictorial trace. The answer must say what follows from those facts.</w:t>
+      </w:r>
+    </w:p>
+    <w:p>
+      <w:pPr>
+        <w:pStyle w:val="Heading2"/>
+      </w:pPr>
+      <w:r>
+        <w:t>Check after the changed attempt · reference / check after trying</w:t>
+      </w:r>
+    </w:p>
+    <w:p>
+      <w:pPr>
+        <w:spacing w:line="336" w:lineRule="auto" w:after="180"/>
+      </w:pPr>
+      <w:r>
+        <w:rPr>
+          <w:b w:val="0"/>
+        </w:rPr>
+        <w:t>After your attempt, compare with the supported explanation: That retry becomes valid; querying→complete stays forbidden. Adding one arrow does not authorise unrelated shortcuts.</w:t>
+      </w:r>
+    </w:p>
+    <w:p>
+      <w:pPr>
+        <w:pStyle w:val="Heading2"/>
+      </w:pPr>
+      <w:r>
+        <w:t>Repair and retain the record</w:t>
+      </w:r>
+    </w:p>
+    <w:p>
+      <w:pPr>
+        <w:spacing w:line="336" w:lineRule="auto" w:after="180"/>
+      </w:pPr>
+      <w:r>
+        <w:rPr>
+          <w:b w:val="0"/>
+        </w:rPr>
+        <w:t xml:space="preserve">Review Logs traces and privacy (ai-6/12). Goal: Explain the </w:t>
       </w:r>
       <w:r>
         <w:rPr>
@@ -3566,52 +5058,41 @@
         <w:rPr>
           <w:b w:val="0"/>
         </w:rPr>
-        <w:t xml:space="preserve"> and terminology of </w:t>
+        <w:t xml:space="preserve"> and terminology of logs traces and privacy. Short practice: Identify the purpose of R17, C8 and 240 ms in the trace.</w:t>
+      </w:r>
+    </w:p>
+    <w:p>
+      <w:pPr>
+        <w:spacing w:line="336" w:lineRule="auto" w:after="180"/>
+      </w:pPr>
+      <w:r>
+        <w:rPr>
+          <w:b w:val="0"/>
+        </w:rPr>
+        <w:t>Which field is deliberately omitted, and why would logging the whole question violate this design?. Return to this week and explain what you changed.</w:t>
+      </w:r>
+    </w:p>
+    <w:p>
+      <w:pPr>
+        <w:spacing w:line="336" w:lineRule="auto" w:after="180"/>
+      </w:pPr>
+      <w:r>
+        <w:rPr>
+          <w:b w:val="0"/>
+        </w:rPr>
+        <w:t xml:space="preserve">Review Evaluation pipelines (ai-6/10). Goal: Explain the </w:t>
       </w:r>
       <w:r>
         <w:rPr>
           <w:b/>
         </w:rPr>
-        <w:t>state</w:t>
+        <w:t>mechanism</w:t>
       </w:r>
       <w:r>
         <w:rPr>
           <w:b w:val="0"/>
         </w:rPr>
-        <w:t xml:space="preserve"> machines for bounded agents</w:t>
-      </w:r>
-    </w:p>
-    <w:p>
-      <w:pPr>
-        <w:pStyle w:val="Heading3"/>
-      </w:pPr>
-      <w:r>
-        <w:t>My deciding step, evidence and one remaining question</w:t>
-      </w:r>
-    </w:p>
-    <w:p>
-      <w:r>
-        <w:t>________________________________________________________________</w:t>
-      </w:r>
-    </w:p>
-    <w:p>
-      <w:r>
-        <w:t>________________________________________________________________</w:t>
-      </w:r>
-    </w:p>
-    <w:p>
-      <w:r>
-        <w:t>________________________________________________________________</w:t>
-      </w:r>
-    </w:p>
-    <w:p>
-      <w:r>
-        <w:t>________________________________________________________________</w:t>
-      </w:r>
-    </w:p>
-    <w:p>
-      <w:r>
-        <w:t>________________________________________________________________</w:t>
+        <w:t xml:space="preserve"> and terminology of evaluation pipelines. Short practice: Calculate A’s and B’s correct rates on all four cases.</w:t>
       </w:r>
     </w:p>
     <w:p>
@@ -3622,7 +5103,53 @@
         <w:rPr>
           <w:b w:val="0"/>
         </w:rPr>
-        <w:t xml:space="preserve">If you are unsure, return to the worked picture and explain one arrow. If you are ready, change an </w:t>
+        <w:t>Identify their shared failure and explain why removing that case after scoring changes the honesty of the comparison.. Return to this week and explain what you changed.</w:t>
+      </w:r>
+    </w:p>
+    <w:p>
+      <w:pPr>
+        <w:spacing w:line="336" w:lineRule="auto" w:after="180"/>
+      </w:pPr>
+      <w:r>
+        <w:rPr>
+          <w:b w:val="0"/>
+        </w:rPr>
+        <w:t xml:space="preserve">Review Testing pure components (ai-6/7). Goal: Explain the </w:t>
+      </w:r>
+      <w:r>
+        <w:rPr>
+          <w:b/>
+        </w:rPr>
+        <w:t>mechanism</w:t>
+      </w:r>
+      <w:r>
+        <w:rPr>
+          <w:b w:val="0"/>
+        </w:rPr>
+        <w:t xml:space="preserve"> and terminology of testing pure components. Short practice: Predict the formatter </w:t>
+      </w:r>
+      <w:r>
+        <w:rPr>
+          <w:b/>
+        </w:rPr>
+        <w:t>output</w:t>
+      </w:r>
+      <w:r>
+        <w:rPr>
+          <w:b w:val="0"/>
+        </w:rPr>
+        <w:t>s for 7 and 12, including spacing.</w:t>
+      </w:r>
+    </w:p>
+    <w:p>
+      <w:pPr>
+        <w:spacing w:line="336" w:lineRule="auto" w:after="180"/>
+      </w:pPr>
+      <w:r>
+        <w:rPr>
+          <w:b w:val="0"/>
+        </w:rPr>
+        <w:t xml:space="preserve">Why does </w:t>
       </w:r>
       <w:r>
         <w:rPr>
@@ -3634,7 +5161,53 @@
         <w:rPr>
           <w:b w:val="0"/>
         </w:rPr>
-        <w:t xml:space="preserve"> or assumption and justify your </w:t>
+        <w:t xml:space="preserve"> 0 need rejection under this contract rather than an ordinary formatted response?. Return to this week and explain what you changed.</w:t>
+      </w:r>
+    </w:p>
+    <w:p>
+      <w:pPr>
+        <w:spacing w:line="336" w:lineRule="auto" w:after="180"/>
+      </w:pPr>
+      <w:r>
+        <w:rPr>
+          <w:b w:val="0"/>
+        </w:rPr>
+        <w:t xml:space="preserve">The browser lab lets you edit the supported Python examples already included in this lesson. Predict first, run, inspect the actual </w:t>
+      </w:r>
+      <w:r>
+        <w:rPr>
+          <w:b/>
+        </w:rPr>
+        <w:t>output</w:t>
+      </w:r>
+      <w:r>
+        <w:rPr>
+          <w:b w:val="0"/>
+        </w:rPr>
+        <w:t xml:space="preserve"> or error, change one </w:t>
+      </w:r>
+      <w:r>
+        <w:rPr>
+          <w:b/>
+        </w:rPr>
+        <w:t>input</w:t>
+      </w:r>
+      <w:r>
+        <w:rPr>
+          <w:b w:val="0"/>
+        </w:rPr>
+        <w:t>, then run again.</w:t>
+      </w:r>
+    </w:p>
+    <w:p>
+      <w:pPr>
+        <w:spacing w:line="336" w:lineRule="auto" w:after="180"/>
+      </w:pPr>
+      <w:r>
+        <w:rPr>
+          <w:b w:val="0"/>
+        </w:rPr>
+        <w:t xml:space="preserve">Keep code, </w:t>
       </w:r>
       <w:r>
         <w:rPr>
@@ -3646,7 +5219,7 @@
         <w:rPr>
           <w:b w:val="0"/>
         </w:rPr>
-        <w:t>.</w:t>
+        <w:t>s, actual results and a reasoned revision together. On paper, label your result as a trace rather than an execution.</w:t>
       </w:r>
     </w:p>
     <w:p>
@@ -3657,7 +5230,7 @@
         <w:rPr>
           <w:b w:val="0"/>
         </w:rPr>
-        <w:t xml:space="preserve">Save your workbook </w:t>
+        <w:t xml:space="preserve">Use Download completed work in the hosted lesson to export your answers, reflections, practice feedback and code-run </w:t>
       </w:r>
       <w:r>
         <w:rPr>
@@ -3669,20 +5242,26 @@
         <w:rPr>
           <w:b w:val="0"/>
         </w:rPr>
-        <w:t>. At the next review, try a different case before opening your old answer.</w:t>
-      </w:r>
-    </w:p>
-    <w:p>
-      <w:pPr>
-        <w:pStyle w:val="Heading1"/>
-      </w:pPr>
-      <w:r>
-        <w:t>17. Supported practice, repair and portfolio</w:t>
-      </w:r>
-    </w:p>
-    <w:p>
-      <w:r>
-        <w:t>Attempt supported questions before using hints or feedback. Review a missing building block, then keep the completed work.</w:t>
+        <w:t>. Open the HTML copy to read or print it.</w:t>
+      </w:r>
+    </w:p>
+    <w:p>
+      <w:pPr>
+        <w:spacing w:line="336" w:lineRule="auto" w:after="180"/>
+      </w:pPr>
+      <w:r>
+        <w:rPr>
+          <w:b w:val="0"/>
+        </w:rPr>
+        <w:t>Drafts stay in this browser when storage is available; clear drafts on a shared device.</w:t>
+      </w:r>
+    </w:p>
+    <w:p>
+      <w:pPr>
+        <w:pStyle w:val="Heading2"/>
+      </w:pPr>
+      <w:r>
+        <w:t>Earlier wording, alternatives and picture transcripts · reference / check after trying</w:t>
       </w:r>
     </w:p>
     <w:p>
@@ -3698,80 +5277,10 @@
     </w:p>
     <w:p>
       <w:pPr>
-        <w:spacing w:line="336" w:lineRule="auto" w:after="180"/>
-      </w:pPr>
-      <w:r>
-        <w:rPr>
-          <w:b w:val="0"/>
-        </w:rPr>
-        <w:t xml:space="preserve">A parcel lookup </w:t>
-      </w:r>
-      <w:r>
-        <w:rPr>
-          <w:b/>
-        </w:rPr>
-        <w:t>state</w:t>
-      </w:r>
-      <w:r>
-        <w:rPr>
-          <w:b w:val="0"/>
-        </w:rPr>
-        <w:t xml:space="preserve"> machine. An agent may follow idle→querying→checking→complete; complete is terminal.</w:t>
-      </w:r>
-    </w:p>
-    <w:p>
-      <w:pPr>
         <w:pStyle w:val="Heading3"/>
       </w:pPr>
       <w:r>
-        <w:t>Practice 1: explain the deciding evidence</w:t>
-      </w:r>
-    </w:p>
-    <w:p>
-      <w:pPr>
-        <w:spacing w:line="336" w:lineRule="auto" w:after="180"/>
-      </w:pPr>
-      <w:r>
-        <w:rPr>
-          <w:b w:val="0"/>
-        </w:rPr>
-        <w:t>Which labelled step matches this detail? Querying→complete skips checking and is invalid.</w:t>
-      </w:r>
-    </w:p>
-    <w:p>
-      <w:pPr>
-        <w:spacing w:line="336" w:lineRule="auto" w:after="180"/>
-        <w:shd w:fill="F4F9FC"/>
-      </w:pPr>
-      <w:r>
-        <w:rPr>
-          <w:b w:val="0"/>
-        </w:rPr>
-        <w:t>1. Follow A</w:t>
-      </w:r>
-    </w:p>
-    <w:p>
-      <w:pPr>
-        <w:spacing w:line="336" w:lineRule="auto" w:after="180"/>
-        <w:shd w:fill="F4F9FC"/>
-      </w:pPr>
-      <w:r>
-        <w:rPr>
-          <w:b w:val="0"/>
-        </w:rPr>
-        <w:t>2. Read arrows</w:t>
-      </w:r>
-    </w:p>
-    <w:p>
-      <w:pPr>
-        <w:spacing w:line="336" w:lineRule="auto" w:after="180"/>
-        <w:shd w:fill="F4F9FC"/>
-      </w:pPr>
-      <w:r>
-        <w:rPr>
-          <w:b w:val="0"/>
-        </w:rPr>
-        <w:t>3. Inspect B</w:t>
+        <w:t>Repair a missing building block</w:t>
       </w:r>
     </w:p>
     <w:p>
@@ -3779,32 +5288,7 @@
         <w:pStyle w:val="Heading3"/>
       </w:pPr>
       <w:r>
-        <w:t>My selected conclusion, deciding fact and explanation</w:t>
-      </w:r>
-    </w:p>
-    <w:p>
-      <w:r>
-        <w:t>________________________________________________________________</w:t>
-      </w:r>
-    </w:p>
-    <w:p>
-      <w:r>
-        <w:t>________________________________________________________________</w:t>
-      </w:r>
-    </w:p>
-    <w:p>
-      <w:r>
-        <w:t>________________________________________________________________</w:t>
-      </w:r>
-    </w:p>
-    <w:p>
-      <w:r>
-        <w:t>________________________________________________________________</w:t>
-      </w:r>
-    </w:p>
-    <w:p>
-      <w:r>
-        <w:t>________________________________________________________________</w:t>
+        <w:t>Predict, run and debug</w:t>
       </w:r>
     </w:p>
     <w:p>
@@ -3812,484 +5296,25 @@
         <w:pStyle w:val="Heading3"/>
       </w:pPr>
       <w:r>
-        <w:t>Hint · try first</w:t>
-      </w:r>
-    </w:p>
-    <w:p>
-      <w:pPr>
-        <w:spacing w:line="336" w:lineRule="auto" w:after="180"/>
-        <w:shd w:fill="F1F6F8"/>
-      </w:pPr>
-      <w:r>
-        <w:rPr>
-          <w:b w:val="0"/>
-        </w:rPr>
-        <w:t>Hint if needed: Read the steps in the pictorial case. Match the supplied detail to the stage that performs or records it.</w:t>
-      </w:r>
-    </w:p>
-    <w:p>
-      <w:pPr>
-        <w:pStyle w:val="Heading3"/>
-      </w:pPr>
-      <w:r>
-        <w:t>Feedback · compare after trying</w:t>
-      </w:r>
-    </w:p>
-    <w:p>
-      <w:pPr>
-        <w:spacing w:line="336" w:lineRule="auto" w:after="180"/>
-        <w:shd w:fill="F1F6FC"/>
-      </w:pPr>
-      <w:r>
-        <w:rPr>
-          <w:b w:val="0"/>
-        </w:rPr>
-        <w:t xml:space="preserve">After your attempt, compare with the supported explanation: Inspect B Querying→complete skips checking and is invalid. A </w:t>
-      </w:r>
-      <w:r>
-        <w:rPr>
-          <w:b/>
-        </w:rPr>
-        <w:t>state</w:t>
-      </w:r>
-      <w:r>
-        <w:rPr>
-          <w:b w:val="0"/>
-        </w:rPr>
-        <w:t xml:space="preserve"> machine bounds action order. A plausible final </w:t>
-      </w:r>
-      <w:r>
-        <w:rPr>
-          <w:b/>
-        </w:rPr>
-        <w:t>state</w:t>
-      </w:r>
-      <w:r>
-        <w:rPr>
-          <w:b w:val="0"/>
-        </w:rPr>
-        <w:t xml:space="preserve"> does not establish that the path was valid.</w:t>
-      </w:r>
-    </w:p>
-    <w:p>
-      <w:pPr>
-        <w:pStyle w:val="Heading3"/>
-      </w:pPr>
-      <w:r>
-        <w:t>Practice 2: explain the deciding evidence</w:t>
-      </w:r>
-    </w:p>
-    <w:p>
-      <w:pPr>
-        <w:pStyle w:val="Heading3"/>
-      </w:pPr>
-      <w:r>
-        <w:t>Changed case · predict first</w:t>
-      </w:r>
-    </w:p>
-    <w:p>
-      <w:pPr>
-        <w:spacing w:line="336" w:lineRule="auto" w:after="180"/>
-        <w:shd w:fill="F5F1FB"/>
-      </w:pPr>
-      <w:r>
-        <w:rPr>
-          <w:b w:val="0"/>
-        </w:rPr>
-        <w:t>Changed-case practice: Add checking→querying as a permitted retry. Which conclusion is supported by the supplied facts?</w:t>
-      </w:r>
-    </w:p>
-    <w:p>
-      <w:pPr>
-        <w:spacing w:line="336" w:lineRule="auto" w:after="180"/>
-        <w:shd w:fill="F4F9FC"/>
-      </w:pPr>
-      <w:r>
-        <w:rPr>
-          <w:b w:val="0"/>
-        </w:rPr>
-        <w:t>1. That retry becomes valid; querying→complete stays forbidden.</w:t>
-      </w:r>
-    </w:p>
-    <w:p>
-      <w:pPr>
-        <w:spacing w:line="336" w:lineRule="auto" w:after="180"/>
-        <w:shd w:fill="F4F9FC"/>
-      </w:pPr>
-      <w:r>
-        <w:rPr>
-          <w:b w:val="0"/>
-        </w:rPr>
-        <w:t xml:space="preserve">2. This one example guarantees correct results for every future </w:t>
-      </w:r>
-      <w:r>
-        <w:rPr>
-          <w:b/>
-        </w:rPr>
-        <w:t>input</w:t>
-      </w:r>
-      <w:r>
-        <w:rPr>
-          <w:b w:val="0"/>
-        </w:rPr>
-        <w:t>.</w:t>
-      </w:r>
-    </w:p>
-    <w:p>
-      <w:pPr>
-        <w:spacing w:line="336" w:lineRule="auto" w:after="180"/>
-        <w:shd w:fill="F4F9FC"/>
-      </w:pPr>
-      <w:r>
-        <w:rPr>
-          <w:b w:val="0"/>
-        </w:rPr>
-        <w:t xml:space="preserve">3. We can decide the result without examining the changed </w:t>
-      </w:r>
-      <w:r>
-        <w:rPr>
-          <w:b/>
-        </w:rPr>
-        <w:t>input</w:t>
-      </w:r>
-      <w:r>
-        <w:rPr>
-          <w:b w:val="0"/>
-        </w:rPr>
-        <w:t xml:space="preserve"> or the procedure.</w:t>
-      </w:r>
-    </w:p>
-    <w:p>
-      <w:pPr>
-        <w:pStyle w:val="Heading3"/>
-      </w:pPr>
-      <w:r>
-        <w:t>My selected conclusion, deciding fact and explanation</w:t>
-      </w:r>
-    </w:p>
-    <w:p>
-      <w:r>
-        <w:t>________________________________________________________________</w:t>
-      </w:r>
-    </w:p>
-    <w:p>
-      <w:r>
-        <w:t>________________________________________________________________</w:t>
-      </w:r>
-    </w:p>
-    <w:p>
-      <w:r>
-        <w:t>________________________________________________________________</w:t>
-      </w:r>
-    </w:p>
-    <w:p>
-      <w:r>
-        <w:t>________________________________________________________________</w:t>
-      </w:r>
-    </w:p>
-    <w:p>
-      <w:r>
-        <w:t>________________________________________________________________</w:t>
-      </w:r>
-    </w:p>
-    <w:p>
-      <w:pPr>
-        <w:pStyle w:val="Heading3"/>
-      </w:pPr>
-      <w:r>
-        <w:t>Hint · try first</w:t>
-      </w:r>
-    </w:p>
-    <w:p>
-      <w:pPr>
-        <w:spacing w:line="336" w:lineRule="auto" w:after="180"/>
-        <w:shd w:fill="F1F6F8"/>
-      </w:pPr>
-      <w:r>
-        <w:rPr>
-          <w:b w:val="0"/>
-        </w:rPr>
-        <w:t>Hint if needed: Use the changed condition and the deciding step in the pictorial trace. The answer must say what follows from those facts.</w:t>
-      </w:r>
-    </w:p>
-    <w:p>
-      <w:pPr>
-        <w:pStyle w:val="Heading3"/>
-      </w:pPr>
-      <w:r>
-        <w:t>Feedback · compare after trying</w:t>
-      </w:r>
-    </w:p>
-    <w:p>
-      <w:pPr>
-        <w:spacing w:line="336" w:lineRule="auto" w:after="180"/>
-        <w:shd w:fill="F1F6FC"/>
-      </w:pPr>
-      <w:r>
-        <w:rPr>
-          <w:b w:val="0"/>
-        </w:rPr>
-        <w:t>After your attempt, compare with the supported explanation: That retry becomes valid; querying→complete stays forbidden. Adding one arrow does not authorise unrelated shortcuts.</w:t>
-      </w:r>
-    </w:p>
-    <w:p>
-      <w:pPr>
-        <w:pStyle w:val="Heading3"/>
-      </w:pPr>
-      <w:r>
-        <w:t>Repair a missing building block</w:t>
-      </w:r>
-    </w:p>
-    <w:p>
-      <w:pPr>
-        <w:spacing w:line="336" w:lineRule="auto" w:after="180"/>
-      </w:pPr>
-      <w:r>
-        <w:rPr>
-          <w:b w:val="0"/>
-        </w:rPr>
-        <w:t xml:space="preserve">Review Logs traces and privacy (ai-6/12). Goal: Explain the </w:t>
-      </w:r>
-      <w:r>
-        <w:rPr>
-          <w:b/>
-        </w:rPr>
-        <w:t>mechanism</w:t>
-      </w:r>
-      <w:r>
-        <w:rPr>
-          <w:b w:val="0"/>
-        </w:rPr>
-        <w:t xml:space="preserve"> and terminology of logs traces and privacy. Short practice: Identify the purpose of R17, C8 and 240 ms in the trace.</w:t>
-      </w:r>
-    </w:p>
-    <w:p>
-      <w:pPr>
-        <w:spacing w:line="336" w:lineRule="auto" w:after="180"/>
-      </w:pPr>
-      <w:r>
-        <w:rPr>
-          <w:b w:val="0"/>
-        </w:rPr>
-        <w:t>Which field is deliberately omitted, and why would logging the whole question violate this design?. Return to this week and explain what you changed.</w:t>
-      </w:r>
-    </w:p>
-    <w:p>
-      <w:pPr>
-        <w:spacing w:line="336" w:lineRule="auto" w:after="180"/>
-      </w:pPr>
-      <w:r>
-        <w:rPr>
-          <w:b w:val="0"/>
-        </w:rPr>
-        <w:t xml:space="preserve">Review Evaluation pipelines (ai-6/10). Goal: Explain the </w:t>
-      </w:r>
-      <w:r>
-        <w:rPr>
-          <w:b/>
-        </w:rPr>
-        <w:t>mechanism</w:t>
-      </w:r>
-      <w:r>
-        <w:rPr>
-          <w:b w:val="0"/>
-        </w:rPr>
-        <w:t xml:space="preserve"> and terminology of evaluation pipelines. Short practice: Calculate A’s and B’s correct rates on all four cases.</w:t>
-      </w:r>
-    </w:p>
-    <w:p>
-      <w:pPr>
-        <w:spacing w:line="336" w:lineRule="auto" w:after="180"/>
-      </w:pPr>
-      <w:r>
-        <w:rPr>
-          <w:b w:val="0"/>
-        </w:rPr>
-        <w:t>Identify their shared failure and explain why removing that case after scoring changes the honesty of the comparison.. Return to this week and explain what you changed.</w:t>
-      </w:r>
-    </w:p>
-    <w:p>
-      <w:pPr>
-        <w:spacing w:line="336" w:lineRule="auto" w:after="180"/>
-      </w:pPr>
-      <w:r>
-        <w:rPr>
-          <w:b w:val="0"/>
-        </w:rPr>
-        <w:t xml:space="preserve">Review Testing pure components (ai-6/7). Goal: Explain the </w:t>
-      </w:r>
-      <w:r>
-        <w:rPr>
-          <w:b/>
-        </w:rPr>
-        <w:t>mechanism</w:t>
-      </w:r>
-      <w:r>
-        <w:rPr>
-          <w:b w:val="0"/>
-        </w:rPr>
-        <w:t xml:space="preserve"> and terminology of testing pure components. Short practice: Predict the formatter </w:t>
-      </w:r>
-      <w:r>
-        <w:rPr>
-          <w:b/>
-        </w:rPr>
-        <w:t>output</w:t>
-      </w:r>
-      <w:r>
-        <w:rPr>
-          <w:b w:val="0"/>
-        </w:rPr>
-        <w:t>s for 7 and 12, including spacing.</w:t>
-      </w:r>
-    </w:p>
-    <w:p>
-      <w:pPr>
-        <w:spacing w:line="336" w:lineRule="auto" w:after="180"/>
-      </w:pPr>
-      <w:r>
-        <w:rPr>
-          <w:b w:val="0"/>
-        </w:rPr>
-        <w:t xml:space="preserve">Why does </w:t>
-      </w:r>
-      <w:r>
-        <w:rPr>
-          <w:b/>
-        </w:rPr>
-        <w:t>input</w:t>
-      </w:r>
-      <w:r>
-        <w:rPr>
-          <w:b w:val="0"/>
-        </w:rPr>
-        <w:t xml:space="preserve"> 0 need rejection under this contract rather than an ordinary formatted response?. Return to this week and explain what you changed.</w:t>
-      </w:r>
-    </w:p>
-    <w:p>
-      <w:pPr>
-        <w:pStyle w:val="Heading3"/>
-      </w:pPr>
-      <w:r>
-        <w:t>Predict, run and debug</w:t>
-      </w:r>
-    </w:p>
-    <w:p>
-      <w:pPr>
-        <w:spacing w:line="336" w:lineRule="auto" w:after="180"/>
-      </w:pPr>
-      <w:r>
-        <w:rPr>
-          <w:b w:val="0"/>
-        </w:rPr>
-        <w:t xml:space="preserve">The browser lab lets you edit the supported Python examples already included in this lesson. Predict first, run, inspect the actual </w:t>
-      </w:r>
-      <w:r>
-        <w:rPr>
-          <w:b/>
-        </w:rPr>
-        <w:t>output</w:t>
-      </w:r>
-      <w:r>
-        <w:rPr>
-          <w:b w:val="0"/>
-        </w:rPr>
-        <w:t xml:space="preserve"> or error, change one </w:t>
-      </w:r>
-      <w:r>
-        <w:rPr>
-          <w:b/>
-        </w:rPr>
-        <w:t>input</w:t>
-      </w:r>
-      <w:r>
-        <w:rPr>
-          <w:b w:val="0"/>
-        </w:rPr>
-        <w:t>, then run again.</w:t>
-      </w:r>
-    </w:p>
-    <w:p>
-      <w:pPr>
-        <w:spacing w:line="336" w:lineRule="auto" w:after="180"/>
-      </w:pPr>
-      <w:r>
-        <w:rPr>
-          <w:b w:val="0"/>
-        </w:rPr>
-        <w:t xml:space="preserve">Keep code, </w:t>
-      </w:r>
-      <w:r>
-        <w:rPr>
-          <w:b/>
-        </w:rPr>
-        <w:t>prediction</w:t>
-      </w:r>
-      <w:r>
-        <w:rPr>
-          <w:b w:val="0"/>
-        </w:rPr>
-        <w:t>s, actual results and a reasoned revision together. On paper, label your result as a trace rather than an execution.</w:t>
-      </w:r>
-    </w:p>
-    <w:p>
-      <w:pPr>
-        <w:pStyle w:val="Heading3"/>
-      </w:pPr>
-      <w:r>
         <w:t>Keep your completed work</w:t>
       </w:r>
     </w:p>
     <w:p>
       <w:pPr>
-        <w:spacing w:line="336" w:lineRule="auto" w:after="180"/>
-      </w:pPr>
-      <w:r>
-        <w:rPr>
-          <w:b w:val="0"/>
-        </w:rPr>
-        <w:t xml:space="preserve">Use Download completed work in the hosted lesson to export your answers, reflections, practice feedback and code-run </w:t>
-      </w:r>
-      <w:r>
-        <w:rPr>
-          <w:b/>
-        </w:rPr>
-        <w:t>evidence</w:t>
-      </w:r>
-      <w:r>
-        <w:rPr>
-          <w:b w:val="0"/>
-        </w:rPr>
-        <w:t>. Open the HTML copy to read or print it.</w:t>
-      </w:r>
-    </w:p>
-    <w:p>
-      <w:pPr>
-        <w:spacing w:line="336" w:lineRule="auto" w:after="180"/>
-      </w:pPr>
-      <w:r>
-        <w:rPr>
-          <w:b w:val="0"/>
-        </w:rPr>
-        <w:t>Drafts stay in this browser when storage is available; clear drafts on a shared device.</w:t>
-      </w:r>
-    </w:p>
-    <w:p>
-      <w:pPr>
         <w:pStyle w:val="Heading1"/>
       </w:pPr>
       <w:r>
-        <w:t>18. Visual concept journey</w:t>
-      </w:r>
-    </w:p>
-    <w:p>
-      <w:r>
-        <w:t>Explain each State machines for bounded agents graphic using its labels, deciding evidence and relevant limitation.</w:t>
-      </w:r>
-    </w:p>
-    <w:p>
-      <w:pPr>
-        <w:pStyle w:val="Heading3"/>
+        <w:t>18. Reference · Six-picture concept journey</w:t>
+      </w:r>
+    </w:p>
+    <w:p>
+      <w:r>
+        <w:t>Choose the picture that supports the current explanation.</w:t>
+      </w:r>
+    </w:p>
+    <w:p>
+      <w:pPr>
+        <w:pStyle w:val="Heading2"/>
       </w:pPr>
       <w:r>
         <w:t>01. State machines for bounded agents: the case</w:t>
@@ -4300,7 +5325,7 @@
         <w:drawing>
           <wp:inline xmlns:a="http://schemas.openxmlformats.org/drawingml/2006/main" xmlns:pic="http://schemas.openxmlformats.org/drawingml/2006/picture">
             <wp:extent cx="5486400" cy="2834640"/>
-            <wp:docPr id="2" name="Picture 2" descr="A parcel lookup state machine. An agent may follow idle→querying→checking→complete; complete is terminal. Supplied facts: A follows all four states. B follows idle→querying→complete. No other transitions are declared."/>
+            <wp:docPr id="5" name="Picture 5" descr="A parcel lookup state machine. An agent may follow idle→querying→checking→complete; complete is terminal. Supplied facts: A follows all four states. B follows idle→querying→complete. No other transitions are declared."/>
             <wp:cNvGraphicFramePr>
               <a:graphicFrameLocks noChangeAspect="1"/>
             </wp:cNvGraphicFramePr>
@@ -4312,7 +5337,7 @@
                     <pic:cNvPicPr/>
                   </pic:nvPicPr>
                   <pic:blipFill>
-                    <a:blip r:embed="rId10"/>
+                    <a:blip r:embed="rId13"/>
                     <a:stretch>
                       <a:fillRect/>
                     </a:stretch>
@@ -4381,7 +5406,6 @@
     <w:p>
       <w:pPr>
         <w:spacing w:line="336" w:lineRule="auto" w:after="180"/>
-        <w:shd w:fill="F5F1FB"/>
       </w:pPr>
       <w:r>
         <w:rPr>
@@ -4392,7 +5416,7 @@
     </w:p>
     <w:p>
       <w:pPr>
-        <w:pStyle w:val="Heading3"/>
+        <w:pStyle w:val="Heading2"/>
       </w:pPr>
       <w:r>
         <w:t>02. Follow the deciding steps</w:t>
@@ -4403,7 +5427,7 @@
         <w:drawing>
           <wp:inline xmlns:a="http://schemas.openxmlformats.org/drawingml/2006/main" xmlns:pic="http://schemas.openxmlformats.org/drawingml/2006/picture">
             <wp:extent cx="5486400" cy="3182112"/>
-            <wp:docPr id="3" name="Picture 3" descr="Read arrows: The graph permits three forward transitions. → Follow A: All adjacent pairs match permitted arrows. → Inspect B: Querying→complete skips checking and is invalid."/>
+            <wp:docPr id="6" name="Picture 6" descr="Read arrows: The graph permits three forward transitions. → Follow A: All adjacent pairs match permitted arrows. → Inspect B: Querying→complete skips checking and is invalid."/>
             <wp:cNvGraphicFramePr>
               <a:graphicFrameLocks noChangeAspect="1"/>
             </wp:cNvGraphicFramePr>
@@ -4415,7 +5439,7 @@
                     <pic:cNvPicPr/>
                   </pic:nvPicPr>
                   <pic:blipFill>
-                    <a:blip r:embed="rId11"/>
+                    <a:blip r:embed="rId10"/>
                     <a:stretch>
                       <a:fillRect/>
                     </a:stretch>
@@ -4460,7 +5484,6 @@
     <w:p>
       <w:pPr>
         <w:spacing w:line="336" w:lineRule="auto" w:after="180"/>
-        <w:shd w:fill="F5F1FB"/>
       </w:pPr>
       <w:r>
         <w:rPr>
@@ -4483,7 +5506,7 @@
     </w:p>
     <w:p>
       <w:pPr>
-        <w:pStyle w:val="Heading3"/>
+        <w:pStyle w:val="Heading2"/>
       </w:pPr>
       <w:r>
         <w:t>03. State machines for bounded agents — evidence trace</w:t>
@@ -4494,7 +5517,7 @@
         <w:drawing>
           <wp:inline xmlns:a="http://schemas.openxmlformats.org/drawingml/2006/main" xmlns:pic="http://schemas.openxmlformats.org/drawingml/2006/picture">
             <wp:extent cx="5486400" cy="2996184"/>
-            <wp:docPr id="4" name="Picture 4" descr="State machines for bounded agents — evidence trace. Trace ready -&gt; looking_up -&gt; review -&gt; looking_up -&gt; done. | States are ready, looking_up, review, done. ready may start lookup; lookup may finish done or request review; review may finish done after authorised evidence. done is terminal. Maximum two lookup attempts. | review -&gt; looking_up is not allowed by this declared transition table, even if total attempts is two. Reject the transition or explicitly redesign and retest the table."/>
+            <wp:docPr id="7" name="Picture 7" descr="State machines for bounded agents — evidence trace. Trace ready -&gt; looking_up -&gt; review -&gt; looking_up -&gt; done. | States are ready, looking_up, review, done. ready may start lookup; lookup may finish done or request review; review may finish done after authorised evidence. done is terminal. Maximum two lookup attempts. | review -&gt; looking_up is not allowed by this declared transition table, even if total attempts is two. Reject the transition or explicitly redesign and retest the table."/>
             <wp:cNvGraphicFramePr>
               <a:graphicFrameLocks noChangeAspect="1"/>
             </wp:cNvGraphicFramePr>
@@ -4506,7 +5529,7 @@
                     <pic:cNvPicPr/>
                   </pic:nvPicPr>
                   <pic:blipFill>
-                    <a:blip r:embed="rId12"/>
+                    <a:blip r:embed="rId14"/>
                     <a:stretch>
                       <a:fillRect/>
                     </a:stretch>
@@ -4627,7 +5650,6 @@
     <w:p>
       <w:pPr>
         <w:spacing w:line="336" w:lineRule="auto" w:after="180"/>
-        <w:shd w:fill="F5F1FB"/>
       </w:pPr>
       <w:r>
         <w:rPr>
@@ -4638,7 +5660,7 @@
     </w:p>
     <w:p>
       <w:pPr>
-        <w:pStyle w:val="Heading3"/>
+        <w:pStyle w:val="Heading2"/>
       </w:pPr>
       <w:r>
         <w:t>04. Change one thing. Trace what follows.</w:t>
@@ -4649,7 +5671,7 @@
         <w:drawing>
           <wp:inline xmlns:a="http://schemas.openxmlformats.org/drawingml/2006/main" xmlns:pic="http://schemas.openxmlformats.org/drawingml/2006/picture">
             <wp:extent cx="5486400" cy="3026664"/>
-            <wp:docPr id="5" name="Picture 5" descr="Original case: Querying→complete skips checking and is invalid. Changed condition: Add checking→querying as a permitted retry. Expected result: That retry becomes valid; querying→complete stays forbidden. Reason: Adding one arrow does not authorise unrelated shortcuts."/>
+            <wp:docPr id="8" name="Picture 8" descr="Original case: Querying→complete skips checking and is invalid. Changed condition: Add checking→querying as a permitted retry. Expected result: That retry becomes valid; querying→complete stays forbidden. Reason: Adding one arrow does not authorise unrelated shortcuts."/>
             <wp:cNvGraphicFramePr>
               <a:graphicFrameLocks noChangeAspect="1"/>
             </wp:cNvGraphicFramePr>
@@ -4661,7 +5683,7 @@
                     <pic:cNvPicPr/>
                   </pic:nvPicPr>
                   <pic:blipFill>
-                    <a:blip r:embed="rId13"/>
+                    <a:blip r:embed="rId11"/>
                     <a:stretch>
                       <a:fillRect/>
                     </a:stretch>
@@ -4705,7 +5727,6 @@
     <w:p>
       <w:pPr>
         <w:spacing w:line="336" w:lineRule="auto" w:after="180"/>
-        <w:shd w:fill="F5F1FB"/>
       </w:pPr>
       <w:r>
         <w:rPr>
@@ -4716,7 +5737,7 @@
     </w:p>
     <w:p>
       <w:pPr>
-        <w:pStyle w:val="Heading3"/>
+        <w:pStyle w:val="Heading2"/>
       </w:pPr>
       <w:r>
         <w:t>05. Connect the explanation to its limit</w:t>
@@ -4727,7 +5748,7 @@
         <w:drawing>
           <wp:inline xmlns:a="http://schemas.openxmlformats.org/drawingml/2006/main" xmlns:pic="http://schemas.openxmlformats.org/drawingml/2006/picture">
             <wp:extent cx="5486400" cy="2834640"/>
-            <wp:docPr id="6" name="Picture 6" descr="A state machine bounds action order. A plausible final state does not establish that the path was valid. Limit: This graph checks sequence, not the correctness of the fetched parcel data."/>
+            <wp:docPr id="9" name="Picture 9" descr="A state machine bounds action order. A plausible final state does not establish that the path was valid. Limit: This graph checks sequence, not the correctness of the fetched parcel data."/>
             <wp:cNvGraphicFramePr>
               <a:graphicFrameLocks noChangeAspect="1"/>
             </wp:cNvGraphicFramePr>
@@ -4739,7 +5760,7 @@
                     <pic:cNvPicPr/>
                   </pic:nvPicPr>
                   <pic:blipFill>
-                    <a:blip r:embed="rId14"/>
+                    <a:blip r:embed="rId15"/>
                     <a:stretch>
                       <a:fillRect/>
                     </a:stretch>
@@ -4796,7 +5817,6 @@
     <w:p>
       <w:pPr>
         <w:spacing w:line="336" w:lineRule="auto" w:after="180"/>
-        <w:shd w:fill="F5F1FB"/>
       </w:pPr>
       <w:r>
         <w:rPr>
@@ -4807,7 +5827,7 @@
     </w:p>
     <w:p>
       <w:pPr>
-        <w:pStyle w:val="Heading3"/>
+        <w:pStyle w:val="Heading2"/>
       </w:pPr>
       <w:r>
         <w:t>06. Make the idea visible in your project</w:t>
@@ -4818,7 +5838,7 @@
         <w:drawing>
           <wp:inline xmlns:a="http://schemas.openxmlformats.org/drawingml/2006/main" xmlns:pic="http://schemas.openxmlformats.org/drawingml/2006/picture">
             <wp:extent cx="5486400" cy="3529584"/>
-            <wp:docPr id="7" name="Picture 7" descr="For the Grounded Learning Service, retain an annotated trace and the changed-case result. Name the contract or evidence that makes the deciding step valid, so another team can review it. Draw your input, deciding step, result and limit. Supported question: Trace A and B through the state diagram. Name B’s forbidden transition and explain whether adding checking→querying permits that shortcut."/>
+            <wp:docPr id="10" name="Picture 10" descr="For the Grounded Learning Service, retain an annotated trace and the changed-case result. Name the contract or evidence that makes the deciding step valid, so another team can review it. Draw your input, deciding step, result and limit. Supported question: Trace A and B through the state diagram. Name B’s forbidden transition and explain whether adding checking→querying permits that shortcut."/>
             <wp:cNvGraphicFramePr>
               <a:graphicFrameLocks noChangeAspect="1"/>
             </wp:cNvGraphicFramePr>
@@ -4830,7 +5850,7 @@
                     <pic:cNvPicPr/>
                   </pic:nvPicPr>
                   <pic:blipFill>
-                    <a:blip r:embed="rId15"/>
+                    <a:blip r:embed="rId16"/>
                     <a:stretch>
                       <a:fillRect/>
                     </a:stretch>
@@ -4922,7 +5942,6 @@
     <w:p>
       <w:pPr>
         <w:spacing w:line="336" w:lineRule="auto" w:after="180"/>
-        <w:shd w:fill="F5F1FB"/>
       </w:pPr>
       <w:r>
         <w:rPr>
@@ -4941,6 +5960,62 @@
           <w:b w:val="0"/>
         </w:rPr>
         <w:t>.</w:t>
+      </w:r>
+    </w:p>
+    <w:p>
+      <w:pPr>
+        <w:pStyle w:val="Heading2"/>
+      </w:pPr>
+      <w:r>
+        <w:t>Earlier wording, alternatives and picture transcripts · reference / check after trying</w:t>
+      </w:r>
+    </w:p>
+    <w:p>
+      <w:pPr>
+        <w:pStyle w:val="Heading3"/>
+      </w:pPr>
+      <w:r>
+        <w:t>01. State machines for bounded agents: the case</w:t>
+      </w:r>
+    </w:p>
+    <w:p>
+      <w:pPr>
+        <w:pStyle w:val="Heading3"/>
+      </w:pPr>
+      <w:r>
+        <w:t>02. Follow the deciding steps</w:t>
+      </w:r>
+    </w:p>
+    <w:p>
+      <w:pPr>
+        <w:pStyle w:val="Heading3"/>
+      </w:pPr>
+      <w:r>
+        <w:t>03. State machines for bounded agents — evidence trace</w:t>
+      </w:r>
+    </w:p>
+    <w:p>
+      <w:pPr>
+        <w:pStyle w:val="Heading3"/>
+      </w:pPr>
+      <w:r>
+        <w:t>04. Change one thing. Trace what follows.</w:t>
+      </w:r>
+    </w:p>
+    <w:p>
+      <w:pPr>
+        <w:pStyle w:val="Heading3"/>
+      </w:pPr>
+      <w:r>
+        <w:t>05. Connect the explanation to its limit</w:t>
+      </w:r>
+    </w:p>
+    <w:p>
+      <w:pPr>
+        <w:pStyle w:val="Heading3"/>
+      </w:pPr>
+      <w:r>
+        <w:t>06. Make the idea visible in your project</w:t>
       </w:r>
     </w:p>
     <w:sectPr>
